--- a/public/templates/contratos/leasing/anexos/ANEXO III - Regras de Cálculo da Mensalidade (todos).docx
+++ b/public/templates/contratos/leasing/anexos/ANEXO III - Regras de Cálculo da Mensalidade (todos).docx
@@ -44,15 +44,6 @@
       <w:pPr>
         <w:rPr>
           <w:rFonts w:ascii="Times New Roman" w:eastAsia="Times New Roman" w:hAnsi="Times New Roman" w:cs="Times New Roman"/>
-          <w:kern w:val="0"/>
-          <w14:ligatures w14:val="none"/>
-        </w:rPr>
-      </w:pPr>
-    </w:p>
-    <w:p>
-      <w:pPr>
-        <w:rPr>
-          <w:rFonts w:ascii="Times New Roman" w:eastAsia="Times New Roman" w:hAnsi="Times New Roman" w:cs="Times New Roman"/>
           <w:b/>
           <w:bCs/>
           <w:kern w:val="0"/>
@@ -84,7 +75,23 @@
           <w:kern w:val="0"/>
           <w14:ligatures w14:val="none"/>
         </w:rPr>
-        <w:t>Este Anexo define a metodologia de cálculo da mensalidade devida pelo CONTRATANTE, com base na energia contratada (Kc), consumo real (Kr), tarifas públicas e encargos incidentes, conforme previsto no contrato principal.</w:t>
+        <w:t xml:space="preserve">Este Anexo define a metodologia de cálculo da mensalidade devida pelo CONTRATANTE, com base na energia contratada (Kc), consumo real (Kr), tarifas públicas e encargos incidentes, </w:t>
+      </w:r>
+      <w:r>
+        <w:rPr>
+          <w:rFonts w:ascii="Times New Roman" w:eastAsia="Times New Roman" w:hAnsi="Times New Roman" w:cs="Times New Roman"/>
+          <w:kern w:val="0"/>
+          <w14:ligatures w14:val="none"/>
+        </w:rPr>
+        <w:t>conforme previsto na CLÁUSULA 4 do Contrato de Leasing de Sistema Fotovoltaico</w:t>
+      </w:r>
+      <w:r>
+        <w:rPr>
+          <w:rFonts w:ascii="Times New Roman" w:eastAsia="Times New Roman" w:hAnsi="Times New Roman" w:cs="Times New Roman"/>
+          <w:kern w:val="0"/>
+          <w14:ligatures w14:val="none"/>
+        </w:rPr>
+        <w:t>.</w:t>
       </w:r>
     </w:p>
     <w:p>
@@ -97,9 +104,7 @@
           <w14:ligatures w14:val="none"/>
         </w:rPr>
       </w:pPr>
-    </w:p>
-    <w:p>
-      <w:pPr>
+      <w:r>
         <w:rPr>
           <w:rFonts w:ascii="Times New Roman" w:eastAsia="Times New Roman" w:hAnsi="Times New Roman" w:cs="Times New Roman"/>
           <w:b/>
@@ -107,6 +112,148 @@
           <w:kern w:val="0"/>
           <w14:ligatures w14:val="none"/>
         </w:rPr>
+        <w:t>2. FÓRMULA DA MENSALIDADE</w:t>
+      </w:r>
+    </w:p>
+    <w:p>
+      <w:pPr>
+        <w:rPr>
+          <w:rFonts w:ascii="Times New Roman" w:eastAsia="Times New Roman" w:hAnsi="Times New Roman" w:cs="Times New Roman"/>
+          <w:kern w:val="0"/>
+          <w14:ligatures w14:val="none"/>
+        </w:rPr>
+      </w:pPr>
+      <w:r>
+        <w:rPr>
+          <w:rFonts w:ascii="Times New Roman" w:eastAsia="Times New Roman" w:hAnsi="Times New Roman" w:cs="Times New Roman"/>
+          <w:kern w:val="0"/>
+          <w14:ligatures w14:val="none"/>
+        </w:rPr>
+        <w:t>2.1. A metodologia de cálculo estabelecida neste Anexo reflete a conversão do custo da energia elétrica da rede em contraprestação pelo serviço energético prestado pela CONTRATADA, conforme previsto na Cláusula 4 do contrato principal.</w:t>
+      </w:r>
+    </w:p>
+    <w:p>
+      <w:pPr>
+        <w:rPr>
+          <w:rFonts w:ascii="Times New Roman" w:eastAsia="Times New Roman" w:hAnsi="Times New Roman" w:cs="Times New Roman"/>
+          <w:kern w:val="0"/>
+          <w14:ligatures w14:val="none"/>
+        </w:rPr>
+      </w:pPr>
+      <w:r>
+        <w:rPr>
+          <w:rFonts w:ascii="Times New Roman" w:eastAsia="Times New Roman" w:hAnsi="Times New Roman" w:cs="Times New Roman"/>
+          <w:kern w:val="0"/>
+          <w14:ligatures w14:val="none"/>
+        </w:rPr>
+        <w:t>A mensalidade mensal (M) será calculada conforme a seguinte fórmula:</w:t>
+      </w:r>
+    </w:p>
+    <w:p>
+      <w:pPr>
+        <w:rPr>
+          <w:rFonts w:ascii="Times New Roman" w:eastAsia="Times New Roman" w:hAnsi="Times New Roman" w:cs="Times New Roman"/>
+          <w:kern w:val="0"/>
+          <w14:ligatures w14:val="none"/>
+        </w:rPr>
+      </w:pPr>
+      <w:r>
+        <w:rPr>
+          <w:rFonts w:ascii="Times New Roman" w:eastAsia="Times New Roman" w:hAnsi="Times New Roman" w:cs="Times New Roman"/>
+          <w:kern w:val="0"/>
+          <w14:ligatures w14:val="none"/>
+        </w:rPr>
+        <w:t xml:space="preserve">M = Kc × Tc + MAX(0; Kr </w:t>
+      </w:r>
+      <w:r>
+        <w:rPr>
+          <w:rFonts w:ascii="Times New Roman" w:eastAsia="Times New Roman" w:hAnsi="Times New Roman" w:cs="Times New Roman"/>
+          <w:kern w:val="0"/>
+          <w14:ligatures w14:val="none"/>
+        </w:rPr>
+        <w:t>–</w:t>
+      </w:r>
+      <w:r>
+        <w:rPr>
+          <w:rFonts w:ascii="Times New Roman" w:eastAsia="Times New Roman" w:hAnsi="Times New Roman" w:cs="Times New Roman"/>
+          <w:kern w:val="0"/>
+          <w14:ligatures w14:val="none"/>
+        </w:rPr>
+        <w:t xml:space="preserve"> </w:t>
+      </w:r>
+      <w:r>
+        <w:rPr>
+          <w:rFonts w:ascii="Times New Roman" w:eastAsia="Times New Roman" w:hAnsi="Times New Roman" w:cs="Times New Roman"/>
+          <w:kern w:val="0"/>
+          <w14:ligatures w14:val="none"/>
+        </w:rPr>
+        <w:t>(</w:t>
+      </w:r>
+      <w:r>
+        <w:rPr>
+          <w:rFonts w:ascii="Times New Roman" w:eastAsia="Times New Roman" w:hAnsi="Times New Roman" w:cs="Times New Roman"/>
+          <w:kern w:val="0"/>
+          <w14:ligatures w14:val="none"/>
+        </w:rPr>
+        <w:t xml:space="preserve">Kc </w:t>
+      </w:r>
+      <w:r>
+        <w:rPr>
+          <w:rFonts w:ascii="Times New Roman" w:eastAsia="Times New Roman" w:hAnsi="Times New Roman" w:cs="Times New Roman"/>
+          <w:kern w:val="0"/>
+          <w14:ligatures w14:val="none"/>
+        </w:rPr>
+        <w:t>+</w:t>
+      </w:r>
+      <w:r>
+        <w:rPr>
+          <w:rFonts w:ascii="Times New Roman" w:eastAsia="Times New Roman" w:hAnsi="Times New Roman" w:cs="Times New Roman"/>
+          <w:kern w:val="0"/>
+          <w14:ligatures w14:val="none"/>
+        </w:rPr>
+        <w:t xml:space="preserve"> C</w:t>
+      </w:r>
+      <w:r>
+        <w:rPr>
+          <w:rFonts w:ascii="Times New Roman" w:eastAsia="Times New Roman" w:hAnsi="Times New Roman" w:cs="Times New Roman"/>
+          <w:kern w:val="0"/>
+          <w14:ligatures w14:val="none"/>
+        </w:rPr>
+        <w:t>)</w:t>
+      </w:r>
+      <w:r>
+        <w:rPr>
+          <w:rFonts w:ascii="Times New Roman" w:eastAsia="Times New Roman" w:hAnsi="Times New Roman" w:cs="Times New Roman"/>
+          <w:kern w:val="0"/>
+          <w14:ligatures w14:val="none"/>
+        </w:rPr>
+        <w:t>) × T + E</w:t>
+      </w:r>
+    </w:p>
+    <w:p>
+      <w:pPr>
+        <w:rPr>
+          <w:rFonts w:ascii="Times New Roman" w:eastAsia="Times New Roman" w:hAnsi="Times New Roman" w:cs="Times New Roman"/>
+          <w:kern w:val="0"/>
+          <w14:ligatures w14:val="none"/>
+        </w:rPr>
+      </w:pPr>
+      <w:r>
+        <w:rPr>
+          <w:rFonts w:ascii="Times New Roman" w:eastAsia="Times New Roman" w:hAnsi="Times New Roman" w:cs="Times New Roman"/>
+          <w:kern w:val="0"/>
+          <w14:ligatures w14:val="none"/>
+        </w:rPr>
+        <w:t>Onde:</w:t>
+      </w:r>
+    </w:p>
+    <w:p>
+      <w:pPr>
+        <w:rPr>
+          <w:rFonts w:ascii="Times New Roman" w:eastAsia="Times New Roman" w:hAnsi="Times New Roman" w:cs="Times New Roman"/>
+          <w:kern w:val="0"/>
+          <w14:ligatures w14:val="none"/>
+        </w:rPr>
       </w:pPr>
       <w:r>
         <w:rPr>
@@ -116,85 +263,30 @@
           <w:kern w:val="0"/>
           <w14:ligatures w14:val="none"/>
         </w:rPr>
-        <w:t>2. FÓRMULA DA MENSALIDADE</w:t>
-      </w:r>
-    </w:p>
-    <w:p>
-      <w:pPr>
-        <w:rPr>
-          <w:rFonts w:ascii="Times New Roman" w:eastAsia="Times New Roman" w:hAnsi="Times New Roman" w:cs="Times New Roman"/>
-          <w:kern w:val="0"/>
-          <w14:ligatures w14:val="none"/>
-        </w:rPr>
-      </w:pPr>
-      <w:r>
-        <w:rPr>
-          <w:rFonts w:ascii="Times New Roman" w:eastAsia="Times New Roman" w:hAnsi="Times New Roman" w:cs="Times New Roman"/>
-          <w:kern w:val="0"/>
-          <w14:ligatures w14:val="none"/>
-        </w:rPr>
-        <w:t>A mensalidade mensal (M) será calculada conforme a seguinte fórmula:</w:t>
-      </w:r>
-    </w:p>
-    <w:p>
-      <w:pPr>
-        <w:rPr>
-          <w:rFonts w:ascii="Times New Roman" w:eastAsia="Times New Roman" w:hAnsi="Times New Roman" w:cs="Times New Roman"/>
-          <w:kern w:val="0"/>
-          <w14:ligatures w14:val="none"/>
-        </w:rPr>
-      </w:pPr>
-      <w:r>
-        <w:rPr>
-          <w:rFonts w:ascii="Times New Roman" w:eastAsia="Times New Roman" w:hAnsi="Times New Roman" w:cs="Times New Roman"/>
-          <w:kern w:val="0"/>
-          <w14:ligatures w14:val="none"/>
-        </w:rPr>
-        <w:t>M = Kc × Tc + MAX(0; Kr − Kc − C) × T + E</w:t>
-      </w:r>
-    </w:p>
-    <w:p>
-      <w:pPr>
-        <w:rPr>
-          <w:rFonts w:ascii="Times New Roman" w:eastAsia="Times New Roman" w:hAnsi="Times New Roman" w:cs="Times New Roman"/>
-          <w:kern w:val="0"/>
-          <w14:ligatures w14:val="none"/>
-        </w:rPr>
-      </w:pPr>
-      <w:r>
-        <w:rPr>
-          <w:rFonts w:ascii="Times New Roman" w:eastAsia="Times New Roman" w:hAnsi="Times New Roman" w:cs="Times New Roman"/>
-          <w:kern w:val="0"/>
-          <w14:ligatures w14:val="none"/>
-        </w:rPr>
-        <w:t>Onde:</w:t>
-      </w:r>
-    </w:p>
-    <w:p>
-      <w:pPr>
-        <w:rPr>
-          <w:rFonts w:ascii="Times New Roman" w:eastAsia="Times New Roman" w:hAnsi="Times New Roman" w:cs="Times New Roman"/>
-          <w:kern w:val="0"/>
-          <w14:ligatures w14:val="none"/>
-        </w:rPr>
-      </w:pPr>
-      <w:r>
-        <w:rPr>
-          <w:rFonts w:ascii="Times New Roman" w:eastAsia="Times New Roman" w:hAnsi="Times New Roman" w:cs="Times New Roman"/>
+        <w:t>- Kc:</w:t>
+      </w:r>
+      <w:r>
+        <w:rPr>
+          <w:rFonts w:ascii="Times New Roman" w:eastAsia="Times New Roman" w:hAnsi="Times New Roman" w:cs="Times New Roman"/>
+          <w:kern w:val="0"/>
+          <w14:ligatures w14:val="none"/>
+        </w:rPr>
+        <w:t xml:space="preserve"> Energia contratada (kWh/mês)</w:t>
+      </w:r>
+    </w:p>
+    <w:p>
+      <w:pPr>
+        <w:pStyle w:val="p1"/>
+      </w:pPr>
+      <w:r>
+        <w:rPr>
           <w:b/>
           <w:bCs/>
-          <w:kern w:val="0"/>
-          <w14:ligatures w14:val="none"/>
-        </w:rPr>
-        <w:t>- Kc:</w:t>
-      </w:r>
-      <w:r>
-        <w:rPr>
-          <w:rFonts w:ascii="Times New Roman" w:eastAsia="Times New Roman" w:hAnsi="Times New Roman" w:cs="Times New Roman"/>
-          <w:kern w:val="0"/>
-          <w14:ligatures w14:val="none"/>
-        </w:rPr>
-        <w:t xml:space="preserve"> Energia contratada (kWh/mês)</w:t>
+        </w:rPr>
+        <w:t>- Tc:</w:t>
+      </w:r>
+      <w:r>
+        <w:t xml:space="preserve"> Tarifa contratual aplicada à energia contratada (R$/kWh), calculada com base na tarifa integral vigente da distribuidora aplicável à unidade consumidora do CONTRATANTE, incluindo todos os componentes tarifários, encargos e tributos incidentes.</w:t>
       </w:r>
     </w:p>
     <w:p>
@@ -213,15 +305,15 @@
           <w:kern w:val="0"/>
           <w14:ligatures w14:val="none"/>
         </w:rPr>
-        <w:t>- Tc:</w:t>
-      </w:r>
-      <w:r>
-        <w:rPr>
-          <w:rFonts w:ascii="Times New Roman" w:eastAsia="Times New Roman" w:hAnsi="Times New Roman" w:cs="Times New Roman"/>
-          <w:kern w:val="0"/>
-          <w14:ligatures w14:val="none"/>
-        </w:rPr>
-        <w:t xml:space="preserve"> Tarifa com desconto aplicada ao piso contratado (R$/kWh)</w:t>
+        <w:t>- Kr:</w:t>
+      </w:r>
+      <w:r>
+        <w:rPr>
+          <w:rFonts w:ascii="Times New Roman" w:eastAsia="Times New Roman" w:hAnsi="Times New Roman" w:cs="Times New Roman"/>
+          <w:kern w:val="0"/>
+          <w14:ligatures w14:val="none"/>
+        </w:rPr>
+        <w:t xml:space="preserve"> Consumo real da unidade no mês (kWh)</w:t>
       </w:r>
     </w:p>
     <w:p>
@@ -240,42 +332,33 @@
           <w:kern w:val="0"/>
           <w14:ligatures w14:val="none"/>
         </w:rPr>
-        <w:t>- Kr:</w:t>
-      </w:r>
-      <w:r>
-        <w:rPr>
-          <w:rFonts w:ascii="Times New Roman" w:eastAsia="Times New Roman" w:hAnsi="Times New Roman" w:cs="Times New Roman"/>
-          <w:kern w:val="0"/>
-          <w14:ligatures w14:val="none"/>
-        </w:rPr>
-        <w:t xml:space="preserve"> Consumo real da unidade no mês (kWh)</w:t>
-      </w:r>
-    </w:p>
-    <w:p>
-      <w:pPr>
-        <w:rPr>
-          <w:rFonts w:ascii="Times New Roman" w:eastAsia="Times New Roman" w:hAnsi="Times New Roman" w:cs="Times New Roman"/>
-          <w:kern w:val="0"/>
-          <w14:ligatures w14:val="none"/>
-        </w:rPr>
-      </w:pPr>
-      <w:r>
-        <w:rPr>
-          <w:rFonts w:ascii="Times New Roman" w:eastAsia="Times New Roman" w:hAnsi="Times New Roman" w:cs="Times New Roman"/>
+        <w:t>- C:</w:t>
+      </w:r>
+      <w:r>
+        <w:rPr>
+          <w:rFonts w:ascii="Times New Roman" w:eastAsia="Times New Roman" w:hAnsi="Times New Roman" w:cs="Times New Roman"/>
+          <w:kern w:val="0"/>
+          <w14:ligatures w14:val="none"/>
+        </w:rPr>
+        <w:t xml:space="preserve"> Créditos de energia utilizados para compensação no mês (kWh)</w:t>
+      </w:r>
+    </w:p>
+    <w:p>
+      <w:pPr>
+        <w:pStyle w:val="p1"/>
+      </w:pPr>
+      <w:r>
+        <w:rPr>
           <w:b/>
           <w:bCs/>
-          <w:kern w:val="0"/>
-          <w14:ligatures w14:val="none"/>
-        </w:rPr>
-        <w:t>- C:</w:t>
-      </w:r>
-      <w:r>
-        <w:rPr>
-          <w:rFonts w:ascii="Times New Roman" w:eastAsia="Times New Roman" w:hAnsi="Times New Roman" w:cs="Times New Roman"/>
-          <w:kern w:val="0"/>
-          <w14:ligatures w14:val="none"/>
-        </w:rPr>
-        <w:t xml:space="preserve"> Créditos de energia utilizados para compensação no mês (kWh)</w:t>
+        </w:rPr>
+        <w:t>- T:</w:t>
+      </w:r>
+      <w:r>
+        <w:t xml:space="preserve"> </w:t>
+      </w:r>
+      <w:r>
+        <w:t>Tarifa integral vigente da distribuidora aplicável à unidade consumidora do CONTRATANTE (R$/kWh), correspondente ao valor final do kWh cobrado ao consumidor, incluindo todos os componentes tarifários, encargos e tributos.</w:t>
       </w:r>
     </w:p>
     <w:p>
@@ -294,26 +377,19 @@
           <w:kern w:val="0"/>
           <w14:ligatures w14:val="none"/>
         </w:rPr>
-        <w:t>- T:</w:t>
-      </w:r>
-      <w:r>
-        <w:rPr>
-          <w:rFonts w:ascii="Times New Roman" w:eastAsia="Times New Roman" w:hAnsi="Times New Roman" w:cs="Times New Roman"/>
-          <w:kern w:val="0"/>
-          <w14:ligatures w14:val="none"/>
-        </w:rPr>
-        <w:t xml:space="preserve"> Tarifa da distribuidora local vigente (R$/kWh)</w:t>
-      </w:r>
-    </w:p>
-    <w:p>
-      <w:pPr>
-        <w:rPr>
-          <w:rFonts w:ascii="Times New Roman" w:eastAsia="Times New Roman" w:hAnsi="Times New Roman" w:cs="Times New Roman"/>
-          <w:kern w:val="0"/>
-          <w14:ligatures w14:val="none"/>
-        </w:rPr>
-      </w:pPr>
-      <w:r>
+        <w:t>- E:</w:t>
+      </w:r>
+      <w:r>
+        <w:rPr>
+          <w:rFonts w:ascii="Times New Roman" w:eastAsia="Times New Roman" w:hAnsi="Times New Roman" w:cs="Times New Roman"/>
+          <w:kern w:val="0"/>
+          <w14:ligatures w14:val="none"/>
+        </w:rPr>
+        <w:t xml:space="preserve"> Encargos adicionais não compensáveis, conforme item 3.2</w:t>
+      </w:r>
+    </w:p>
+    <w:p>
+      <w:pPr>
         <w:rPr>
           <w:rFonts w:ascii="Times New Roman" w:eastAsia="Times New Roman" w:hAnsi="Times New Roman" w:cs="Times New Roman"/>
           <w:b/>
@@ -321,28 +397,8 @@
           <w:kern w:val="0"/>
           <w14:ligatures w14:val="none"/>
         </w:rPr>
-        <w:t>- E:</w:t>
-      </w:r>
-      <w:r>
-        <w:rPr>
-          <w:rFonts w:ascii="Times New Roman" w:eastAsia="Times New Roman" w:hAnsi="Times New Roman" w:cs="Times New Roman"/>
-          <w:kern w:val="0"/>
-          <w14:ligatures w14:val="none"/>
-        </w:rPr>
-        <w:t xml:space="preserve"> Encargos adicionais não compensáveis, conforme item 3.2</w:t>
-      </w:r>
-    </w:p>
-    <w:p>
-      <w:pPr>
-        <w:rPr>
-          <w:rFonts w:ascii="Times New Roman" w:eastAsia="Times New Roman" w:hAnsi="Times New Roman" w:cs="Times New Roman"/>
-          <w:kern w:val="0"/>
-          <w14:ligatures w14:val="none"/>
-        </w:rPr>
-      </w:pPr>
-    </w:p>
-    <w:p>
-      <w:pPr>
+      </w:pPr>
+      <w:r>
         <w:rPr>
           <w:rFonts w:ascii="Times New Roman" w:eastAsia="Times New Roman" w:hAnsi="Times New Roman" w:cs="Times New Roman"/>
           <w:b/>
@@ -350,7 +406,25 @@
           <w:kern w:val="0"/>
           <w14:ligatures w14:val="none"/>
         </w:rPr>
-      </w:pPr>
+        <w:t>3. DEFINIÇÕES E REGRAS OPERACIONAIS</w:t>
+      </w:r>
+    </w:p>
+    <w:p>
+      <w:pPr>
+        <w:rPr>
+          <w:rFonts w:ascii="Times New Roman" w:eastAsia="Times New Roman" w:hAnsi="Times New Roman" w:cs="Times New Roman"/>
+          <w:kern w:val="0"/>
+          <w14:ligatures w14:val="none"/>
+        </w:rPr>
+      </w:pPr>
+      <w:r>
+        <w:rPr>
+          <w:rFonts w:ascii="Times New Roman" w:eastAsia="Times New Roman" w:hAnsi="Times New Roman" w:cs="Times New Roman"/>
+          <w:kern w:val="0"/>
+          <w14:ligatures w14:val="none"/>
+        </w:rPr>
+        <w:t xml:space="preserve">3.1. </w:t>
+      </w:r>
       <w:r>
         <w:rPr>
           <w:rFonts w:ascii="Times New Roman" w:eastAsia="Times New Roman" w:hAnsi="Times New Roman" w:cs="Times New Roman"/>
@@ -359,221 +433,130 @@
           <w:kern w:val="0"/>
           <w14:ligatures w14:val="none"/>
         </w:rPr>
-        <w:t>3. DEFINIÇÕES E REGRAS OPERACIONAIS</w:t>
-      </w:r>
-    </w:p>
-    <w:p>
-      <w:pPr>
-        <w:rPr>
-          <w:rFonts w:ascii="Times New Roman" w:eastAsia="Times New Roman" w:hAnsi="Times New Roman" w:cs="Times New Roman"/>
-          <w:kern w:val="0"/>
-          <w14:ligatures w14:val="none"/>
-        </w:rPr>
-      </w:pPr>
-      <w:r>
-        <w:rPr>
-          <w:rFonts w:ascii="Times New Roman" w:eastAsia="Times New Roman" w:hAnsi="Times New Roman" w:cs="Times New Roman"/>
-          <w:kern w:val="0"/>
-          <w14:ligatures w14:val="none"/>
-        </w:rPr>
-        <w:t>3.1. Créditos de Energia</w:t>
-      </w:r>
-    </w:p>
-    <w:p>
-      <w:pPr>
-        <w:rPr>
-          <w:rFonts w:ascii="Times New Roman" w:eastAsia="Times New Roman" w:hAnsi="Times New Roman" w:cs="Times New Roman"/>
-          <w:kern w:val="0"/>
-          <w14:ligatures w14:val="none"/>
-        </w:rPr>
-      </w:pPr>
-      <w:r>
-        <w:rPr>
-          <w:rFonts w:ascii="Times New Roman" w:eastAsia="Times New Roman" w:hAnsi="Times New Roman" w:cs="Times New Roman"/>
-          <w:kern w:val="0"/>
-          <w14:ligatures w14:val="none"/>
-        </w:rPr>
-        <w:t>- Os créditos de energia gerados pela usina são operados e gerenciados pela CONTRATADA.</w:t>
-      </w:r>
-    </w:p>
-    <w:p>
-      <w:pPr>
-        <w:rPr>
-          <w:rFonts w:ascii="Times New Roman" w:eastAsia="Times New Roman" w:hAnsi="Times New Roman" w:cs="Times New Roman"/>
-          <w:kern w:val="0"/>
-          <w14:ligatures w14:val="none"/>
-        </w:rPr>
-      </w:pPr>
-      <w:r>
-        <w:rPr>
-          <w:rFonts w:ascii="Times New Roman" w:eastAsia="Times New Roman" w:hAnsi="Times New Roman" w:cs="Times New Roman"/>
-          <w:kern w:val="0"/>
-          <w14:ligatures w14:val="none"/>
-        </w:rPr>
-        <w:t>- Enquanto o CONTRATANTE estiver adimplente, os créditos serão utilizados exclusivamente em seu benefício, conforme as regras deste contrato.</w:t>
-      </w:r>
-    </w:p>
-    <w:p>
-      <w:pPr>
-        <w:rPr>
-          <w:rFonts w:ascii="Times New Roman" w:eastAsia="Times New Roman" w:hAnsi="Times New Roman" w:cs="Times New Roman"/>
-          <w:kern w:val="0"/>
-          <w14:ligatures w14:val="none"/>
-        </w:rPr>
-      </w:pPr>
-      <w:r>
-        <w:rPr>
-          <w:rFonts w:ascii="Times New Roman" w:eastAsia="Times New Roman" w:hAnsi="Times New Roman" w:cs="Times New Roman"/>
-          <w:kern w:val="0"/>
-          <w14:ligatures w14:val="none"/>
-        </w:rPr>
-        <w:t>- Em caso de inadimplência, nos termos das Cláusulas 8 e 10 do contrato, os créditos poderão ser retidos, realocados ou redistribuídos pela CONTRATADA, sem compensação retroativa, até a regularização dos débitos.</w:t>
-      </w:r>
-    </w:p>
-    <w:p>
-      <w:pPr>
-        <w:rPr>
-          <w:rFonts w:ascii="Times New Roman" w:eastAsia="Times New Roman" w:hAnsi="Times New Roman" w:cs="Times New Roman"/>
-          <w:kern w:val="0"/>
-          <w14:ligatures w14:val="none"/>
-        </w:rPr>
-      </w:pPr>
-      <w:r>
-        <w:rPr>
-          <w:rFonts w:ascii="Times New Roman" w:eastAsia="Times New Roman" w:hAnsi="Times New Roman" w:cs="Times New Roman"/>
-          <w:kern w:val="0"/>
-          <w14:ligatures w14:val="none"/>
-        </w:rPr>
-        <w:t>3.2. Encargos (E)</w:t>
-      </w:r>
-    </w:p>
-    <w:p>
-      <w:pPr>
-        <w:rPr>
-          <w:rFonts w:ascii="Times New Roman" w:eastAsia="Times New Roman" w:hAnsi="Times New Roman" w:cs="Times New Roman"/>
-          <w:kern w:val="0"/>
-          <w14:ligatures w14:val="none"/>
-        </w:rPr>
-      </w:pPr>
-      <w:r>
-        <w:rPr>
-          <w:rFonts w:ascii="Times New Roman" w:eastAsia="Times New Roman" w:hAnsi="Times New Roman" w:cs="Times New Roman"/>
-          <w:kern w:val="0"/>
-          <w14:ligatures w14:val="none"/>
-        </w:rPr>
+        <w:t>Créditos de Energia</w:t>
+      </w:r>
+    </w:p>
+    <w:p>
+      <w:pPr>
+        <w:pStyle w:val="p1"/>
+      </w:pPr>
+      <w:r>
+        <w:t>Os créditos de energia eventualmente gerados pelo sistema fotovoltaico pertencem ao CONTRATANTE, observadas as regras do Sistema de Compensação de Energia Elétrica estabelecidas pela legislação aplicável e pela regulamentação da ANEEL.</w:t>
+      </w:r>
+    </w:p>
+    <w:p>
+      <w:pPr>
+        <w:pStyle w:val="p2"/>
+      </w:pPr>
+    </w:p>
+    <w:p>
+      <w:pPr>
+        <w:pStyle w:val="p1"/>
+      </w:pPr>
+      <w:r>
         <w:lastRenderedPageBreak/>
-        <w:t>São considerados encargos não compensáveis os valores cobrados pela distribuidora que não são compensados pelos créditos de energia, incluindo, mas não se limitando a:</w:t>
-      </w:r>
-    </w:p>
-    <w:p>
-      <w:pPr>
-        <w:rPr>
-          <w:rFonts w:ascii="Times New Roman" w:eastAsia="Times New Roman" w:hAnsi="Times New Roman" w:cs="Times New Roman"/>
-          <w:kern w:val="0"/>
-          <w14:ligatures w14:val="none"/>
-        </w:rPr>
-      </w:pPr>
-      <w:r>
-        <w:rPr>
-          <w:rFonts w:ascii="Times New Roman" w:eastAsia="Times New Roman" w:hAnsi="Times New Roman" w:cs="Times New Roman"/>
-          <w:kern w:val="0"/>
-          <w14:ligatures w14:val="none"/>
-        </w:rPr>
-        <w:t>- Bandeiras tarifárias;</w:t>
-      </w:r>
-    </w:p>
-    <w:p>
-      <w:pPr>
-        <w:rPr>
-          <w:rFonts w:ascii="Times New Roman" w:eastAsia="Times New Roman" w:hAnsi="Times New Roman" w:cs="Times New Roman"/>
-          <w:kern w:val="0"/>
-          <w14:ligatures w14:val="none"/>
-        </w:rPr>
-      </w:pPr>
-      <w:r>
-        <w:rPr>
-          <w:rFonts w:ascii="Times New Roman" w:eastAsia="Times New Roman" w:hAnsi="Times New Roman" w:cs="Times New Roman"/>
-          <w:kern w:val="0"/>
-          <w14:ligatures w14:val="none"/>
-        </w:rPr>
-        <w:t>- CIP (Contribuição de Iluminação Pública);</w:t>
-      </w:r>
-    </w:p>
-    <w:p>
-      <w:pPr>
-        <w:rPr>
-          <w:rFonts w:ascii="Times New Roman" w:eastAsia="Times New Roman" w:hAnsi="Times New Roman" w:cs="Times New Roman"/>
-          <w:kern w:val="0"/>
-          <w14:ligatures w14:val="none"/>
-        </w:rPr>
-      </w:pPr>
-      <w:r>
-        <w:rPr>
-          <w:rFonts w:ascii="Times New Roman" w:eastAsia="Times New Roman" w:hAnsi="Times New Roman" w:cs="Times New Roman"/>
-          <w:kern w:val="0"/>
-          <w14:ligatures w14:val="none"/>
-        </w:rPr>
-        <w:t>- TUSD/Fio B;</w:t>
-      </w:r>
-    </w:p>
-    <w:p>
-      <w:pPr>
-        <w:rPr>
-          <w:rFonts w:ascii="Times New Roman" w:eastAsia="Times New Roman" w:hAnsi="Times New Roman" w:cs="Times New Roman"/>
-          <w:kern w:val="0"/>
-          <w14:ligatures w14:val="none"/>
-        </w:rPr>
-      </w:pPr>
-      <w:r>
-        <w:rPr>
-          <w:rFonts w:ascii="Times New Roman" w:eastAsia="Times New Roman" w:hAnsi="Times New Roman" w:cs="Times New Roman"/>
-          <w:kern w:val="0"/>
-          <w14:ligatures w14:val="none"/>
-        </w:rPr>
-        <w:t>- Taxas e encargos setoriais;</w:t>
-      </w:r>
-    </w:p>
-    <w:p>
-      <w:pPr>
-        <w:rPr>
-          <w:rFonts w:ascii="Times New Roman" w:eastAsia="Times New Roman" w:hAnsi="Times New Roman" w:cs="Times New Roman"/>
-          <w:kern w:val="0"/>
-          <w14:ligatures w14:val="none"/>
-        </w:rPr>
-      </w:pPr>
-      <w:r>
-        <w:rPr>
-          <w:rFonts w:ascii="Times New Roman" w:eastAsia="Times New Roman" w:hAnsi="Times New Roman" w:cs="Times New Roman"/>
-          <w:kern w:val="0"/>
-          <w14:ligatures w14:val="none"/>
-        </w:rPr>
-        <w:t>- Refaturamentos e tributos incidentes.</w:t>
-      </w:r>
-    </w:p>
-    <w:p>
-      <w:pPr>
-        <w:rPr>
-          <w:rFonts w:ascii="Times New Roman" w:eastAsia="Times New Roman" w:hAnsi="Times New Roman" w:cs="Times New Roman"/>
-          <w:kern w:val="0"/>
-          <w14:ligatures w14:val="none"/>
-        </w:rPr>
-      </w:pPr>
-    </w:p>
-    <w:p>
-      <w:pPr>
-        <w:rPr>
-          <w:rFonts w:ascii="Times New Roman" w:eastAsia="Times New Roman" w:hAnsi="Times New Roman" w:cs="Times New Roman"/>
-          <w:kern w:val="0"/>
-          <w14:ligatures w14:val="none"/>
-        </w:rPr>
-      </w:pPr>
-      <w:r>
-        <w:rPr>
-          <w:rFonts w:ascii="Times New Roman" w:eastAsia="Times New Roman" w:hAnsi="Times New Roman" w:cs="Times New Roman"/>
-          <w:kern w:val="0"/>
-          <w14:ligatures w14:val="none"/>
-        </w:rPr>
-        <w:t>3.3.</w:t>
+        <w:t>A CONTRATADA atuará exclusivamente na operação e gestão técnica desses créditos no âmbito do sistema de compensação de energia elétrica, utilizando-os prioritariamente para compensação do consumo da unidade consumidora vinculada ao contrato.</w:t>
+      </w:r>
+    </w:p>
+    <w:p>
+      <w:pPr>
+        <w:pStyle w:val="p1"/>
+      </w:pPr>
+      <w:r>
+        <w:t>Enquanto o CONTRATANTE estiver adimplente, os créditos de energia gerados serão utilizados integralmente em seu benefício, conforme as regras deste contrato e da regulamentação aplicável.</w:t>
+      </w:r>
+    </w:p>
+    <w:p>
+      <w:pPr>
+        <w:pStyle w:val="p1"/>
+      </w:pPr>
+      <w:r>
+        <w:t>O CONTRATANTE poderá solicitar à CONTRATADA o rateio, realocação ou redistribuição dos créditos de energia entre diferentes unidades consumidoras de sua titularidade, vinculadas ao mesmo CPF ou CNPJ, desde que tais unidades:</w:t>
+      </w:r>
+    </w:p>
+    <w:p>
+      <w:pPr>
+        <w:pStyle w:val="p1"/>
+      </w:pPr>
+      <w:r>
+        <w:t>a) estejam localizadas dentro da mesma área de concessão ou permissão da distribuidora de energia elétrica aplicável;</w:t>
+      </w:r>
+    </w:p>
+    <w:p>
+      <w:pPr>
+        <w:pStyle w:val="p1"/>
+      </w:pPr>
+      <w:r>
+        <w:t>b) estejam devidamente cadastradas no sistema de compensação de energia elétrica da distribuidora;</w:t>
+      </w:r>
+    </w:p>
+    <w:p>
+      <w:pPr>
+        <w:pStyle w:val="p1"/>
+      </w:pPr>
+      <w:r>
+        <w:t>c) atendam às regras regulatórias vigentes estabelecidas pela ANEEL; e</w:t>
+      </w:r>
+    </w:p>
+    <w:p>
+      <w:pPr>
+        <w:pStyle w:val="p1"/>
+      </w:pPr>
+      <w:r>
+        <w:t>d) possuam consumo médio consolidado compatível com a energia mensal contratada (Kc) prevista neste contrato.</w:t>
+      </w:r>
+    </w:p>
+    <w:p>
+      <w:pPr>
+        <w:pStyle w:val="p1"/>
+      </w:pPr>
+      <w:r>
+        <w:t>A CONTRATADA poderá operacionalizar o rateio solicitado pelo CONTRATANTE no âmbito do sistema de compensação de energia elétrica, desde que não haja impedimento técnico, regulatório ou contratual que comprometa o correto funcionamento do sistema, o equilíbrio econômico do contrato ou a conformidade com as regras da distribuidora.</w:t>
+      </w:r>
+    </w:p>
+    <w:p>
+      <w:pPr>
+        <w:pStyle w:val="p1"/>
+      </w:pPr>
+      <w:r>
+        <w:t xml:space="preserve">Em caso de inadimplência, nos termos das Cláusulas </w:t>
+      </w:r>
+      <w:r>
+        <w:t>4</w:t>
+      </w:r>
+      <w:r>
+        <w:t xml:space="preserve"> e 1</w:t>
+      </w:r>
+      <w:r>
+        <w:t>1</w:t>
+      </w:r>
+      <w:r>
+        <w:t xml:space="preserve"> do contrato principal, a CONTRATADA poderá reter, bloquear, realocar ou redirecionar créditos de energia eventualmente existentes até a regularização integral dos débitos, sem direito a compensação retroativa.</w:t>
+      </w:r>
+    </w:p>
+    <w:p>
+      <w:pPr>
+        <w:rPr>
+          <w:rFonts w:ascii="Times New Roman" w:eastAsia="Times New Roman" w:hAnsi="Times New Roman" w:cs="Times New Roman"/>
+          <w:kern w:val="0"/>
+          <w14:ligatures w14:val="none"/>
+        </w:rPr>
+      </w:pPr>
+      <w:r>
+        <w:rPr>
+          <w:rFonts w:ascii="Times New Roman" w:eastAsia="Times New Roman" w:hAnsi="Times New Roman" w:cs="Times New Roman"/>
+          <w:kern w:val="0"/>
+          <w14:ligatures w14:val="none"/>
+        </w:rPr>
+        <w:t>3.2</w:t>
+      </w:r>
+      <w:r>
+        <w:rPr>
+          <w:rFonts w:ascii="Times New Roman" w:eastAsia="Times New Roman" w:hAnsi="Times New Roman" w:cs="Times New Roman"/>
+          <w:kern w:val="0"/>
+          <w14:ligatures w14:val="none"/>
+        </w:rPr>
+        <w:t>.</w:t>
       </w:r>
       <w:r>
         <w:rPr>
@@ -584,127 +567,6 @@
         <w:t xml:space="preserve"> </w:t>
       </w:r>
       <w:r>
-        <w:rPr>
-          <w:rFonts w:ascii="Times New Roman" w:eastAsia="Times New Roman" w:hAnsi="Times New Roman" w:cs="Times New Roman"/>
-          <w:kern w:val="0"/>
-          <w14:ligatures w14:val="none"/>
-        </w:rPr>
-        <w:t>Ajuste Automático de Kc</w:t>
-      </w:r>
-    </w:p>
-    <w:p>
-      <w:pPr>
-        <w:rPr>
-          <w:rFonts w:ascii="Times New Roman" w:eastAsia="Times New Roman" w:hAnsi="Times New Roman" w:cs="Times New Roman"/>
-          <w:kern w:val="0"/>
-          <w14:ligatures w14:val="none"/>
-        </w:rPr>
-      </w:pPr>
-      <w:r>
-        <w:rPr>
-          <w:rFonts w:ascii="Times New Roman" w:eastAsia="Times New Roman" w:hAnsi="Times New Roman" w:cs="Times New Roman"/>
-          <w:kern w:val="0"/>
-          <w14:ligatures w14:val="none"/>
-        </w:rPr>
-        <w:t>A CONTRATADA poderá revisar, de forma unilateral e motivada, o valor de Kc, mediante constatação técnica de:</w:t>
-      </w:r>
-    </w:p>
-    <w:p>
-      <w:pPr>
-        <w:rPr>
-          <w:rFonts w:ascii="Times New Roman" w:eastAsia="Times New Roman" w:hAnsi="Times New Roman" w:cs="Times New Roman"/>
-          <w:kern w:val="0"/>
-          <w14:ligatures w14:val="none"/>
-        </w:rPr>
-      </w:pPr>
-      <w:r>
-        <w:rPr>
-          <w:rFonts w:ascii="Times New Roman" w:eastAsia="Times New Roman" w:hAnsi="Times New Roman" w:cs="Times New Roman"/>
-          <w:kern w:val="0"/>
-          <w14:ligatures w14:val="none"/>
-        </w:rPr>
-        <w:t>- Geração permanentemente inferior à estimativa inicial;</w:t>
-      </w:r>
-    </w:p>
-    <w:p>
-      <w:pPr>
-        <w:rPr>
-          <w:rFonts w:ascii="Times New Roman" w:eastAsia="Times New Roman" w:hAnsi="Times New Roman" w:cs="Times New Roman"/>
-          <w:kern w:val="0"/>
-          <w14:ligatures w14:val="none"/>
-        </w:rPr>
-      </w:pPr>
-      <w:r>
-        <w:rPr>
-          <w:rFonts w:ascii="Times New Roman" w:eastAsia="Times New Roman" w:hAnsi="Times New Roman" w:cs="Times New Roman"/>
-          <w:kern w:val="0"/>
-          <w14:ligatures w14:val="none"/>
-        </w:rPr>
-        <w:t>- Limitações estruturais, sombreamento ou fatores externos permanentes;</w:t>
-      </w:r>
-    </w:p>
-    <w:p>
-      <w:pPr>
-        <w:rPr>
-          <w:rFonts w:ascii="Times New Roman" w:eastAsia="Times New Roman" w:hAnsi="Times New Roman" w:cs="Times New Roman"/>
-          <w:kern w:val="0"/>
-          <w14:ligatures w14:val="none"/>
-        </w:rPr>
-      </w:pPr>
-      <w:r>
-        <w:rPr>
-          <w:rFonts w:ascii="Times New Roman" w:eastAsia="Times New Roman" w:hAnsi="Times New Roman" w:cs="Times New Roman"/>
-          <w:kern w:val="0"/>
-          <w14:ligatures w14:val="none"/>
-        </w:rPr>
-        <w:t>- Alterações da concessionária ou mudanças regulatórias;</w:t>
-      </w:r>
-    </w:p>
-    <w:p>
-      <w:pPr>
-        <w:rPr>
-          <w:rFonts w:ascii="Times New Roman" w:eastAsia="Times New Roman" w:hAnsi="Times New Roman" w:cs="Times New Roman"/>
-          <w:kern w:val="0"/>
-          <w14:ligatures w14:val="none"/>
-        </w:rPr>
-      </w:pPr>
-      <w:r>
-        <w:rPr>
-          <w:rFonts w:ascii="Times New Roman" w:eastAsia="Times New Roman" w:hAnsi="Times New Roman" w:cs="Times New Roman"/>
-          <w:kern w:val="0"/>
-          <w14:ligatures w14:val="none"/>
-        </w:rPr>
-        <w:t>- Solicitação do próprio CONTRATANTE.</w:t>
-      </w:r>
-    </w:p>
-    <w:p>
-      <w:pPr>
-        <w:rPr>
-          <w:rFonts w:ascii="Times New Roman" w:eastAsia="Times New Roman" w:hAnsi="Times New Roman" w:cs="Times New Roman"/>
-          <w:kern w:val="0"/>
-          <w14:ligatures w14:val="none"/>
-        </w:rPr>
-      </w:pPr>
-      <w:r>
-        <w:rPr>
-          <w:rFonts w:ascii="Times New Roman" w:eastAsia="Times New Roman" w:hAnsi="Times New Roman" w:cs="Times New Roman"/>
-          <w:kern w:val="0"/>
-          <w14:ligatures w14:val="none"/>
-        </w:rPr>
-        <w:t>O novo valor de Kc passará a ser considerado para cálculo das mensalidades seguintes, sem necessidade de aditivo contratual e sem gerar direito a rescisão, desconto ou compensação.</w:t>
-      </w:r>
-    </w:p>
-    <w:p>
-      <w:pPr>
-        <w:rPr>
-          <w:rFonts w:ascii="Times New Roman" w:eastAsia="Times New Roman" w:hAnsi="Times New Roman" w:cs="Times New Roman"/>
-          <w:kern w:val="0"/>
-          <w14:ligatures w14:val="none"/>
-        </w:rPr>
-      </w:pPr>
-    </w:p>
-    <w:p>
-      <w:pPr>
         <w:rPr>
           <w:rFonts w:ascii="Times New Roman" w:eastAsia="Times New Roman" w:hAnsi="Times New Roman" w:cs="Times New Roman"/>
           <w:b/>
@@ -712,7 +574,119 @@
           <w:kern w:val="0"/>
           <w14:ligatures w14:val="none"/>
         </w:rPr>
-      </w:pPr>
+        <w:t>Encargos (E)</w:t>
+      </w:r>
+    </w:p>
+    <w:p>
+      <w:pPr>
+        <w:rPr>
+          <w:rFonts w:ascii="Times New Roman" w:eastAsia="Times New Roman" w:hAnsi="Times New Roman" w:cs="Times New Roman"/>
+          <w:kern w:val="0"/>
+          <w14:ligatures w14:val="none"/>
+        </w:rPr>
+      </w:pPr>
+      <w:r>
+        <w:rPr>
+          <w:rFonts w:ascii="Times New Roman" w:eastAsia="Times New Roman" w:hAnsi="Times New Roman" w:cs="Times New Roman"/>
+          <w:kern w:val="0"/>
+          <w14:ligatures w14:val="none"/>
+        </w:rPr>
+        <w:t>São considerados encargos não compensáveis os valores cobrados pela distribuidora ou por órgãos públicos que não são compensados pelos créditos de energia gerados pela usina, incluindo, exemplificativamente:</w:t>
+      </w:r>
+    </w:p>
+    <w:p>
+      <w:pPr>
+        <w:rPr>
+          <w:rFonts w:ascii="Times New Roman" w:eastAsia="Times New Roman" w:hAnsi="Times New Roman" w:cs="Times New Roman"/>
+          <w:kern w:val="0"/>
+          <w14:ligatures w14:val="none"/>
+        </w:rPr>
+      </w:pPr>
+      <w:r>
+        <w:rPr>
+          <w:rFonts w:ascii="Times New Roman" w:eastAsia="Times New Roman" w:hAnsi="Times New Roman" w:cs="Times New Roman"/>
+          <w:kern w:val="0"/>
+          <w14:ligatures w14:val="none"/>
+        </w:rPr>
+        <w:t>- Bandeiras tarifárias;</w:t>
+      </w:r>
+    </w:p>
+    <w:p>
+      <w:pPr>
+        <w:rPr>
+          <w:rFonts w:ascii="Times New Roman" w:eastAsia="Times New Roman" w:hAnsi="Times New Roman" w:cs="Times New Roman"/>
+          <w:kern w:val="0"/>
+          <w14:ligatures w14:val="none"/>
+        </w:rPr>
+      </w:pPr>
+      <w:r>
+        <w:rPr>
+          <w:rFonts w:ascii="Times New Roman" w:eastAsia="Times New Roman" w:hAnsi="Times New Roman" w:cs="Times New Roman"/>
+          <w:kern w:val="0"/>
+          <w14:ligatures w14:val="none"/>
+        </w:rPr>
+        <w:t>- Contribuição de Iluminação Pública (CIP);</w:t>
+      </w:r>
+    </w:p>
+    <w:p>
+      <w:pPr>
+        <w:rPr>
+          <w:rFonts w:ascii="Times New Roman" w:eastAsia="Times New Roman" w:hAnsi="Times New Roman" w:cs="Times New Roman"/>
+          <w:kern w:val="0"/>
+          <w14:ligatures w14:val="none"/>
+        </w:rPr>
+      </w:pPr>
+      <w:r>
+        <w:rPr>
+          <w:rFonts w:ascii="Times New Roman" w:eastAsia="Times New Roman" w:hAnsi="Times New Roman" w:cs="Times New Roman"/>
+          <w:kern w:val="0"/>
+          <w14:ligatures w14:val="none"/>
+        </w:rPr>
+        <w:t>- multas, refaturamentos ou ajustes aplicados pela distribuidora;</w:t>
+      </w:r>
+    </w:p>
+    <w:p>
+      <w:pPr>
+        <w:rPr>
+          <w:rFonts w:ascii="Times New Roman" w:eastAsia="Times New Roman" w:hAnsi="Times New Roman" w:cs="Times New Roman"/>
+          <w:kern w:val="0"/>
+          <w14:ligatures w14:val="none"/>
+        </w:rPr>
+      </w:pPr>
+      <w:r>
+        <w:rPr>
+          <w:rFonts w:ascii="Times New Roman" w:eastAsia="Times New Roman" w:hAnsi="Times New Roman" w:cs="Times New Roman"/>
+          <w:kern w:val="0"/>
+          <w14:ligatures w14:val="none"/>
+        </w:rPr>
+        <w:t>- encargos extraordinários ou valores não compensáveis previstos na regulamentação da ANEEL.</w:t>
+      </w:r>
+    </w:p>
+    <w:p>
+      <w:pPr>
+        <w:rPr>
+          <w:rFonts w:ascii="Times New Roman" w:eastAsia="Times New Roman" w:hAnsi="Times New Roman" w:cs="Times New Roman"/>
+          <w:kern w:val="0"/>
+          <w14:ligatures w14:val="none"/>
+        </w:rPr>
+      </w:pPr>
+      <w:r>
+        <w:rPr>
+          <w:rFonts w:ascii="Times New Roman" w:eastAsia="Times New Roman" w:hAnsi="Times New Roman" w:cs="Times New Roman"/>
+          <w:kern w:val="0"/>
+          <w14:ligatures w14:val="none"/>
+        </w:rPr>
+        <w:lastRenderedPageBreak/>
+        <w:t>3.3.</w:t>
+      </w:r>
+      <w:r>
+        <w:rPr>
+          <w:rFonts w:ascii="Times New Roman" w:eastAsia="Times New Roman" w:hAnsi="Times New Roman" w:cs="Times New Roman"/>
+          <w:kern w:val="0"/>
+          <w14:ligatures w14:val="none"/>
+        </w:rPr>
+        <w:t xml:space="preserve"> </w:t>
+      </w:r>
       <w:r>
         <w:rPr>
           <w:rFonts w:ascii="Times New Roman" w:eastAsia="Times New Roman" w:hAnsi="Times New Roman" w:cs="Times New Roman"/>
@@ -721,534 +695,602 @@
           <w:kern w:val="0"/>
           <w14:ligatures w14:val="none"/>
         </w:rPr>
+        <w:t>Ajuste Automático de Kc</w:t>
+      </w:r>
+    </w:p>
+    <w:p>
+      <w:pPr>
+        <w:rPr>
+          <w:rFonts w:ascii="Times New Roman" w:eastAsia="Times New Roman" w:hAnsi="Times New Roman" w:cs="Times New Roman"/>
+          <w:kern w:val="0"/>
+          <w14:ligatures w14:val="none"/>
+        </w:rPr>
+      </w:pPr>
+      <w:r>
+        <w:rPr>
+          <w:rFonts w:ascii="Times New Roman" w:eastAsia="Times New Roman" w:hAnsi="Times New Roman" w:cs="Times New Roman"/>
+          <w:kern w:val="0"/>
+          <w14:ligatures w14:val="none"/>
+        </w:rPr>
+        <w:t>A CONTRATADA poderá revisar, de forma unilateral e motivada, o valor de Kc, mediante constatação técnica de:</w:t>
+      </w:r>
+    </w:p>
+    <w:p>
+      <w:pPr>
+        <w:rPr>
+          <w:rFonts w:ascii="Times New Roman" w:eastAsia="Times New Roman" w:hAnsi="Times New Roman" w:cs="Times New Roman"/>
+          <w:kern w:val="0"/>
+          <w14:ligatures w14:val="none"/>
+        </w:rPr>
+      </w:pPr>
+      <w:r>
+        <w:rPr>
+          <w:rFonts w:ascii="Times New Roman" w:eastAsia="Times New Roman" w:hAnsi="Times New Roman" w:cs="Times New Roman"/>
+          <w:kern w:val="0"/>
+          <w14:ligatures w14:val="none"/>
+        </w:rPr>
+        <w:t>- Geração permanentemente inferior à estimativa inicial;</w:t>
+      </w:r>
+    </w:p>
+    <w:p>
+      <w:pPr>
+        <w:rPr>
+          <w:rFonts w:ascii="Times New Roman" w:eastAsia="Times New Roman" w:hAnsi="Times New Roman" w:cs="Times New Roman"/>
+          <w:kern w:val="0"/>
+          <w14:ligatures w14:val="none"/>
+        </w:rPr>
+      </w:pPr>
+      <w:r>
+        <w:rPr>
+          <w:rFonts w:ascii="Times New Roman" w:eastAsia="Times New Roman" w:hAnsi="Times New Roman" w:cs="Times New Roman"/>
+          <w:kern w:val="0"/>
+          <w14:ligatures w14:val="none"/>
+        </w:rPr>
+        <w:t>- Limitações estruturais, sombreamento ou fatores externos permanentes;</w:t>
+      </w:r>
+    </w:p>
+    <w:p>
+      <w:pPr>
+        <w:rPr>
+          <w:rFonts w:ascii="Times New Roman" w:eastAsia="Times New Roman" w:hAnsi="Times New Roman" w:cs="Times New Roman"/>
+          <w:kern w:val="0"/>
+          <w14:ligatures w14:val="none"/>
+        </w:rPr>
+      </w:pPr>
+      <w:r>
+        <w:rPr>
+          <w:rFonts w:ascii="Times New Roman" w:eastAsia="Times New Roman" w:hAnsi="Times New Roman" w:cs="Times New Roman"/>
+          <w:kern w:val="0"/>
+          <w14:ligatures w14:val="none"/>
+        </w:rPr>
+        <w:t>- Alterações da concessionária ou mudanças regulatórias;</w:t>
+      </w:r>
+    </w:p>
+    <w:p>
+      <w:pPr>
+        <w:rPr>
+          <w:rFonts w:ascii="Times New Roman" w:eastAsia="Times New Roman" w:hAnsi="Times New Roman" w:cs="Times New Roman"/>
+          <w:kern w:val="0"/>
+          <w14:ligatures w14:val="none"/>
+        </w:rPr>
+      </w:pPr>
+      <w:r>
+        <w:rPr>
+          <w:rFonts w:ascii="Times New Roman" w:eastAsia="Times New Roman" w:hAnsi="Times New Roman" w:cs="Times New Roman"/>
+          <w:kern w:val="0"/>
+          <w14:ligatures w14:val="none"/>
+        </w:rPr>
+        <w:t>- Solicitação do próprio CONTRATANTE.</w:t>
+      </w:r>
+    </w:p>
+    <w:p>
+      <w:pPr>
+        <w:rPr>
+          <w:rFonts w:ascii="Times New Roman" w:eastAsia="Times New Roman" w:hAnsi="Times New Roman" w:cs="Times New Roman"/>
+          <w:kern w:val="0"/>
+          <w14:ligatures w14:val="none"/>
+        </w:rPr>
+      </w:pPr>
+      <w:r>
+        <w:rPr>
+          <w:rFonts w:ascii="Times New Roman" w:eastAsia="Times New Roman" w:hAnsi="Times New Roman" w:cs="Times New Roman"/>
+          <w:kern w:val="0"/>
+          <w14:ligatures w14:val="none"/>
+        </w:rPr>
+        <w:t>O novo valor de Kc passará a ser considerado para cálculo das mensalidades seguintes, sem necessidade de aditivo contratual e sem gerar direito a rescisão, desconto ou compensação.</w:t>
+      </w:r>
+    </w:p>
+    <w:p>
+      <w:pPr>
+        <w:rPr>
+          <w:rFonts w:ascii="Times New Roman" w:eastAsia="Times New Roman" w:hAnsi="Times New Roman" w:cs="Times New Roman"/>
+          <w:b/>
+          <w:bCs/>
+          <w:kern w:val="0"/>
+          <w14:ligatures w14:val="none"/>
+        </w:rPr>
+      </w:pPr>
+      <w:r>
+        <w:rPr>
+          <w:rFonts w:ascii="Times New Roman" w:eastAsia="Times New Roman" w:hAnsi="Times New Roman" w:cs="Times New Roman"/>
+          <w:b/>
+          <w:bCs/>
+          <w:kern w:val="0"/>
+          <w14:ligatures w14:val="none"/>
+        </w:rPr>
         <w:t>4. REAJUSTES</w:t>
       </w:r>
     </w:p>
     <w:p>
       <w:pPr>
-        <w:rPr>
-          <w:rFonts w:ascii="Times New Roman" w:eastAsia="Times New Roman" w:hAnsi="Times New Roman" w:cs="Times New Roman"/>
-          <w:kern w:val="0"/>
-          <w14:ligatures w14:val="none"/>
-        </w:rPr>
-      </w:pPr>
-    </w:p>
-    <w:p>
-      <w:pPr>
-        <w:rPr>
-          <w:rFonts w:ascii="Times New Roman" w:eastAsia="Times New Roman" w:hAnsi="Times New Roman" w:cs="Times New Roman"/>
-          <w:kern w:val="0"/>
-          <w14:ligatures w14:val="none"/>
-        </w:rPr>
-      </w:pPr>
-      <w:r>
-        <w:rPr>
-          <w:rFonts w:ascii="Times New Roman" w:eastAsia="Times New Roman" w:hAnsi="Times New Roman" w:cs="Times New Roman"/>
-          <w:kern w:val="0"/>
-          <w14:ligatures w14:val="none"/>
-        </w:rPr>
-        <w:t>As tarifas públicas de referência (T e Tc) serão atualizadas automaticamente, sempre que houver:</w:t>
-      </w:r>
-    </w:p>
-    <w:p>
-      <w:pPr>
-        <w:rPr>
-          <w:rFonts w:ascii="Times New Roman" w:eastAsia="Times New Roman" w:hAnsi="Times New Roman" w:cs="Times New Roman"/>
-          <w:kern w:val="0"/>
-          <w14:ligatures w14:val="none"/>
-        </w:rPr>
-      </w:pPr>
-      <w:r>
-        <w:rPr>
-          <w:rFonts w:ascii="Times New Roman" w:eastAsia="Times New Roman" w:hAnsi="Times New Roman" w:cs="Times New Roman"/>
-          <w:kern w:val="0"/>
-          <w14:ligatures w14:val="none"/>
-        </w:rPr>
-        <w:t>- Publicação de novos valores homologados pela ANEEL ou distribuidora local;</w:t>
-      </w:r>
-    </w:p>
-    <w:p>
-      <w:pPr>
-        <w:rPr>
-          <w:rFonts w:ascii="Times New Roman" w:eastAsia="Times New Roman" w:hAnsi="Times New Roman" w:cs="Times New Roman"/>
-          <w:kern w:val="0"/>
-          <w14:ligatures w14:val="none"/>
-        </w:rPr>
-      </w:pPr>
-      <w:r>
-        <w:rPr>
-          <w:rFonts w:ascii="Times New Roman" w:eastAsia="Times New Roman" w:hAnsi="Times New Roman" w:cs="Times New Roman"/>
-          <w:kern w:val="0"/>
-          <w14:ligatures w14:val="none"/>
-        </w:rPr>
-        <w:t>- Alterações nos tributos ou encargos que componham a tarifa final.</w:t>
-      </w:r>
-    </w:p>
-    <w:p>
-      <w:pPr>
-        <w:rPr>
-          <w:rFonts w:ascii="Times New Roman" w:eastAsia="Times New Roman" w:hAnsi="Times New Roman" w:cs="Times New Roman"/>
-          <w:kern w:val="0"/>
-          <w14:ligatures w14:val="none"/>
-        </w:rPr>
-      </w:pPr>
-      <w:r>
+        <w:pStyle w:val="p1"/>
+      </w:pPr>
+      <w:r>
+        <w:rPr>
+          <w:b/>
+          <w:bCs/>
+        </w:rPr>
+        <w:t>4.1. Alterações Regulatórias e Atualização da Metodologia</w:t>
+      </w:r>
+    </w:p>
+    <w:p>
+      <w:pPr>
+        <w:pStyle w:val="p3"/>
+      </w:pPr>
+      <w:r>
+        <w:t>Caso alterações regulatórias, legais ou tarifárias impactem o Sistema de Compensação de Energia Elétrica, a estrutura tarifária do setor elétrico, ou a forma de cálculo da energia compensada no âmbito da microgeração distribuída, a CONTRATADA poderá ajustar a metodologia de cálculo da Mensalidade prevista neste Anexo, exclusivamente na medida necessária para preservar o equilíbrio econômico-financeiro do contrato.</w:t>
+      </w:r>
+    </w:p>
+    <w:p>
+      <w:pPr>
+        <w:pStyle w:val="p3"/>
+      </w:pPr>
+      <w:r>
+        <w:t>Consideram-se, para fins desta cláusula, alterações regulatórias ou tarifárias, entre outras:</w:t>
+      </w:r>
+    </w:p>
+    <w:p>
+      <w:pPr>
+        <w:pStyle w:val="p3"/>
+      </w:pPr>
+      <w:r>
+        <w:t>a) mudanças na legislação aplicável à microgeração ou minigeração distribuída;</w:t>
+      </w:r>
+    </w:p>
+    <w:p>
+      <w:pPr>
+        <w:pStyle w:val="p3"/>
+      </w:pPr>
+      <w:r>
+        <w:t>b) alterações nas resoluções normativas da ANEEL;</w:t>
+      </w:r>
+    </w:p>
+    <w:p>
+      <w:pPr>
+        <w:pStyle w:val="p3"/>
+      </w:pPr>
+      <w:r>
+        <w:t>c) modificações na forma de compensação de créditos de energia;</w:t>
+      </w:r>
+    </w:p>
+    <w:p>
+      <w:pPr>
+        <w:pStyle w:val="p3"/>
+      </w:pPr>
+      <w:r>
+        <w:t>d) alterações na composição tarifária da energia elétrica, incluindo tarifas de energia (TE), tarifas de uso do sistema de distribuição (TUSD), encargos setoriais, tributos ou quaisquer outros componentes que integrem o valor final do kWh cobrado ao consumidor;</w:t>
+      </w:r>
+    </w:p>
+    <w:p>
+      <w:pPr>
+        <w:pStyle w:val="p3"/>
+      </w:pPr>
+      <w:r>
+        <w:t>e) criação, extinção ou modificação de encargos ou mecanismos tarifários aplicáveis à geração distribuída.</w:t>
+      </w:r>
+    </w:p>
+    <w:p>
+      <w:pPr>
+        <w:pStyle w:val="p3"/>
+      </w:pPr>
+      <w:r>
+        <w:t>As tarifas públicas de referência utilizadas no cálculo da Mensalidade (T e Tc) serão atualizadas automaticamente sempre que houver:</w:t>
+      </w:r>
+    </w:p>
+    <w:p>
+      <w:pPr>
+        <w:pStyle w:val="p2"/>
+      </w:pPr>
+    </w:p>
+    <w:p>
+      <w:pPr>
+        <w:pStyle w:val="p3"/>
+      </w:pPr>
+      <w:r>
+        <w:lastRenderedPageBreak/>
+        <w:t>I – publicação de novos valores tarifários homologados pela ANEEL ou pela distribuidora local;</w:t>
+      </w:r>
+    </w:p>
+    <w:p>
+      <w:pPr>
+        <w:pStyle w:val="p3"/>
+      </w:pPr>
+      <w:r>
+        <w:t>II – alterações nos tributos, encargos setoriais ou componentes tarifários que integrem o valor final da energia elétrica.</w:t>
+      </w:r>
+    </w:p>
+    <w:p>
+      <w:pPr>
+        <w:pStyle w:val="p3"/>
+      </w:pPr>
+      <w:r>
+        <w:t>Tais atualizações serão aplicadas automaticamente às mensalidades subsequentes, independentemente de aditamento contratual, não configurando alteração unilateral prejudicial ao CONTRATANTE, mas mera atualização decorrente de alterações regulatórias ou tarifárias do setor elétrico.</w:t>
+      </w:r>
+    </w:p>
+    <w:p>
+      <w:pPr>
+        <w:rPr>
+          <w:rFonts w:ascii="Times New Roman" w:eastAsia="Times New Roman" w:hAnsi="Times New Roman" w:cs="Times New Roman"/>
+          <w:b/>
+          <w:bCs/>
+          <w:kern w:val="0"/>
+          <w14:ligatures w14:val="none"/>
+        </w:rPr>
+      </w:pPr>
+    </w:p>
+    <w:p>
+      <w:pPr>
+        <w:rPr>
+          <w:rFonts w:ascii="Times New Roman" w:eastAsia="Times New Roman" w:hAnsi="Times New Roman" w:cs="Times New Roman"/>
+          <w:b/>
+          <w:bCs/>
+          <w:kern w:val="0"/>
+          <w14:ligatures w14:val="none"/>
+        </w:rPr>
+      </w:pPr>
+      <w:r>
+        <w:rPr>
+          <w:rFonts w:ascii="Times New Roman" w:eastAsia="Times New Roman" w:hAnsi="Times New Roman" w:cs="Times New Roman"/>
+          <w:b/>
+          <w:bCs/>
+          <w:kern w:val="0"/>
+          <w14:ligatures w14:val="none"/>
+        </w:rPr>
+        <w:t>5. EXEMPLOS ILUSTRATIVOS</w:t>
+      </w:r>
+    </w:p>
+    <w:p>
+      <w:pPr>
+        <w:rPr>
+          <w:rFonts w:ascii="Times New Roman" w:eastAsia="Times New Roman" w:hAnsi="Times New Roman" w:cs="Times New Roman"/>
+          <w:kern w:val="0"/>
+          <w14:ligatures w14:val="none"/>
+        </w:rPr>
+      </w:pPr>
+      <w:r>
+        <w:rPr>
+          <w:rFonts w:ascii="Times New Roman" w:eastAsia="Times New Roman" w:hAnsi="Times New Roman" w:cs="Times New Roman"/>
+          <w:kern w:val="0"/>
+          <w14:ligatures w14:val="none"/>
+        </w:rPr>
+        <w:t>(Para fins ilustrativos. Os valores não representam garantias ou promessas contratuais.)</w:t>
+      </w:r>
+    </w:p>
+    <w:p>
+      <w:pPr>
+        <w:rPr>
+          <w:rFonts w:ascii="Times New Roman" w:eastAsia="Times New Roman" w:hAnsi="Times New Roman" w:cs="Times New Roman"/>
+          <w:kern w:val="0"/>
+          <w14:ligatures w14:val="none"/>
+        </w:rPr>
+      </w:pPr>
+      <w:r>
+        <w:rPr>
+          <w:rFonts w:ascii="Times New Roman" w:eastAsia="Times New Roman" w:hAnsi="Times New Roman" w:cs="Times New Roman"/>
+          <w:kern w:val="0"/>
+          <w14:ligatures w14:val="none"/>
+        </w:rPr>
+        <w:t>Parâmetros base:</w:t>
+      </w:r>
+    </w:p>
+    <w:p>
+      <w:pPr>
+        <w:rPr>
+          <w:rFonts w:ascii="Times New Roman" w:eastAsia="Times New Roman" w:hAnsi="Times New Roman" w:cs="Times New Roman"/>
+          <w:kern w:val="0"/>
+          <w14:ligatures w14:val="none"/>
+        </w:rPr>
+      </w:pPr>
+      <w:r>
+        <w:rPr>
+          <w:rFonts w:ascii="Times New Roman" w:eastAsia="Times New Roman" w:hAnsi="Times New Roman" w:cs="Times New Roman"/>
+          <w:kern w:val="0"/>
+          <w14:ligatures w14:val="none"/>
+        </w:rPr>
+        <w:t>- Kc = 2000 kWh</w:t>
+      </w:r>
+    </w:p>
+    <w:p>
+      <w:pPr>
+        <w:rPr>
+          <w:rFonts w:ascii="Times New Roman" w:eastAsia="Times New Roman" w:hAnsi="Times New Roman" w:cs="Times New Roman"/>
+          <w:kern w:val="0"/>
+          <w14:ligatures w14:val="none"/>
+        </w:rPr>
+      </w:pPr>
+      <w:r>
+        <w:rPr>
+          <w:rFonts w:ascii="Times New Roman" w:eastAsia="Times New Roman" w:hAnsi="Times New Roman" w:cs="Times New Roman"/>
+          <w:kern w:val="0"/>
+          <w14:ligatures w14:val="none"/>
+        </w:rPr>
+        <w:t>- Tc = R$ 0,88/kWh</w:t>
+      </w:r>
+    </w:p>
+    <w:p>
+      <w:pPr>
+        <w:rPr>
+          <w:rFonts w:ascii="Times New Roman" w:eastAsia="Times New Roman" w:hAnsi="Times New Roman" w:cs="Times New Roman"/>
+          <w:kern w:val="0"/>
+          <w14:ligatures w14:val="none"/>
+        </w:rPr>
+      </w:pPr>
+      <w:r>
+        <w:rPr>
+          <w:rFonts w:ascii="Times New Roman" w:eastAsia="Times New Roman" w:hAnsi="Times New Roman" w:cs="Times New Roman"/>
+          <w:kern w:val="0"/>
+          <w14:ligatures w14:val="none"/>
+        </w:rPr>
+        <w:t>- T = R$ 1,10/kWh</w:t>
+      </w:r>
+    </w:p>
+    <w:p>
+      <w:pPr>
+        <w:rPr>
+          <w:rFonts w:ascii="Times New Roman" w:eastAsia="Times New Roman" w:hAnsi="Times New Roman" w:cs="Times New Roman"/>
+          <w:kern w:val="0"/>
+          <w14:ligatures w14:val="none"/>
+        </w:rPr>
+      </w:pPr>
+      <w:r>
+        <w:rPr>
+          <w:rFonts w:ascii="Times New Roman" w:eastAsia="Times New Roman" w:hAnsi="Times New Roman" w:cs="Times New Roman"/>
+          <w:kern w:val="0"/>
+          <w14:ligatures w14:val="none"/>
+        </w:rPr>
+        <w:t>- E = R$ 45,00</w:t>
+      </w:r>
+    </w:p>
+    <w:p>
+      <w:pPr>
+        <w:rPr>
+          <w:rFonts w:ascii="Times New Roman" w:eastAsia="Times New Roman" w:hAnsi="Times New Roman" w:cs="Times New Roman"/>
+          <w:kern w:val="0"/>
+          <w14:ligatures w14:val="none"/>
+        </w:rPr>
+      </w:pPr>
+    </w:p>
+    <w:p>
+      <w:pPr>
+        <w:rPr>
+          <w:rFonts w:ascii="Times New Roman" w:eastAsia="Times New Roman" w:hAnsi="Times New Roman" w:cs="Times New Roman"/>
+          <w:kern w:val="0"/>
+          <w14:ligatures w14:val="none"/>
+        </w:rPr>
+      </w:pPr>
+      <w:r>
+        <w:rPr>
+          <w:rFonts w:ascii="Times New Roman" w:eastAsia="Times New Roman" w:hAnsi="Times New Roman" w:cs="Times New Roman"/>
+          <w:kern w:val="0"/>
+          <w14:ligatures w14:val="none"/>
+        </w:rPr>
+        <w:t>Exemplo 1 – Consumo abaixo do piso com sobra de crédito:</w:t>
+      </w:r>
+    </w:p>
+    <w:p>
+      <w:pPr>
+        <w:rPr>
+          <w:rFonts w:ascii="Times New Roman" w:eastAsia="Times New Roman" w:hAnsi="Times New Roman" w:cs="Times New Roman"/>
+          <w:kern w:val="0"/>
+          <w14:ligatures w14:val="none"/>
+        </w:rPr>
+      </w:pPr>
+      <w:r>
+        <w:rPr>
+          <w:rFonts w:ascii="Times New Roman" w:eastAsia="Times New Roman" w:hAnsi="Times New Roman" w:cs="Times New Roman"/>
+          <w:kern w:val="0"/>
+          <w14:ligatures w14:val="none"/>
+        </w:rPr>
+        <w:t xml:space="preserve">Kr = 1800 kWh, C = 400 kWh  </w:t>
+      </w:r>
+    </w:p>
+    <w:p>
+      <w:pPr>
+        <w:rPr>
+          <w:rFonts w:ascii="Times New Roman" w:eastAsia="Times New Roman" w:hAnsi="Times New Roman" w:cs="Times New Roman"/>
+          <w:kern w:val="0"/>
+          <w14:ligatures w14:val="none"/>
+        </w:rPr>
+      </w:pPr>
+      <w:r>
+        <w:rPr>
+          <w:rFonts w:ascii="Times New Roman" w:eastAsia="Times New Roman" w:hAnsi="Times New Roman" w:cs="Times New Roman"/>
+          <w:kern w:val="0"/>
+          <w14:ligatures w14:val="none"/>
+        </w:rPr>
+        <w:t>M = 2000 × 0,88 + 0 + 45 = R$ 1.805,00</w:t>
+      </w:r>
+    </w:p>
+    <w:p>
+      <w:pPr>
+        <w:rPr>
+          <w:rFonts w:ascii="Times New Roman" w:eastAsia="Times New Roman" w:hAnsi="Times New Roman" w:cs="Times New Roman"/>
+          <w:kern w:val="0"/>
+          <w14:ligatures w14:val="none"/>
+        </w:rPr>
+      </w:pPr>
+      <w:r>
+        <w:rPr>
+          <w:rFonts w:ascii="Times New Roman" w:eastAsia="Times New Roman" w:hAnsi="Times New Roman" w:cs="Times New Roman"/>
+          <w:kern w:val="0"/>
+          <w14:ligatures w14:val="none"/>
+        </w:rPr>
+        <w:t>Exemplo 2 – Consumo acima do piso com crédito parcial:</w:t>
+      </w:r>
+    </w:p>
+    <w:p>
+      <w:pPr>
+        <w:rPr>
+          <w:rFonts w:ascii="Times New Roman" w:eastAsia="Times New Roman" w:hAnsi="Times New Roman" w:cs="Times New Roman"/>
+          <w:kern w:val="0"/>
+          <w14:ligatures w14:val="none"/>
+        </w:rPr>
+      </w:pPr>
+      <w:r>
+        <w:rPr>
+          <w:rFonts w:ascii="Times New Roman" w:eastAsia="Times New Roman" w:hAnsi="Times New Roman" w:cs="Times New Roman"/>
+          <w:kern w:val="0"/>
+          <w14:ligatures w14:val="none"/>
+        </w:rPr>
+        <w:t xml:space="preserve">Kr = 2300 kWh, C = 200 kWh  </w:t>
+      </w:r>
+    </w:p>
+    <w:p>
+      <w:pPr>
+        <w:rPr>
+          <w:rFonts w:ascii="Times New Roman" w:eastAsia="Times New Roman" w:hAnsi="Times New Roman" w:cs="Times New Roman"/>
+          <w:kern w:val="0"/>
+          <w14:ligatures w14:val="none"/>
+        </w:rPr>
+      </w:pPr>
+      <w:r>
+        <w:rPr>
+          <w:rFonts w:ascii="Times New Roman" w:eastAsia="Times New Roman" w:hAnsi="Times New Roman" w:cs="Times New Roman"/>
+          <w:kern w:val="0"/>
+          <w14:ligatures w14:val="none"/>
+        </w:rPr>
+        <w:t xml:space="preserve">Excedente = 100 kWh  </w:t>
+      </w:r>
+    </w:p>
+    <w:p>
+      <w:pPr>
+        <w:rPr>
+          <w:rFonts w:ascii="Times New Roman" w:eastAsia="Times New Roman" w:hAnsi="Times New Roman" w:cs="Times New Roman"/>
+          <w:kern w:val="0"/>
+          <w14:ligatures w14:val="none"/>
+        </w:rPr>
+      </w:pPr>
+      <w:r>
+        <w:rPr>
+          <w:rFonts w:ascii="Times New Roman" w:eastAsia="Times New Roman" w:hAnsi="Times New Roman" w:cs="Times New Roman"/>
+          <w:kern w:val="0"/>
+          <w14:ligatures w14:val="none"/>
+        </w:rPr>
+        <w:t>M = 2000 × 0,88 + 100 × 1,10 + 45 = R$ 1.915,00</w:t>
+      </w:r>
+    </w:p>
+    <w:p>
+      <w:pPr>
+        <w:rPr>
+          <w:rFonts w:ascii="Times New Roman" w:eastAsia="Times New Roman" w:hAnsi="Times New Roman" w:cs="Times New Roman"/>
+          <w:kern w:val="0"/>
+          <w14:ligatures w14:val="none"/>
+        </w:rPr>
+      </w:pPr>
+    </w:p>
+    <w:p>
+      <w:pPr>
+        <w:rPr>
+          <w:rFonts w:ascii="Times New Roman" w:eastAsia="Times New Roman" w:hAnsi="Times New Roman" w:cs="Times New Roman"/>
+          <w:kern w:val="0"/>
+          <w14:ligatures w14:val="none"/>
+        </w:rPr>
+      </w:pPr>
+      <w:r>
+        <w:rPr>
+          <w:rFonts w:ascii="Times New Roman" w:eastAsia="Times New Roman" w:hAnsi="Times New Roman" w:cs="Times New Roman"/>
+          <w:kern w:val="0"/>
+          <w14:ligatures w14:val="none"/>
+        </w:rPr>
+        <w:t>Exemplo 3 – Consumo nulo (zero):</w:t>
+      </w:r>
+    </w:p>
+    <w:p>
+      <w:pPr>
+        <w:rPr>
+          <w:rFonts w:ascii="Times New Roman" w:eastAsia="Times New Roman" w:hAnsi="Times New Roman" w:cs="Times New Roman"/>
+          <w:kern w:val="0"/>
+          <w14:ligatures w14:val="none"/>
+        </w:rPr>
+      </w:pPr>
+      <w:r>
+        <w:rPr>
+          <w:rFonts w:ascii="Times New Roman" w:eastAsia="Times New Roman" w:hAnsi="Times New Roman" w:cs="Times New Roman"/>
+          <w:kern w:val="0"/>
+          <w14:ligatures w14:val="none"/>
+        </w:rPr>
+        <w:t xml:space="preserve">Kr = 0 kWh, C = 0  </w:t>
+      </w:r>
+    </w:p>
+    <w:p>
+      <w:pPr>
+        <w:rPr>
+          <w:rFonts w:ascii="Times New Roman" w:eastAsia="Times New Roman" w:hAnsi="Times New Roman" w:cs="Times New Roman"/>
+          <w:kern w:val="0"/>
+          <w14:ligatures w14:val="none"/>
+        </w:rPr>
+      </w:pPr>
+      <w:r>
+        <w:rPr>
+          <w:rFonts w:ascii="Times New Roman" w:eastAsia="Times New Roman" w:hAnsi="Times New Roman" w:cs="Times New Roman"/>
+          <w:kern w:val="0"/>
+          <w14:ligatures w14:val="none"/>
+        </w:rPr>
+        <w:t>M = 2000 × 0,88 + 0 + 45 = R$ 1.805,00</w:t>
+      </w:r>
+    </w:p>
+    <w:p>
+      <w:pPr>
+        <w:rPr>
+          <w:rFonts w:ascii="Times New Roman" w:eastAsia="Times New Roman" w:hAnsi="Times New Roman" w:cs="Times New Roman"/>
+          <w:b/>
+          <w:bCs/>
+          <w:kern w:val="0"/>
+          <w14:ligatures w14:val="none"/>
+        </w:rPr>
+      </w:pPr>
+      <w:r>
+        <w:rPr>
+          <w:rFonts w:ascii="Times New Roman" w:eastAsia="Times New Roman" w:hAnsi="Times New Roman" w:cs="Times New Roman"/>
+          <w:b/>
+          <w:bCs/>
+          <w:kern w:val="0"/>
+          <w14:ligatures w14:val="none"/>
+        </w:rPr>
+        <w:lastRenderedPageBreak/>
+        <w:t>6. DISPOSIÇÕES FINAIS</w:t>
+      </w:r>
+    </w:p>
+    <w:p>
+      <w:pPr>
         <w:rPr>
           <w:rFonts w:ascii="Times New Roman" w:hAnsi="Times New Roman" w:cs="Times New Roman"/>
           <w:shd w:val="clear" w:color="auto" w:fill="FAFAFA"/>
         </w:rPr>
-        <w:t>O reajuste será aplicado de forma imediata e proporcional, sem necessidade de notificação individual ou aditamento contratual, sendo considerado para cálculo das mensalidades seguintes, sem gerar direito a rescisão, desconto ou compensação.</w:t>
-      </w:r>
-    </w:p>
-    <w:p>
-      <w:pPr>
-        <w:rPr>
-          <w:rFonts w:ascii="Times New Roman" w:eastAsia="Times New Roman" w:hAnsi="Times New Roman" w:cs="Times New Roman"/>
-          <w:b/>
-          <w:bCs/>
-          <w:kern w:val="0"/>
-          <w14:ligatures w14:val="none"/>
-        </w:rPr>
-      </w:pPr>
-    </w:p>
-    <w:p>
-      <w:pPr>
-        <w:rPr>
-          <w:rFonts w:ascii="Times New Roman" w:eastAsia="Times New Roman" w:hAnsi="Times New Roman" w:cs="Times New Roman"/>
-          <w:b/>
-          <w:bCs/>
-          <w:kern w:val="0"/>
-          <w14:ligatures w14:val="none"/>
-        </w:rPr>
-      </w:pPr>
-    </w:p>
-    <w:p>
-      <w:pPr>
-        <w:rPr>
-          <w:rFonts w:ascii="Times New Roman" w:eastAsia="Times New Roman" w:hAnsi="Times New Roman" w:cs="Times New Roman"/>
-          <w:b/>
-          <w:bCs/>
-          <w:kern w:val="0"/>
-          <w14:ligatures w14:val="none"/>
-        </w:rPr>
-      </w:pPr>
-      <w:r>
-        <w:rPr>
-          <w:rFonts w:ascii="Times New Roman" w:eastAsia="Times New Roman" w:hAnsi="Times New Roman" w:cs="Times New Roman"/>
-          <w:b/>
-          <w:bCs/>
-          <w:kern w:val="0"/>
-          <w14:ligatures w14:val="none"/>
-        </w:rPr>
-        <w:lastRenderedPageBreak/>
-        <w:t>5. EXEMPLOS ILUSTRATIVOS</w:t>
-      </w:r>
-    </w:p>
-    <w:p>
-      <w:pPr>
-        <w:rPr>
-          <w:rFonts w:ascii="Times New Roman" w:eastAsia="Times New Roman" w:hAnsi="Times New Roman" w:cs="Times New Roman"/>
-          <w:kern w:val="0"/>
-          <w14:ligatures w14:val="none"/>
-        </w:rPr>
-      </w:pPr>
-      <w:r>
-        <w:rPr>
-          <w:rFonts w:ascii="Times New Roman" w:eastAsia="Times New Roman" w:hAnsi="Times New Roman" w:cs="Times New Roman"/>
-          <w:kern w:val="0"/>
-          <w14:ligatures w14:val="none"/>
-        </w:rPr>
-        <w:t>(Para fins ilustrativos. Os valores não representam garantias ou promessas contratuais.)</w:t>
-      </w:r>
-    </w:p>
-    <w:p>
-      <w:pPr>
-        <w:rPr>
-          <w:rFonts w:ascii="Times New Roman" w:eastAsia="Times New Roman" w:hAnsi="Times New Roman" w:cs="Times New Roman"/>
-          <w:kern w:val="0"/>
-          <w14:ligatures w14:val="none"/>
-        </w:rPr>
-      </w:pPr>
-      <w:r>
-        <w:rPr>
-          <w:rFonts w:ascii="Times New Roman" w:eastAsia="Times New Roman" w:hAnsi="Times New Roman" w:cs="Times New Roman"/>
-          <w:kern w:val="0"/>
-          <w14:ligatures w14:val="none"/>
-        </w:rPr>
-        <w:t>Parâmetros base:</w:t>
-      </w:r>
-    </w:p>
-    <w:p>
-      <w:pPr>
-        <w:rPr>
-          <w:rFonts w:ascii="Times New Roman" w:eastAsia="Times New Roman" w:hAnsi="Times New Roman" w:cs="Times New Roman"/>
-          <w:kern w:val="0"/>
-          <w14:ligatures w14:val="none"/>
-        </w:rPr>
-      </w:pPr>
-      <w:r>
-        <w:rPr>
-          <w:rFonts w:ascii="Times New Roman" w:eastAsia="Times New Roman" w:hAnsi="Times New Roman" w:cs="Times New Roman"/>
-          <w:kern w:val="0"/>
-          <w14:ligatures w14:val="none"/>
-        </w:rPr>
-        <w:t>- Kc = 2000 kWh</w:t>
-      </w:r>
-    </w:p>
-    <w:p>
-      <w:pPr>
-        <w:rPr>
-          <w:rFonts w:ascii="Times New Roman" w:eastAsia="Times New Roman" w:hAnsi="Times New Roman" w:cs="Times New Roman"/>
-          <w:kern w:val="0"/>
-          <w14:ligatures w14:val="none"/>
-        </w:rPr>
-      </w:pPr>
-      <w:r>
-        <w:rPr>
-          <w:rFonts w:ascii="Times New Roman" w:eastAsia="Times New Roman" w:hAnsi="Times New Roman" w:cs="Times New Roman"/>
-          <w:kern w:val="0"/>
-          <w14:ligatures w14:val="none"/>
-        </w:rPr>
-        <w:t>- Tc = R$ 0,88/kWh</w:t>
-      </w:r>
-    </w:p>
-    <w:p>
-      <w:pPr>
-        <w:rPr>
-          <w:rFonts w:ascii="Times New Roman" w:eastAsia="Times New Roman" w:hAnsi="Times New Roman" w:cs="Times New Roman"/>
-          <w:kern w:val="0"/>
-          <w14:ligatures w14:val="none"/>
-        </w:rPr>
-      </w:pPr>
-      <w:r>
-        <w:rPr>
-          <w:rFonts w:ascii="Times New Roman" w:eastAsia="Times New Roman" w:hAnsi="Times New Roman" w:cs="Times New Roman"/>
-          <w:kern w:val="0"/>
-          <w14:ligatures w14:val="none"/>
-        </w:rPr>
-        <w:t>- T = R$ 1,10/kWh</w:t>
-      </w:r>
-    </w:p>
-    <w:p>
-      <w:pPr>
-        <w:rPr>
-          <w:rFonts w:ascii="Times New Roman" w:eastAsia="Times New Roman" w:hAnsi="Times New Roman" w:cs="Times New Roman"/>
-          <w:kern w:val="0"/>
-          <w14:ligatures w14:val="none"/>
-        </w:rPr>
-      </w:pPr>
-      <w:r>
-        <w:rPr>
-          <w:rFonts w:ascii="Times New Roman" w:eastAsia="Times New Roman" w:hAnsi="Times New Roman" w:cs="Times New Roman"/>
-          <w:kern w:val="0"/>
-          <w14:ligatures w14:val="none"/>
-        </w:rPr>
-        <w:t>- E = R$ 45,00</w:t>
-      </w:r>
-    </w:p>
-    <w:p>
-      <w:pPr>
-        <w:rPr>
-          <w:rFonts w:ascii="Times New Roman" w:eastAsia="Times New Roman" w:hAnsi="Times New Roman" w:cs="Times New Roman"/>
-          <w:kern w:val="0"/>
-          <w14:ligatures w14:val="none"/>
-        </w:rPr>
-      </w:pPr>
-    </w:p>
-    <w:p>
-      <w:pPr>
-        <w:rPr>
-          <w:rFonts w:ascii="Times New Roman" w:eastAsia="Times New Roman" w:hAnsi="Times New Roman" w:cs="Times New Roman"/>
-          <w:kern w:val="0"/>
-          <w14:ligatures w14:val="none"/>
-        </w:rPr>
-      </w:pPr>
-      <w:r>
-        <w:rPr>
-          <w:rFonts w:ascii="Times New Roman" w:eastAsia="Times New Roman" w:hAnsi="Times New Roman" w:cs="Times New Roman"/>
-          <w:kern w:val="0"/>
-          <w14:ligatures w14:val="none"/>
-        </w:rPr>
-        <w:t>Exemplo 1 – Consumo abaixo do piso com sobra de crédito:</w:t>
-      </w:r>
-    </w:p>
-    <w:p>
-      <w:pPr>
-        <w:rPr>
-          <w:rFonts w:ascii="Times New Roman" w:eastAsia="Times New Roman" w:hAnsi="Times New Roman" w:cs="Times New Roman"/>
-          <w:kern w:val="0"/>
-          <w14:ligatures w14:val="none"/>
-        </w:rPr>
-      </w:pPr>
-      <w:r>
-        <w:rPr>
-          <w:rFonts w:ascii="Times New Roman" w:eastAsia="Times New Roman" w:hAnsi="Times New Roman" w:cs="Times New Roman"/>
-          <w:kern w:val="0"/>
-          <w14:ligatures w14:val="none"/>
-        </w:rPr>
-        <w:t xml:space="preserve">Kr = 1800 kWh, C = 400 kWh  </w:t>
-      </w:r>
-    </w:p>
-    <w:p>
-      <w:pPr>
-        <w:rPr>
-          <w:rFonts w:ascii="Times New Roman" w:eastAsia="Times New Roman" w:hAnsi="Times New Roman" w:cs="Times New Roman"/>
-          <w:kern w:val="0"/>
-          <w14:ligatures w14:val="none"/>
-        </w:rPr>
-      </w:pPr>
-      <w:r>
-        <w:rPr>
-          <w:rFonts w:ascii="Times New Roman" w:eastAsia="Times New Roman" w:hAnsi="Times New Roman" w:cs="Times New Roman"/>
-          <w:kern w:val="0"/>
-          <w14:ligatures w14:val="none"/>
-        </w:rPr>
-        <w:t>M = 2000 × 0,88 + 0 + 45 = R$ 1.805,00</w:t>
-      </w:r>
-    </w:p>
-    <w:p>
-      <w:pPr>
-        <w:rPr>
-          <w:rFonts w:ascii="Times New Roman" w:eastAsia="Times New Roman" w:hAnsi="Times New Roman" w:cs="Times New Roman"/>
-          <w:kern w:val="0"/>
-          <w14:ligatures w14:val="none"/>
-        </w:rPr>
-      </w:pPr>
-    </w:p>
-    <w:p>
-      <w:pPr>
-        <w:rPr>
-          <w:rFonts w:ascii="Times New Roman" w:eastAsia="Times New Roman" w:hAnsi="Times New Roman" w:cs="Times New Roman"/>
-          <w:kern w:val="0"/>
-          <w14:ligatures w14:val="none"/>
-        </w:rPr>
-      </w:pPr>
-      <w:r>
-        <w:rPr>
-          <w:rFonts w:ascii="Times New Roman" w:eastAsia="Times New Roman" w:hAnsi="Times New Roman" w:cs="Times New Roman"/>
-          <w:kern w:val="0"/>
-          <w14:ligatures w14:val="none"/>
-        </w:rPr>
-        <w:t>Exemplo 2 – Consumo acima do piso com crédito parcial:</w:t>
-      </w:r>
-    </w:p>
-    <w:p>
-      <w:pPr>
-        <w:rPr>
-          <w:rFonts w:ascii="Times New Roman" w:eastAsia="Times New Roman" w:hAnsi="Times New Roman" w:cs="Times New Roman"/>
-          <w:kern w:val="0"/>
-          <w14:ligatures w14:val="none"/>
-        </w:rPr>
-      </w:pPr>
-      <w:r>
-        <w:rPr>
-          <w:rFonts w:ascii="Times New Roman" w:eastAsia="Times New Roman" w:hAnsi="Times New Roman" w:cs="Times New Roman"/>
-          <w:kern w:val="0"/>
-          <w14:ligatures w14:val="none"/>
-        </w:rPr>
-        <w:t xml:space="preserve">Kr = 2300 kWh, C = 200 kWh  </w:t>
-      </w:r>
-    </w:p>
-    <w:p>
-      <w:pPr>
-        <w:rPr>
-          <w:rFonts w:ascii="Times New Roman" w:eastAsia="Times New Roman" w:hAnsi="Times New Roman" w:cs="Times New Roman"/>
-          <w:kern w:val="0"/>
-          <w14:ligatures w14:val="none"/>
-        </w:rPr>
-      </w:pPr>
-      <w:r>
-        <w:rPr>
-          <w:rFonts w:ascii="Times New Roman" w:eastAsia="Times New Roman" w:hAnsi="Times New Roman" w:cs="Times New Roman"/>
-          <w:kern w:val="0"/>
-          <w14:ligatures w14:val="none"/>
-        </w:rPr>
-        <w:t xml:space="preserve">Excedente = 100 kWh  </w:t>
-      </w:r>
-    </w:p>
-    <w:p>
-      <w:pPr>
-        <w:rPr>
-          <w:rFonts w:ascii="Times New Roman" w:eastAsia="Times New Roman" w:hAnsi="Times New Roman" w:cs="Times New Roman"/>
-          <w:kern w:val="0"/>
-          <w14:ligatures w14:val="none"/>
-        </w:rPr>
-      </w:pPr>
-      <w:r>
-        <w:rPr>
-          <w:rFonts w:ascii="Times New Roman" w:eastAsia="Times New Roman" w:hAnsi="Times New Roman" w:cs="Times New Roman"/>
-          <w:kern w:val="0"/>
-          <w14:ligatures w14:val="none"/>
-        </w:rPr>
-        <w:t>M = 2000 × 0,88 + 100 × 1,10 + 45 = R$ 1.915,00</w:t>
-      </w:r>
-    </w:p>
-    <w:p>
-      <w:pPr>
-        <w:rPr>
-          <w:rFonts w:ascii="Times New Roman" w:eastAsia="Times New Roman" w:hAnsi="Times New Roman" w:cs="Times New Roman"/>
-          <w:kern w:val="0"/>
-          <w14:ligatures w14:val="none"/>
-        </w:rPr>
-      </w:pPr>
-    </w:p>
-    <w:p>
-      <w:pPr>
-        <w:rPr>
-          <w:rFonts w:ascii="Times New Roman" w:eastAsia="Times New Roman" w:hAnsi="Times New Roman" w:cs="Times New Roman"/>
-          <w:kern w:val="0"/>
-          <w14:ligatures w14:val="none"/>
-        </w:rPr>
-      </w:pPr>
-      <w:r>
-        <w:rPr>
-          <w:rFonts w:ascii="Times New Roman" w:eastAsia="Times New Roman" w:hAnsi="Times New Roman" w:cs="Times New Roman"/>
-          <w:kern w:val="0"/>
-          <w14:ligatures w14:val="none"/>
-        </w:rPr>
-        <w:t>Exemplo 3 – Consumo nulo (zero):</w:t>
-      </w:r>
-    </w:p>
-    <w:p>
-      <w:pPr>
-        <w:rPr>
-          <w:rFonts w:ascii="Times New Roman" w:eastAsia="Times New Roman" w:hAnsi="Times New Roman" w:cs="Times New Roman"/>
-          <w:kern w:val="0"/>
-          <w14:ligatures w14:val="none"/>
-        </w:rPr>
-      </w:pPr>
-      <w:r>
-        <w:rPr>
-          <w:rFonts w:ascii="Times New Roman" w:eastAsia="Times New Roman" w:hAnsi="Times New Roman" w:cs="Times New Roman"/>
-          <w:kern w:val="0"/>
-          <w14:ligatures w14:val="none"/>
-        </w:rPr>
-        <w:t xml:space="preserve">Kr = 0 kWh, C = 0  </w:t>
-      </w:r>
-    </w:p>
-    <w:p>
-      <w:pPr>
-        <w:rPr>
-          <w:rFonts w:ascii="Times New Roman" w:eastAsia="Times New Roman" w:hAnsi="Times New Roman" w:cs="Times New Roman"/>
-          <w:kern w:val="0"/>
-          <w14:ligatures w14:val="none"/>
-        </w:rPr>
-      </w:pPr>
-      <w:r>
-        <w:rPr>
-          <w:rFonts w:ascii="Times New Roman" w:eastAsia="Times New Roman" w:hAnsi="Times New Roman" w:cs="Times New Roman"/>
-          <w:kern w:val="0"/>
-          <w14:ligatures w14:val="none"/>
-        </w:rPr>
-        <w:t>M = 2000 × 0,88 + 0 + 45 = R$ 1.805,00</w:t>
-      </w:r>
-    </w:p>
-    <w:p>
-      <w:pPr>
-        <w:rPr>
-          <w:rFonts w:ascii="Times New Roman" w:eastAsia="Times New Roman" w:hAnsi="Times New Roman" w:cs="Times New Roman"/>
-          <w:kern w:val="0"/>
-          <w14:ligatures w14:val="none"/>
-        </w:rPr>
-      </w:pPr>
-    </w:p>
-    <w:p>
-      <w:pPr>
-        <w:rPr>
-          <w:rFonts w:ascii="Times New Roman" w:eastAsia="Times New Roman" w:hAnsi="Times New Roman" w:cs="Times New Roman"/>
-          <w:b/>
-          <w:bCs/>
-          <w:kern w:val="0"/>
-          <w14:ligatures w14:val="none"/>
-        </w:rPr>
-      </w:pPr>
-    </w:p>
-    <w:p>
-      <w:pPr>
-        <w:rPr>
-          <w:rFonts w:ascii="Times New Roman" w:eastAsia="Times New Roman" w:hAnsi="Times New Roman" w:cs="Times New Roman"/>
-          <w:b/>
-          <w:bCs/>
-          <w:kern w:val="0"/>
-          <w14:ligatures w14:val="none"/>
-        </w:rPr>
-      </w:pPr>
-    </w:p>
-    <w:p>
-      <w:pPr>
-        <w:rPr>
-          <w:rFonts w:ascii="Times New Roman" w:eastAsia="Times New Roman" w:hAnsi="Times New Roman" w:cs="Times New Roman"/>
-          <w:b/>
-          <w:bCs/>
-          <w:kern w:val="0"/>
-          <w14:ligatures w14:val="none"/>
-        </w:rPr>
-      </w:pPr>
-    </w:p>
-    <w:p>
-      <w:pPr>
-        <w:rPr>
-          <w:rFonts w:ascii="Times New Roman" w:eastAsia="Times New Roman" w:hAnsi="Times New Roman" w:cs="Times New Roman"/>
-          <w:b/>
-          <w:bCs/>
-          <w:kern w:val="0"/>
-          <w14:ligatures w14:val="none"/>
-        </w:rPr>
-      </w:pPr>
-    </w:p>
-    <w:p>
-      <w:pPr>
-        <w:rPr>
-          <w:rFonts w:ascii="Times New Roman" w:eastAsia="Times New Roman" w:hAnsi="Times New Roman" w:cs="Times New Roman"/>
-          <w:b/>
-          <w:bCs/>
-          <w:kern w:val="0"/>
-          <w14:ligatures w14:val="none"/>
-        </w:rPr>
-      </w:pPr>
-    </w:p>
-    <w:p>
-      <w:pPr>
-        <w:rPr>
-          <w:rFonts w:ascii="Times New Roman" w:eastAsia="Times New Roman" w:hAnsi="Times New Roman" w:cs="Times New Roman"/>
-          <w:b/>
-          <w:bCs/>
-          <w:kern w:val="0"/>
-          <w14:ligatures w14:val="none"/>
-        </w:rPr>
-      </w:pPr>
-      <w:r>
-        <w:rPr>
-          <w:rFonts w:ascii="Times New Roman" w:eastAsia="Times New Roman" w:hAnsi="Times New Roman" w:cs="Times New Roman"/>
-          <w:b/>
-          <w:bCs/>
-          <w:kern w:val="0"/>
-          <w14:ligatures w14:val="none"/>
-        </w:rPr>
-        <w:lastRenderedPageBreak/>
-        <w:t>6. DISPOSIÇÕES FINAIS</w:t>
-      </w:r>
-    </w:p>
-    <w:p>
-      <w:pPr>
+      </w:pPr>
+      <w:r>
+        <w:rPr>
+          <w:rFonts w:ascii="Times New Roman" w:eastAsia="Times New Roman" w:hAnsi="Times New Roman" w:cs="Times New Roman"/>
+          <w:kern w:val="0"/>
+          <w14:ligatures w14:val="none"/>
+        </w:rPr>
+        <w:t xml:space="preserve">6.1. </w:t>
+      </w:r>
+      <w:r>
         <w:rPr>
           <w:rFonts w:ascii="Times New Roman" w:hAnsi="Times New Roman" w:cs="Times New Roman"/>
           <w:shd w:val="clear" w:color="auto" w:fill="FAFAFA"/>
         </w:rPr>
-      </w:pPr>
-      <w:r>
-        <w:rPr>
-          <w:rFonts w:ascii="Times New Roman" w:eastAsia="Times New Roman" w:hAnsi="Times New Roman" w:cs="Times New Roman"/>
-          <w:kern w:val="0"/>
-          <w14:ligatures w14:val="none"/>
-        </w:rPr>
-        <w:t xml:space="preserve">6.1. </w:t>
-      </w:r>
-      <w:r>
-        <w:rPr>
-          <w:rFonts w:ascii="Times New Roman" w:hAnsi="Times New Roman" w:cs="Times New Roman"/>
-          <w:shd w:val="clear" w:color="auto" w:fill="FAFAFA"/>
-        </w:rPr>
         <w:t>A energia contratada é estimada com base em dados históricos e técnicos médios. A geração efetiva do sistema está sujeita a variações sazonais, climáticas, técnicas e estruturais, não configurando garantia de produção mínima.</w:t>
       </w:r>
     </w:p>
@@ -1266,7 +1308,7 @@
           <w:kern w:val="0"/>
           <w14:ligatures w14:val="none"/>
         </w:rPr>
-        <w:t>6.2. O início da cobrança da mensalidade ocorrerá nos termos da Cláusula 5 do contrato principal, após a assinatura do Termo de Aceite Técnico (Anexo VII).</w:t>
+        <w:t>6.2. O início da cobrança da mensalidade ocorrerá nos termos da Cláusula 6 do contrato principal, após a assinatura do Termo de Aceite Técnico (Anexo VII), observado o início do primeiro ciclo completo de medição da distribuidora, salvo hipótese diversa expressamente prevista no contrato.</w:t>
       </w:r>
     </w:p>
     <w:p>
@@ -1741,12 +1783,7 @@
       <w:rPr>
         <w:noProof/>
       </w:rPr>
-    </w:r>
-    <w:r>
-      <w:rPr>
-        <w:noProof/>
-      </w:rPr>
-      <w:pict w14:anchorId="4B12CE92">
+      <w:pict w14:anchorId="4FB88C0D">
         <v:shapetype id="_x0000_t75" coordsize="21600,21600" o:spt="75" o:preferrelative="t" path="m@4@5l@4@11@9@11@9@5xe" filled="f" stroked="f">
           <v:stroke joinstyle="miter"/>
           <v:formulas>
@@ -1903,12 +1940,7 @@
       <w:rPr>
         <w:noProof/>
       </w:rPr>
-    </w:r>
-    <w:r>
-      <w:rPr>
-        <w:noProof/>
-      </w:rPr>
-      <w:pict w14:anchorId="7DF8F634">
+      <w:pict w14:anchorId="24210672">
         <v:shapetype id="_x0000_t75" coordsize="21600,21600" o:spt="75" o:preferrelative="t" path="m@4@5l@4@11@9@11@9@5xe" filled="f" stroked="f">
           <v:stroke joinstyle="miter"/>
           <v:formulas>
@@ -1948,12 +1980,7 @@
       <w:rPr>
         <w:noProof/>
       </w:rPr>
-    </w:r>
-    <w:r>
-      <w:rPr>
-        <w:noProof/>
-      </w:rPr>
-      <w:pict w14:anchorId="0ABA07C0">
+      <w:pict w14:anchorId="17FF0A2B">
         <v:shapetype id="_x0000_t75" coordsize="21600,21600" o:spt="75" o:preferrelative="t" path="m@4@5l@4@11@9@11@9@5xe" filled="f" stroked="f">
           <v:stroke joinstyle="miter"/>
           <v:formulas>

--- a/public/templates/contratos/leasing/anexos/ANEXO III - Regras de Cálculo da Mensalidade (todos).docx
+++ b/public/templates/contratos/leasing/anexos/ANEXO III - Regras de Cálculo da Mensalidade (todos).docx
@@ -75,7 +75,23 @@
           <w:kern w:val="0"/>
           <w14:ligatures w14:val="none"/>
         </w:rPr>
-        <w:t xml:space="preserve">Este Anexo define a metodologia de cálculo da mensalidade devida pelo CONTRATANTE, com base na energia contratada (Kc), consumo real (Kr), tarifas públicas e encargos incidentes, </w:t>
+        <w:t xml:space="preserve">Este Anexo define a metodologia de cálculo da mensalidade devida pelo CONTRATANTE, com base na energia </w:t>
+      </w:r>
+      <w:r>
+        <w:rPr>
+          <w:rFonts w:ascii="Times New Roman" w:eastAsia="Times New Roman" w:hAnsi="Times New Roman" w:cs="Times New Roman"/>
+          <w:kern w:val="0"/>
+          <w14:ligatures w14:val="none"/>
+        </w:rPr>
+        <w:t>mensal contratada</w:t>
+      </w:r>
+      <w:r>
+        <w:rPr>
+          <w:rFonts w:ascii="Times New Roman" w:eastAsia="Times New Roman" w:hAnsi="Times New Roman" w:cs="Times New Roman"/>
+          <w:kern w:val="0"/>
+          <w14:ligatures w14:val="none"/>
+        </w:rPr>
+        <w:t xml:space="preserve"> (Kc), consumo real (Kr), tarifas públicas e encargos incidentes, </w:t>
       </w:r>
       <w:r>
         <w:rPr>
@@ -129,7 +145,23 @@
           <w:kern w:val="0"/>
           <w14:ligatures w14:val="none"/>
         </w:rPr>
-        <w:t>2.1. A metodologia de cálculo estabelecida neste Anexo reflete a conversão do custo da energia elétrica da rede em contraprestação pelo serviço energético prestado pela CONTRATADA, conforme previsto na Cláusula 4 do contrato principal.</w:t>
+        <w:t xml:space="preserve">2.1. A metodologia de cálculo estabelecida neste Anexo reflete a conversão do custo da energia elétrica da rede em contraprestação pelo serviço energético prestado pela </w:t>
+      </w:r>
+      <w:r>
+        <w:rPr>
+          <w:rFonts w:ascii="Times New Roman" w:eastAsia="Times New Roman" w:hAnsi="Times New Roman" w:cs="Times New Roman"/>
+          <w:kern w:val="0"/>
+          <w14:ligatures w14:val="none"/>
+        </w:rPr>
+        <w:t>SOLARINVEST</w:t>
+      </w:r>
+      <w:r>
+        <w:rPr>
+          <w:rFonts w:ascii="Times New Roman" w:eastAsia="Times New Roman" w:hAnsi="Times New Roman" w:cs="Times New Roman"/>
+          <w:kern w:val="0"/>
+          <w14:ligatures w14:val="none"/>
+        </w:rPr>
+        <w:t>, conforme previsto na Cláusula 4 do contrato principal.</w:t>
       </w:r>
     </w:p>
     <w:p>
@@ -271,7 +303,31 @@
           <w:kern w:val="0"/>
           <w14:ligatures w14:val="none"/>
         </w:rPr>
-        <w:t xml:space="preserve"> Energia contratada (kWh/mês)</w:t>
+        <w:t xml:space="preserve"> Energia </w:t>
+      </w:r>
+      <w:r>
+        <w:rPr>
+          <w:rFonts w:ascii="Times New Roman" w:eastAsia="Times New Roman" w:hAnsi="Times New Roman" w:cs="Times New Roman"/>
+          <w:kern w:val="0"/>
+          <w14:ligatures w14:val="none"/>
+        </w:rPr>
+        <w:t xml:space="preserve">mensal </w:t>
+      </w:r>
+      <w:r>
+        <w:rPr>
+          <w:rFonts w:ascii="Times New Roman" w:eastAsia="Times New Roman" w:hAnsi="Times New Roman" w:cs="Times New Roman"/>
+          <w:kern w:val="0"/>
+          <w14:ligatures w14:val="none"/>
+        </w:rPr>
+        <w:t>contratada</w:t>
+      </w:r>
+      <w:r>
+        <w:rPr>
+          <w:rFonts w:ascii="Times New Roman" w:eastAsia="Times New Roman" w:hAnsi="Times New Roman" w:cs="Times New Roman"/>
+          <w:kern w:val="0"/>
+          <w14:ligatures w14:val="none"/>
+        </w:rPr>
+        <w:t xml:space="preserve"> (kWh/mês)</w:t>
       </w:r>
     </w:p>
     <w:p>
@@ -286,7 +342,13 @@
         <w:t>- Tc:</w:t>
       </w:r>
       <w:r>
-        <w:t xml:space="preserve"> Tarifa contratual aplicada à energia contratada (R$/kWh), calculada com base na tarifa integral vigente da distribuidora aplicável à unidade consumidora do CONTRATANTE, incluindo todos os componentes tarifários, encargos e tributos incidentes.</w:t>
+        <w:t xml:space="preserve"> Tarifa contratual aplicada à energia </w:t>
+      </w:r>
+      <w:r>
+        <w:t xml:space="preserve">mensal contratada </w:t>
+      </w:r>
+      <w:r>
+        <w:t>(R$/kWh), calculada com base na tarifa integral vigente da distribuidora aplicável à unidade consumidora do CONTRATANTE, incluindo todos os componentes tarifários, encargos e tributos incidentes.</w:t>
       </w:r>
     </w:p>
     <w:p>
@@ -454,8 +516,13 @@
         <w:pStyle w:val="p1"/>
       </w:pPr>
       <w:r>
-        <w:lastRenderedPageBreak/>
-        <w:t>A CONTRATADA atuará exclusivamente na operação e gestão técnica desses créditos no âmbito do sistema de compensação de energia elétrica, utilizando-os prioritariamente para compensação do consumo da unidade consumidora vinculada ao contrato.</w:t>
+        <w:t xml:space="preserve">A </w:t>
+      </w:r>
+      <w:r>
+        <w:t>SOLARINVEST</w:t>
+      </w:r>
+      <w:r>
+        <w:t xml:space="preserve"> atuará exclusivamente na operação e gestão técnica desses créditos no âmbito do sistema de compensação de energia elétrica, utilizando-os prioritariamente para compensação do consumo da unidade consumidora vinculada ao contrato.</w:t>
       </w:r>
     </w:p>
     <w:p>
@@ -471,7 +538,13 @@
         <w:pStyle w:val="p1"/>
       </w:pPr>
       <w:r>
-        <w:t>O CONTRATANTE poderá solicitar à CONTRATADA o rateio, realocação ou redistribuição dos créditos de energia entre diferentes unidades consumidoras de sua titularidade, vinculadas ao mesmo CPF ou CNPJ, desde que tais unidades:</w:t>
+        <w:t xml:space="preserve">O CONTRATANTE poderá solicitar à </w:t>
+      </w:r>
+      <w:r>
+        <w:t>SOLARINVEST</w:t>
+      </w:r>
+      <w:r>
+        <w:t xml:space="preserve"> o rateio, realocação ou redistribuição dos créditos de energia entre diferentes unidades consumidoras de sua titularidade, vinculadas ao mesmo CPF ou CNPJ, desde que tais unidades:</w:t>
       </w:r>
     </w:p>
     <w:p>
@@ -503,7 +576,13 @@
         <w:pStyle w:val="p1"/>
       </w:pPr>
       <w:r>
-        <w:t>d) possuam consumo médio consolidado compatível com a energia mensal contratada (Kc) prevista neste contrato.</w:t>
+        <w:t xml:space="preserve">d) possuam consumo médio consolidado compatível com a energia mensal </w:t>
+      </w:r>
+      <w:r>
+        <w:t>SOLARINVEST</w:t>
+      </w:r>
+      <w:r>
+        <w:t xml:space="preserve"> (Kc) prevista neste contrato.</w:t>
       </w:r>
     </w:p>
     <w:p>
@@ -511,7 +590,13 @@
         <w:pStyle w:val="p1"/>
       </w:pPr>
       <w:r>
-        <w:t>A CONTRATADA poderá operacionalizar o rateio solicitado pelo CONTRATANTE no âmbito do sistema de compensação de energia elétrica, desde que não haja impedimento técnico, regulatório ou contratual que comprometa o correto funcionamento do sistema, o equilíbrio econômico do contrato ou a conformidade com as regras da distribuidora.</w:t>
+        <w:t xml:space="preserve">A </w:t>
+      </w:r>
+      <w:r>
+        <w:t>SOLARINVEST</w:t>
+      </w:r>
+      <w:r>
+        <w:t xml:space="preserve"> poderá operacionalizar o rateio solicitado pelo CONTRATANTE no âmbito do sistema de compensação de energia elétrica, desde que não haja impedimento técnico, regulatório ou contratual que comprometa o correto funcionamento do sistema, o equilíbrio econômico do contrato ou a conformidade com as regras da distribuidora.</w:t>
       </w:r>
     </w:p>
     <w:p>
@@ -531,7 +616,13 @@
         <w:t>1</w:t>
       </w:r>
       <w:r>
-        <w:t xml:space="preserve"> do contrato principal, a CONTRATADA poderá reter, bloquear, realocar ou redirecionar créditos de energia eventualmente existentes até a regularização integral dos débitos, sem direito a compensação retroativa.</w:t>
+        <w:t xml:space="preserve"> do contrato principal, a </w:t>
+      </w:r>
+      <w:r>
+        <w:t>SOLARINVEST</w:t>
+      </w:r>
+      <w:r>
+        <w:t xml:space="preserve"> poderá reter, bloquear, realocar ou redirecionar créditos de energia eventualmente existentes até a regularização integral dos débitos, sem direito a compensação retroativa.</w:t>
       </w:r>
     </w:p>
     <w:p>
@@ -642,6 +733,7 @@
           <w:kern w:val="0"/>
           <w14:ligatures w14:val="none"/>
         </w:rPr>
+        <w:lastRenderedPageBreak/>
         <w:t>- multas, refaturamentos ou ajustes aplicados pela distribuidora;</w:t>
       </w:r>
     </w:p>
@@ -676,7 +768,6 @@
           <w:kern w:val="0"/>
           <w14:ligatures w14:val="none"/>
         </w:rPr>
-        <w:lastRenderedPageBreak/>
         <w:t>3.3.</w:t>
       </w:r>
       <w:r>
@@ -700,104 +791,26 @@
     </w:p>
     <w:p>
       <w:pPr>
-        <w:rPr>
-          <w:rFonts w:ascii="Times New Roman" w:eastAsia="Times New Roman" w:hAnsi="Times New Roman" w:cs="Times New Roman"/>
-          <w:kern w:val="0"/>
-          <w14:ligatures w14:val="none"/>
-        </w:rPr>
-      </w:pPr>
-      <w:r>
-        <w:rPr>
-          <w:rFonts w:ascii="Times New Roman" w:eastAsia="Times New Roman" w:hAnsi="Times New Roman" w:cs="Times New Roman"/>
-          <w:kern w:val="0"/>
-          <w14:ligatures w14:val="none"/>
-        </w:rPr>
-        <w:t>A CONTRATADA poderá revisar, de forma unilateral e motivada, o valor de Kc, mediante constatação técnica de:</w:t>
-      </w:r>
-    </w:p>
-    <w:p>
-      <w:pPr>
-        <w:rPr>
-          <w:rFonts w:ascii="Times New Roman" w:eastAsia="Times New Roman" w:hAnsi="Times New Roman" w:cs="Times New Roman"/>
-          <w:kern w:val="0"/>
-          <w14:ligatures w14:val="none"/>
-        </w:rPr>
-      </w:pPr>
-      <w:r>
-        <w:rPr>
-          <w:rFonts w:ascii="Times New Roman" w:eastAsia="Times New Roman" w:hAnsi="Times New Roman" w:cs="Times New Roman"/>
-          <w:kern w:val="0"/>
-          <w14:ligatures w14:val="none"/>
-        </w:rPr>
-        <w:t>- Geração permanentemente inferior à estimativa inicial;</w:t>
-      </w:r>
-    </w:p>
-    <w:p>
-      <w:pPr>
-        <w:rPr>
-          <w:rFonts w:ascii="Times New Roman" w:eastAsia="Times New Roman" w:hAnsi="Times New Roman" w:cs="Times New Roman"/>
-          <w:kern w:val="0"/>
-          <w14:ligatures w14:val="none"/>
-        </w:rPr>
-      </w:pPr>
-      <w:r>
-        <w:rPr>
-          <w:rFonts w:ascii="Times New Roman" w:eastAsia="Times New Roman" w:hAnsi="Times New Roman" w:cs="Times New Roman"/>
-          <w:kern w:val="0"/>
-          <w14:ligatures w14:val="none"/>
-        </w:rPr>
-        <w:t>- Limitações estruturais, sombreamento ou fatores externos permanentes;</w:t>
-      </w:r>
-    </w:p>
-    <w:p>
-      <w:pPr>
-        <w:rPr>
-          <w:rFonts w:ascii="Times New Roman" w:eastAsia="Times New Roman" w:hAnsi="Times New Roman" w:cs="Times New Roman"/>
-          <w:kern w:val="0"/>
-          <w14:ligatures w14:val="none"/>
-        </w:rPr>
-      </w:pPr>
-      <w:r>
-        <w:rPr>
-          <w:rFonts w:ascii="Times New Roman" w:eastAsia="Times New Roman" w:hAnsi="Times New Roman" w:cs="Times New Roman"/>
-          <w:kern w:val="0"/>
-          <w14:ligatures w14:val="none"/>
-        </w:rPr>
-        <w:t>- Alterações da concessionária ou mudanças regulatórias;</w:t>
-      </w:r>
-    </w:p>
-    <w:p>
-      <w:pPr>
-        <w:rPr>
-          <w:rFonts w:ascii="Times New Roman" w:eastAsia="Times New Roman" w:hAnsi="Times New Roman" w:cs="Times New Roman"/>
-          <w:kern w:val="0"/>
-          <w14:ligatures w14:val="none"/>
-        </w:rPr>
-      </w:pPr>
-      <w:r>
-        <w:rPr>
-          <w:rFonts w:ascii="Times New Roman" w:eastAsia="Times New Roman" w:hAnsi="Times New Roman" w:cs="Times New Roman"/>
-          <w:kern w:val="0"/>
-          <w14:ligatures w14:val="none"/>
-        </w:rPr>
-        <w:t>- Solicitação do próprio CONTRATANTE.</w:t>
-      </w:r>
-    </w:p>
-    <w:p>
-      <w:pPr>
-        <w:rPr>
-          <w:rFonts w:ascii="Times New Roman" w:eastAsia="Times New Roman" w:hAnsi="Times New Roman" w:cs="Times New Roman"/>
-          <w:kern w:val="0"/>
-          <w14:ligatures w14:val="none"/>
-        </w:rPr>
-      </w:pPr>
-      <w:r>
-        <w:rPr>
-          <w:rFonts w:ascii="Times New Roman" w:eastAsia="Times New Roman" w:hAnsi="Times New Roman" w:cs="Times New Roman"/>
-          <w:kern w:val="0"/>
-          <w14:ligatures w14:val="none"/>
-        </w:rPr>
-        <w:t>O novo valor de Kc passará a ser considerado para cálculo das mensalidades seguintes, sem necessidade de aditivo contratual e sem gerar direito a rescisão, desconto ou compensação.</w:t>
+        <w:pStyle w:val="p1"/>
+      </w:pPr>
+      <w:r>
+        <w:t>A SOLARINVEST poderá revisar o valor de Kc mediante constatação técnica de fatores que impactem de forma relevante a geração ou o consumo estimado, incluindo, mas não se limitando a limitações estruturais, sombreamento, condições operacionais, alterações regulatórias ou solicitação do CONTRATANTE.</w:t>
+      </w:r>
+    </w:p>
+    <w:p>
+      <w:pPr>
+        <w:pStyle w:val="p1"/>
+      </w:pPr>
+      <w:r>
+        <w:t>A revisão será formalizada mediante comunicação ao CONTRATANTE, inclusive por meio eletrônico ou registro complementar vinculado ao contrato, não sendo necessária a celebração de aditivo contratual físico, desde que preservado o equilíbrio econômico do contrato.</w:t>
+      </w:r>
+    </w:p>
+    <w:p>
+      <w:pPr>
+        <w:pStyle w:val="p1"/>
+      </w:pPr>
+      <w:r>
+        <w:t>O ajuste não caracteriza falha contratual, exceto nos casos de alteração substancial comprovada que comprometa de forma relevante a base econômica originalmente pactuada.</w:t>
       </w:r>
     </w:p>
     <w:p>
@@ -838,7 +851,13 @@
         <w:pStyle w:val="p3"/>
       </w:pPr>
       <w:r>
-        <w:t>Caso alterações regulatórias, legais ou tarifárias impactem o Sistema de Compensação de Energia Elétrica, a estrutura tarifária do setor elétrico, ou a forma de cálculo da energia compensada no âmbito da microgeração distribuída, a CONTRATADA poderá ajustar a metodologia de cálculo da Mensalidade prevista neste Anexo, exclusivamente na medida necessária para preservar o equilíbrio econômico-financeiro do contrato.</w:t>
+        <w:t xml:space="preserve">Caso alterações regulatórias, legais ou tarifárias impactem o Sistema de Compensação de Energia Elétrica, a estrutura tarifária do setor elétrico, ou a forma de cálculo da energia compensada no âmbito da microgeração distribuída, a </w:t>
+      </w:r>
+      <w:r>
+        <w:t>SOLARINVEST</w:t>
+      </w:r>
+      <w:r>
+        <w:t xml:space="preserve"> poderá ajustar a metodologia de cálculo da Mensalidade prevista neste Anexo, exclusivamente na medida necessária para preservar o equilíbrio econômico-financeiro do contrato.</w:t>
       </w:r>
     </w:p>
     <w:p>
@@ -907,7 +926,6 @@
         <w:pStyle w:val="p3"/>
       </w:pPr>
       <w:r>
-        <w:lastRenderedPageBreak/>
         <w:t>I – publicação de novos valores tarifários homologados pela ANEEL ou pela distribuidora local;</w:t>
       </w:r>
     </w:p>
@@ -1246,6 +1264,7 @@
           <w:kern w:val="0"/>
           <w14:ligatures w14:val="none"/>
         </w:rPr>
+        <w:lastRenderedPageBreak/>
         <w:t>M = 2000 × 0,88 + 0 + 45 = R$ 1.805,00</w:t>
       </w:r>
     </w:p>
@@ -1267,7 +1286,6 @@
           <w:kern w:val="0"/>
           <w14:ligatures w14:val="none"/>
         </w:rPr>
-        <w:lastRenderedPageBreak/>
         <w:t>6. DISPOSIÇÕES FINAIS</w:t>
       </w:r>
     </w:p>
@@ -1291,46 +1309,56 @@
           <w:rFonts w:ascii="Times New Roman" w:hAnsi="Times New Roman" w:cs="Times New Roman"/>
           <w:shd w:val="clear" w:color="auto" w:fill="FAFAFA"/>
         </w:rPr>
-        <w:t>A energia contratada é estimada com base em dados históricos e técnicos médios. A geração efetiva do sistema está sujeita a variações sazonais, climáticas, técnicas e estruturais, não configurando garantia de produção mínima.</w:t>
-      </w:r>
-    </w:p>
-    <w:p>
-      <w:pPr>
-        <w:rPr>
-          <w:rFonts w:ascii="Times New Roman" w:eastAsia="Times New Roman" w:hAnsi="Times New Roman" w:cs="Times New Roman"/>
-          <w:kern w:val="0"/>
-          <w14:ligatures w14:val="none"/>
-        </w:rPr>
-      </w:pPr>
-      <w:r>
-        <w:rPr>
-          <w:rFonts w:ascii="Times New Roman" w:eastAsia="Times New Roman" w:hAnsi="Times New Roman" w:cs="Times New Roman"/>
-          <w:kern w:val="0"/>
-          <w14:ligatures w14:val="none"/>
-        </w:rPr>
-        <w:t>6.2. O início da cobrança da mensalidade ocorrerá nos termos da Cláusula 6 do contrato principal, após a assinatura do Termo de Aceite Técnico (Anexo VII), observado o início do primeiro ciclo completo de medição da distribuidora, salvo hipótese diversa expressamente prevista no contrato.</w:t>
-      </w:r>
-    </w:p>
-    <w:p>
-      <w:pPr>
+        <w:t xml:space="preserve">A energia </w:t>
+      </w:r>
+      <w:r>
         <w:rPr>
           <w:rFonts w:ascii="Times New Roman" w:hAnsi="Times New Roman" w:cs="Times New Roman"/>
           <w:shd w:val="clear" w:color="auto" w:fill="FAFAFA"/>
         </w:rPr>
-      </w:pPr>
-      <w:r>
-        <w:rPr>
-          <w:rFonts w:ascii="Times New Roman" w:eastAsia="Times New Roman" w:hAnsi="Times New Roman" w:cs="Times New Roman"/>
-          <w:kern w:val="0"/>
-          <w14:ligatures w14:val="none"/>
-        </w:rPr>
-        <w:t xml:space="preserve">6.3. </w:t>
+        <w:t>SOLARINVEST</w:t>
       </w:r>
       <w:r>
         <w:rPr>
           <w:rFonts w:ascii="Times New Roman" w:hAnsi="Times New Roman" w:cs="Times New Roman"/>
           <w:shd w:val="clear" w:color="auto" w:fill="FAFAFA"/>
         </w:rPr>
+        <w:t xml:space="preserve"> é estimada com base em dados históricos e técnicos médios. A geração efetiva do sistema está sujeita a variações sazonais, climáticas, técnicas e estruturais, não configurando garantia de produção mínima.</w:t>
+      </w:r>
+    </w:p>
+    <w:p>
+      <w:pPr>
+        <w:pStyle w:val="p1"/>
+      </w:pPr>
+      <w:r>
+        <w:t xml:space="preserve">6.2. </w:t>
+      </w:r>
+      <w:r>
+        <w:t>O início da cobrança da mensalidade observará os critérios estabelecidos na CLÁUSULA 13 – INÍCIO DA COBRANÇA do contrato principal, ocorrendo após a ocorrência cumulativa da homologação do sistema pela distribuidora de energia elétrica, do início da efetiva injeção de energia na rede e da conclusão do primeiro ciclo completo de medição da distribuidora, independentemente da quantidade exata de dias decorridos.</w:t>
+      </w:r>
+    </w:p>
+    <w:p>
+      <w:pPr>
+        <w:pStyle w:val="p1"/>
+      </w:pPr>
+      <w:r>
+        <w:t>6.2.1. Na hipótese de atraso no início da operação do sistema por fato imputável ao CONTRATANTE, devidamente comprovado por registro técnico, operacional ou documental, incluindo, mas não se limitando, à ausência de acesso ao imóvel, pendências cadastrais, documentais, estruturais ou quaisquer outras condições sob sua responsabilidade, a SOLARINVEST poderá iniciar a cobrança da mensalidade após 30 (trinta) dias da conclusão da instalação física do sistema, independentemente da ocorrência dos eventos previstos no item 6.2, não caracterizando tal antecipação descumprimento contratual ou cobrança indevida.</w:t>
+      </w:r>
+    </w:p>
+    <w:p>
+      <w:pPr>
+        <w:pStyle w:val="p1"/>
+        <w:rPr>
+          <w:shd w:val="clear" w:color="auto" w:fill="FAFAFA"/>
+        </w:rPr>
+      </w:pPr>
+      <w:r>
+        <w:t xml:space="preserve">6.3. </w:t>
+      </w:r>
+      <w:r>
+        <w:rPr>
+          <w:shd w:val="clear" w:color="auto" w:fill="FAFAFA"/>
+        </w:rPr>
         <w:t>Em caso de conflito de interpretação entre este Anexo e o contrato principal, prevalecerão as disposições do contrato principal, ressalvadas as disposições específicas deste anexo que o contrato principal expressamente delegue.</w:t>
       </w:r>
     </w:p>
@@ -1426,7 +1454,23 @@
           <w:kern w:val="0"/>
           <w14:ligatures w14:val="none"/>
         </w:rPr>
-        <w:t xml:space="preserve">Assinatura da CONTRATADA: ____________________________  </w:t>
+        <w:t xml:space="preserve">Assinatura da </w:t>
+      </w:r>
+      <w:r>
+        <w:rPr>
+          <w:rFonts w:ascii="Times New Roman" w:eastAsia="Times New Roman" w:hAnsi="Times New Roman" w:cs="Times New Roman"/>
+          <w:kern w:val="0"/>
+          <w14:ligatures w14:val="none"/>
+        </w:rPr>
+        <w:t>SOLARINVEST</w:t>
+      </w:r>
+      <w:r>
+        <w:rPr>
+          <w:rFonts w:ascii="Times New Roman" w:eastAsia="Times New Roman" w:hAnsi="Times New Roman" w:cs="Times New Roman"/>
+          <w:kern w:val="0"/>
+          <w14:ligatures w14:val="none"/>
+        </w:rPr>
+        <w:t xml:space="preserve">: ____________________________  </w:t>
       </w:r>
     </w:p>
     <w:p>
@@ -1783,7 +1827,7 @@
       <w:rPr>
         <w:noProof/>
       </w:rPr>
-      <w:pict w14:anchorId="4FB88C0D">
+      <w:pict w14:anchorId="1F7696C8">
         <v:shapetype id="_x0000_t75" coordsize="21600,21600" o:spt="75" o:preferrelative="t" path="m@4@5l@4@11@9@11@9@5xe" filled="f" stroked="f">
           <v:stroke joinstyle="miter"/>
           <v:formulas>
@@ -1940,7 +1984,7 @@
       <w:rPr>
         <w:noProof/>
       </w:rPr>
-      <w:pict w14:anchorId="24210672">
+      <w:pict w14:anchorId="6F53D3B2">
         <v:shapetype id="_x0000_t75" coordsize="21600,21600" o:spt="75" o:preferrelative="t" path="m@4@5l@4@11@9@11@9@5xe" filled="f" stroked="f">
           <v:stroke joinstyle="miter"/>
           <v:formulas>
@@ -1980,7 +2024,7 @@
       <w:rPr>
         <w:noProof/>
       </w:rPr>
-      <w:pict w14:anchorId="17FF0A2B">
+      <w:pict w14:anchorId="17F5899F">
         <v:shapetype id="_x0000_t75" coordsize="21600,21600" o:spt="75" o:preferrelative="t" path="m@4@5l@4@11@9@11@9@5xe" filled="f" stroked="f">
           <v:stroke joinstyle="miter"/>
           <v:formulas>

--- a/public/templates/contratos/leasing/anexos/ANEXO III - Regras de Cálculo da Mensalidade (todos).docx
+++ b/public/templates/contratos/leasing/anexos/ANEXO III - Regras de Cálculo da Mensalidade (todos).docx
@@ -44,15 +44,6 @@
       <w:pPr>
         <w:rPr>
           <w:rFonts w:ascii="Times New Roman" w:eastAsia="Times New Roman" w:hAnsi="Times New Roman" w:cs="Times New Roman"/>
-          <w:kern w:val="0"/>
-          <w14:ligatures w14:val="none"/>
-        </w:rPr>
-      </w:pPr>
-    </w:p>
-    <w:p>
-      <w:pPr>
-        <w:rPr>
-          <w:rFonts w:ascii="Times New Roman" w:eastAsia="Times New Roman" w:hAnsi="Times New Roman" w:cs="Times New Roman"/>
           <w:b/>
           <w:bCs/>
           <w:kern w:val="0"/>
@@ -84,7 +75,39 @@
           <w:kern w:val="0"/>
           <w14:ligatures w14:val="none"/>
         </w:rPr>
-        <w:t>Este Anexo define a metodologia de cálculo da mensalidade devida pelo CONTRATANTE, com base na energia contratada (Kc), consumo real (Kr), tarifas públicas e encargos incidentes, conforme previsto no contrato principal.</w:t>
+        <w:t xml:space="preserve">Este Anexo define a metodologia de cálculo da mensalidade devida pelo CONTRATANTE, com base na energia </w:t>
+      </w:r>
+      <w:r>
+        <w:rPr>
+          <w:rFonts w:ascii="Times New Roman" w:eastAsia="Times New Roman" w:hAnsi="Times New Roman" w:cs="Times New Roman"/>
+          <w:kern w:val="0"/>
+          <w14:ligatures w14:val="none"/>
+        </w:rPr>
+        <w:t>mensal contratada</w:t>
+      </w:r>
+      <w:r>
+        <w:rPr>
+          <w:rFonts w:ascii="Times New Roman" w:eastAsia="Times New Roman" w:hAnsi="Times New Roman" w:cs="Times New Roman"/>
+          <w:kern w:val="0"/>
+          <w14:ligatures w14:val="none"/>
+        </w:rPr>
+        <w:t xml:space="preserve"> (Kc), consumo real (Kr), tarifas públicas e encargos incidentes, </w:t>
+      </w:r>
+      <w:r>
+        <w:rPr>
+          <w:rFonts w:ascii="Times New Roman" w:eastAsia="Times New Roman" w:hAnsi="Times New Roman" w:cs="Times New Roman"/>
+          <w:kern w:val="0"/>
+          <w14:ligatures w14:val="none"/>
+        </w:rPr>
+        <w:t>conforme previsto na CLÁUSULA 4 do Contrato de Leasing de Sistema Fotovoltaico</w:t>
+      </w:r>
+      <w:r>
+        <w:rPr>
+          <w:rFonts w:ascii="Times New Roman" w:eastAsia="Times New Roman" w:hAnsi="Times New Roman" w:cs="Times New Roman"/>
+          <w:kern w:val="0"/>
+          <w14:ligatures w14:val="none"/>
+        </w:rPr>
+        <w:t>.</w:t>
       </w:r>
     </w:p>
     <w:p>
@@ -97,9 +120,7 @@
           <w14:ligatures w14:val="none"/>
         </w:rPr>
       </w:pPr>
-    </w:p>
-    <w:p>
-      <w:pPr>
+      <w:r>
         <w:rPr>
           <w:rFonts w:ascii="Times New Roman" w:eastAsia="Times New Roman" w:hAnsi="Times New Roman" w:cs="Times New Roman"/>
           <w:b/>
@@ -107,6 +128,164 @@
           <w:kern w:val="0"/>
           <w14:ligatures w14:val="none"/>
         </w:rPr>
+        <w:t>2. FÓRMULA DA MENSALIDADE</w:t>
+      </w:r>
+    </w:p>
+    <w:p>
+      <w:pPr>
+        <w:rPr>
+          <w:rFonts w:ascii="Times New Roman" w:eastAsia="Times New Roman" w:hAnsi="Times New Roman" w:cs="Times New Roman"/>
+          <w:kern w:val="0"/>
+          <w14:ligatures w14:val="none"/>
+        </w:rPr>
+      </w:pPr>
+      <w:r>
+        <w:rPr>
+          <w:rFonts w:ascii="Times New Roman" w:eastAsia="Times New Roman" w:hAnsi="Times New Roman" w:cs="Times New Roman"/>
+          <w:kern w:val="0"/>
+          <w14:ligatures w14:val="none"/>
+        </w:rPr>
+        <w:t xml:space="preserve">2.1. A metodologia de cálculo estabelecida neste Anexo reflete a conversão do custo da energia elétrica da rede em contraprestação pelo serviço energético prestado pela </w:t>
+      </w:r>
+      <w:r>
+        <w:rPr>
+          <w:rFonts w:ascii="Times New Roman" w:eastAsia="Times New Roman" w:hAnsi="Times New Roman" w:cs="Times New Roman"/>
+          <w:kern w:val="0"/>
+          <w14:ligatures w14:val="none"/>
+        </w:rPr>
+        <w:t>SOLARINVEST</w:t>
+      </w:r>
+      <w:r>
+        <w:rPr>
+          <w:rFonts w:ascii="Times New Roman" w:eastAsia="Times New Roman" w:hAnsi="Times New Roman" w:cs="Times New Roman"/>
+          <w:kern w:val="0"/>
+          <w14:ligatures w14:val="none"/>
+        </w:rPr>
+        <w:t>, conforme previsto na Cláusula 4 do contrato principal.</w:t>
+      </w:r>
+    </w:p>
+    <w:p>
+      <w:pPr>
+        <w:rPr>
+          <w:rFonts w:ascii="Times New Roman" w:eastAsia="Times New Roman" w:hAnsi="Times New Roman" w:cs="Times New Roman"/>
+          <w:kern w:val="0"/>
+          <w14:ligatures w14:val="none"/>
+        </w:rPr>
+      </w:pPr>
+      <w:r>
+        <w:rPr>
+          <w:rFonts w:ascii="Times New Roman" w:eastAsia="Times New Roman" w:hAnsi="Times New Roman" w:cs="Times New Roman"/>
+          <w:kern w:val="0"/>
+          <w14:ligatures w14:val="none"/>
+        </w:rPr>
+        <w:t>A mensalidade mensal (M) será calculada conforme a seguinte fórmula:</w:t>
+      </w:r>
+    </w:p>
+    <w:p>
+      <w:pPr>
+        <w:rPr>
+          <w:rFonts w:ascii="Times New Roman" w:eastAsia="Times New Roman" w:hAnsi="Times New Roman" w:cs="Times New Roman"/>
+          <w:kern w:val="0"/>
+          <w14:ligatures w14:val="none"/>
+        </w:rPr>
+      </w:pPr>
+      <w:r>
+        <w:rPr>
+          <w:rFonts w:ascii="Times New Roman" w:eastAsia="Times New Roman" w:hAnsi="Times New Roman" w:cs="Times New Roman"/>
+          <w:kern w:val="0"/>
+          <w14:ligatures w14:val="none"/>
+        </w:rPr>
+        <w:t xml:space="preserve">M = Kc × Tc + MAX(0; Kr </w:t>
+      </w:r>
+      <w:r>
+        <w:rPr>
+          <w:rFonts w:ascii="Times New Roman" w:eastAsia="Times New Roman" w:hAnsi="Times New Roman" w:cs="Times New Roman"/>
+          <w:kern w:val="0"/>
+          <w14:ligatures w14:val="none"/>
+        </w:rPr>
+        <w:t>–</w:t>
+      </w:r>
+      <w:r>
+        <w:rPr>
+          <w:rFonts w:ascii="Times New Roman" w:eastAsia="Times New Roman" w:hAnsi="Times New Roman" w:cs="Times New Roman"/>
+          <w:kern w:val="0"/>
+          <w14:ligatures w14:val="none"/>
+        </w:rPr>
+        <w:t xml:space="preserve"> </w:t>
+      </w:r>
+      <w:r>
+        <w:rPr>
+          <w:rFonts w:ascii="Times New Roman" w:eastAsia="Times New Roman" w:hAnsi="Times New Roman" w:cs="Times New Roman"/>
+          <w:kern w:val="0"/>
+          <w14:ligatures w14:val="none"/>
+        </w:rPr>
+        <w:t>(</w:t>
+      </w:r>
+      <w:r>
+        <w:rPr>
+          <w:rFonts w:ascii="Times New Roman" w:eastAsia="Times New Roman" w:hAnsi="Times New Roman" w:cs="Times New Roman"/>
+          <w:kern w:val="0"/>
+          <w14:ligatures w14:val="none"/>
+        </w:rPr>
+        <w:t xml:space="preserve">Kc </w:t>
+      </w:r>
+      <w:r>
+        <w:rPr>
+          <w:rFonts w:ascii="Times New Roman" w:eastAsia="Times New Roman" w:hAnsi="Times New Roman" w:cs="Times New Roman"/>
+          <w:kern w:val="0"/>
+          <w14:ligatures w14:val="none"/>
+        </w:rPr>
+        <w:t>+</w:t>
+      </w:r>
+      <w:r>
+        <w:rPr>
+          <w:rFonts w:ascii="Times New Roman" w:eastAsia="Times New Roman" w:hAnsi="Times New Roman" w:cs="Times New Roman"/>
+          <w:kern w:val="0"/>
+          <w14:ligatures w14:val="none"/>
+        </w:rPr>
+        <w:t xml:space="preserve"> C</w:t>
+      </w:r>
+      <w:r>
+        <w:rPr>
+          <w:rFonts w:ascii="Times New Roman" w:eastAsia="Times New Roman" w:hAnsi="Times New Roman" w:cs="Times New Roman"/>
+          <w:kern w:val="0"/>
+          <w14:ligatures w14:val="none"/>
+        </w:rPr>
+        <w:t>)</w:t>
+      </w:r>
+      <w:r>
+        <w:rPr>
+          <w:rFonts w:ascii="Times New Roman" w:eastAsia="Times New Roman" w:hAnsi="Times New Roman" w:cs="Times New Roman"/>
+          <w:kern w:val="0"/>
+          <w14:ligatures w14:val="none"/>
+        </w:rPr>
+        <w:t>) × T + E</w:t>
+      </w:r>
+    </w:p>
+    <w:p>
+      <w:pPr>
+        <w:rPr>
+          <w:rFonts w:ascii="Times New Roman" w:eastAsia="Times New Roman" w:hAnsi="Times New Roman" w:cs="Times New Roman"/>
+          <w:kern w:val="0"/>
+          <w14:ligatures w14:val="none"/>
+        </w:rPr>
+      </w:pPr>
+      <w:r>
+        <w:rPr>
+          <w:rFonts w:ascii="Times New Roman" w:eastAsia="Times New Roman" w:hAnsi="Times New Roman" w:cs="Times New Roman"/>
+          <w:kern w:val="0"/>
+          <w14:ligatures w14:val="none"/>
+        </w:rPr>
+        <w:t>Onde:</w:t>
+      </w:r>
+    </w:p>
+    <w:p>
+      <w:pPr>
+        <w:rPr>
+          <w:rFonts w:ascii="Times New Roman" w:eastAsia="Times New Roman" w:hAnsi="Times New Roman" w:cs="Times New Roman"/>
+          <w:kern w:val="0"/>
+          <w14:ligatures w14:val="none"/>
+        </w:rPr>
       </w:pPr>
       <w:r>
         <w:rPr>
@@ -116,85 +295,60 @@
           <w:kern w:val="0"/>
           <w14:ligatures w14:val="none"/>
         </w:rPr>
-        <w:t>2. FÓRMULA DA MENSALIDADE</w:t>
-      </w:r>
-    </w:p>
-    <w:p>
-      <w:pPr>
-        <w:rPr>
-          <w:rFonts w:ascii="Times New Roman" w:eastAsia="Times New Roman" w:hAnsi="Times New Roman" w:cs="Times New Roman"/>
-          <w:kern w:val="0"/>
-          <w14:ligatures w14:val="none"/>
-        </w:rPr>
-      </w:pPr>
-      <w:r>
-        <w:rPr>
-          <w:rFonts w:ascii="Times New Roman" w:eastAsia="Times New Roman" w:hAnsi="Times New Roman" w:cs="Times New Roman"/>
-          <w:kern w:val="0"/>
-          <w14:ligatures w14:val="none"/>
-        </w:rPr>
-        <w:t>A mensalidade mensal (M) será calculada conforme a seguinte fórmula:</w:t>
-      </w:r>
-    </w:p>
-    <w:p>
-      <w:pPr>
-        <w:rPr>
-          <w:rFonts w:ascii="Times New Roman" w:eastAsia="Times New Roman" w:hAnsi="Times New Roman" w:cs="Times New Roman"/>
-          <w:kern w:val="0"/>
-          <w14:ligatures w14:val="none"/>
-        </w:rPr>
-      </w:pPr>
-      <w:r>
-        <w:rPr>
-          <w:rFonts w:ascii="Times New Roman" w:eastAsia="Times New Roman" w:hAnsi="Times New Roman" w:cs="Times New Roman"/>
-          <w:kern w:val="0"/>
-          <w14:ligatures w14:val="none"/>
-        </w:rPr>
-        <w:t>M = Kc × Tc + MAX(0; Kr − Kc − C) × T + E</w:t>
-      </w:r>
-    </w:p>
-    <w:p>
-      <w:pPr>
-        <w:rPr>
-          <w:rFonts w:ascii="Times New Roman" w:eastAsia="Times New Roman" w:hAnsi="Times New Roman" w:cs="Times New Roman"/>
-          <w:kern w:val="0"/>
-          <w14:ligatures w14:val="none"/>
-        </w:rPr>
-      </w:pPr>
-      <w:r>
-        <w:rPr>
-          <w:rFonts w:ascii="Times New Roman" w:eastAsia="Times New Roman" w:hAnsi="Times New Roman" w:cs="Times New Roman"/>
-          <w:kern w:val="0"/>
-          <w14:ligatures w14:val="none"/>
-        </w:rPr>
-        <w:t>Onde:</w:t>
-      </w:r>
-    </w:p>
-    <w:p>
-      <w:pPr>
-        <w:rPr>
-          <w:rFonts w:ascii="Times New Roman" w:eastAsia="Times New Roman" w:hAnsi="Times New Roman" w:cs="Times New Roman"/>
-          <w:kern w:val="0"/>
-          <w14:ligatures w14:val="none"/>
-        </w:rPr>
-      </w:pPr>
-      <w:r>
-        <w:rPr>
-          <w:rFonts w:ascii="Times New Roman" w:eastAsia="Times New Roman" w:hAnsi="Times New Roman" w:cs="Times New Roman"/>
+        <w:t>- Kc:</w:t>
+      </w:r>
+      <w:r>
+        <w:rPr>
+          <w:rFonts w:ascii="Times New Roman" w:eastAsia="Times New Roman" w:hAnsi="Times New Roman" w:cs="Times New Roman"/>
+          <w:kern w:val="0"/>
+          <w14:ligatures w14:val="none"/>
+        </w:rPr>
+        <w:t xml:space="preserve"> Energia </w:t>
+      </w:r>
+      <w:r>
+        <w:rPr>
+          <w:rFonts w:ascii="Times New Roman" w:eastAsia="Times New Roman" w:hAnsi="Times New Roman" w:cs="Times New Roman"/>
+          <w:kern w:val="0"/>
+          <w14:ligatures w14:val="none"/>
+        </w:rPr>
+        <w:t xml:space="preserve">mensal </w:t>
+      </w:r>
+      <w:r>
+        <w:rPr>
+          <w:rFonts w:ascii="Times New Roman" w:eastAsia="Times New Roman" w:hAnsi="Times New Roman" w:cs="Times New Roman"/>
+          <w:kern w:val="0"/>
+          <w14:ligatures w14:val="none"/>
+        </w:rPr>
+        <w:t>contratada</w:t>
+      </w:r>
+      <w:r>
+        <w:rPr>
+          <w:rFonts w:ascii="Times New Roman" w:eastAsia="Times New Roman" w:hAnsi="Times New Roman" w:cs="Times New Roman"/>
+          <w:kern w:val="0"/>
+          <w14:ligatures w14:val="none"/>
+        </w:rPr>
+        <w:t xml:space="preserve"> (kWh/mês)</w:t>
+      </w:r>
+    </w:p>
+    <w:p>
+      <w:pPr>
+        <w:pStyle w:val="p1"/>
+      </w:pPr>
+      <w:r>
+        <w:rPr>
           <w:b/>
           <w:bCs/>
-          <w:kern w:val="0"/>
-          <w14:ligatures w14:val="none"/>
-        </w:rPr>
-        <w:t>- Kc:</w:t>
-      </w:r>
-      <w:r>
-        <w:rPr>
-          <w:rFonts w:ascii="Times New Roman" w:eastAsia="Times New Roman" w:hAnsi="Times New Roman" w:cs="Times New Roman"/>
-          <w:kern w:val="0"/>
-          <w14:ligatures w14:val="none"/>
-        </w:rPr>
-        <w:t xml:space="preserve"> Energia contratada (kWh/mês)</w:t>
+        </w:rPr>
+        <w:t>- Tc:</w:t>
+      </w:r>
+      <w:r>
+        <w:t xml:space="preserve"> Tarifa contratual aplicada à energia </w:t>
+      </w:r>
+      <w:r>
+        <w:t xml:space="preserve">mensal contratada </w:t>
+      </w:r>
+      <w:r>
+        <w:t>(R$/kWh), calculada com base na tarifa integral vigente da distribuidora aplicável à unidade consumidora do CONTRATANTE, incluindo todos os componentes tarifários, encargos e tributos incidentes.</w:t>
       </w:r>
     </w:p>
     <w:p>
@@ -213,15 +367,15 @@
           <w:kern w:val="0"/>
           <w14:ligatures w14:val="none"/>
         </w:rPr>
-        <w:t>- Tc:</w:t>
-      </w:r>
-      <w:r>
-        <w:rPr>
-          <w:rFonts w:ascii="Times New Roman" w:eastAsia="Times New Roman" w:hAnsi="Times New Roman" w:cs="Times New Roman"/>
-          <w:kern w:val="0"/>
-          <w14:ligatures w14:val="none"/>
-        </w:rPr>
-        <w:t xml:space="preserve"> Tarifa com desconto aplicada ao piso contratado (R$/kWh)</w:t>
+        <w:t>- Kr:</w:t>
+      </w:r>
+      <w:r>
+        <w:rPr>
+          <w:rFonts w:ascii="Times New Roman" w:eastAsia="Times New Roman" w:hAnsi="Times New Roman" w:cs="Times New Roman"/>
+          <w:kern w:val="0"/>
+          <w14:ligatures w14:val="none"/>
+        </w:rPr>
+        <w:t xml:space="preserve"> Consumo real da unidade no mês (kWh)</w:t>
       </w:r>
     </w:p>
     <w:p>
@@ -240,42 +394,33 @@
           <w:kern w:val="0"/>
           <w14:ligatures w14:val="none"/>
         </w:rPr>
-        <w:t>- Kr:</w:t>
-      </w:r>
-      <w:r>
-        <w:rPr>
-          <w:rFonts w:ascii="Times New Roman" w:eastAsia="Times New Roman" w:hAnsi="Times New Roman" w:cs="Times New Roman"/>
-          <w:kern w:val="0"/>
-          <w14:ligatures w14:val="none"/>
-        </w:rPr>
-        <w:t xml:space="preserve"> Consumo real da unidade no mês (kWh)</w:t>
-      </w:r>
-    </w:p>
-    <w:p>
-      <w:pPr>
-        <w:rPr>
-          <w:rFonts w:ascii="Times New Roman" w:eastAsia="Times New Roman" w:hAnsi="Times New Roman" w:cs="Times New Roman"/>
-          <w:kern w:val="0"/>
-          <w14:ligatures w14:val="none"/>
-        </w:rPr>
-      </w:pPr>
-      <w:r>
-        <w:rPr>
-          <w:rFonts w:ascii="Times New Roman" w:eastAsia="Times New Roman" w:hAnsi="Times New Roman" w:cs="Times New Roman"/>
+        <w:t>- C:</w:t>
+      </w:r>
+      <w:r>
+        <w:rPr>
+          <w:rFonts w:ascii="Times New Roman" w:eastAsia="Times New Roman" w:hAnsi="Times New Roman" w:cs="Times New Roman"/>
+          <w:kern w:val="0"/>
+          <w14:ligatures w14:val="none"/>
+        </w:rPr>
+        <w:t xml:space="preserve"> Créditos de energia utilizados para compensação no mês (kWh)</w:t>
+      </w:r>
+    </w:p>
+    <w:p>
+      <w:pPr>
+        <w:pStyle w:val="p1"/>
+      </w:pPr>
+      <w:r>
+        <w:rPr>
           <w:b/>
           <w:bCs/>
-          <w:kern w:val="0"/>
-          <w14:ligatures w14:val="none"/>
-        </w:rPr>
-        <w:t>- C:</w:t>
-      </w:r>
-      <w:r>
-        <w:rPr>
-          <w:rFonts w:ascii="Times New Roman" w:eastAsia="Times New Roman" w:hAnsi="Times New Roman" w:cs="Times New Roman"/>
-          <w:kern w:val="0"/>
-          <w14:ligatures w14:val="none"/>
-        </w:rPr>
-        <w:t xml:space="preserve"> Créditos de energia utilizados para compensação no mês (kWh)</w:t>
+        </w:rPr>
+        <w:t>- T:</w:t>
+      </w:r>
+      <w:r>
+        <w:t xml:space="preserve"> </w:t>
+      </w:r>
+      <w:r>
+        <w:t>Tarifa integral vigente da distribuidora aplicável à unidade consumidora do CONTRATANTE (R$/kWh), correspondente ao valor final do kWh cobrado ao consumidor, incluindo todos os componentes tarifários, encargos e tributos.</w:t>
       </w:r>
     </w:p>
     <w:p>
@@ -294,26 +439,19 @@
           <w:kern w:val="0"/>
           <w14:ligatures w14:val="none"/>
         </w:rPr>
-        <w:t>- T:</w:t>
-      </w:r>
-      <w:r>
-        <w:rPr>
-          <w:rFonts w:ascii="Times New Roman" w:eastAsia="Times New Roman" w:hAnsi="Times New Roman" w:cs="Times New Roman"/>
-          <w:kern w:val="0"/>
-          <w14:ligatures w14:val="none"/>
-        </w:rPr>
-        <w:t xml:space="preserve"> Tarifa da distribuidora local vigente (R$/kWh)</w:t>
-      </w:r>
-    </w:p>
-    <w:p>
-      <w:pPr>
-        <w:rPr>
-          <w:rFonts w:ascii="Times New Roman" w:eastAsia="Times New Roman" w:hAnsi="Times New Roman" w:cs="Times New Roman"/>
-          <w:kern w:val="0"/>
-          <w14:ligatures w14:val="none"/>
-        </w:rPr>
-      </w:pPr>
-      <w:r>
+        <w:t>- E:</w:t>
+      </w:r>
+      <w:r>
+        <w:rPr>
+          <w:rFonts w:ascii="Times New Roman" w:eastAsia="Times New Roman" w:hAnsi="Times New Roman" w:cs="Times New Roman"/>
+          <w:kern w:val="0"/>
+          <w14:ligatures w14:val="none"/>
+        </w:rPr>
+        <w:t xml:space="preserve"> Encargos adicionais não compensáveis, conforme item 3.2</w:t>
+      </w:r>
+    </w:p>
+    <w:p>
+      <w:pPr>
         <w:rPr>
           <w:rFonts w:ascii="Times New Roman" w:eastAsia="Times New Roman" w:hAnsi="Times New Roman" w:cs="Times New Roman"/>
           <w:b/>
@@ -321,28 +459,8 @@
           <w:kern w:val="0"/>
           <w14:ligatures w14:val="none"/>
         </w:rPr>
-        <w:t>- E:</w:t>
-      </w:r>
-      <w:r>
-        <w:rPr>
-          <w:rFonts w:ascii="Times New Roman" w:eastAsia="Times New Roman" w:hAnsi="Times New Roman" w:cs="Times New Roman"/>
-          <w:kern w:val="0"/>
-          <w14:ligatures w14:val="none"/>
-        </w:rPr>
-        <w:t xml:space="preserve"> Encargos adicionais não compensáveis, conforme item 3.2</w:t>
-      </w:r>
-    </w:p>
-    <w:p>
-      <w:pPr>
-        <w:rPr>
-          <w:rFonts w:ascii="Times New Roman" w:eastAsia="Times New Roman" w:hAnsi="Times New Roman" w:cs="Times New Roman"/>
-          <w:kern w:val="0"/>
-          <w14:ligatures w14:val="none"/>
-        </w:rPr>
-      </w:pPr>
-    </w:p>
-    <w:p>
-      <w:pPr>
+      </w:pPr>
+      <w:r>
         <w:rPr>
           <w:rFonts w:ascii="Times New Roman" w:eastAsia="Times New Roman" w:hAnsi="Times New Roman" w:cs="Times New Roman"/>
           <w:b/>
@@ -350,7 +468,25 @@
           <w:kern w:val="0"/>
           <w14:ligatures w14:val="none"/>
         </w:rPr>
-      </w:pPr>
+        <w:t>3. DEFINIÇÕES E REGRAS OPERACIONAIS</w:t>
+      </w:r>
+    </w:p>
+    <w:p>
+      <w:pPr>
+        <w:rPr>
+          <w:rFonts w:ascii="Times New Roman" w:eastAsia="Times New Roman" w:hAnsi="Times New Roman" w:cs="Times New Roman"/>
+          <w:kern w:val="0"/>
+          <w14:ligatures w14:val="none"/>
+        </w:rPr>
+      </w:pPr>
+      <w:r>
+        <w:rPr>
+          <w:rFonts w:ascii="Times New Roman" w:eastAsia="Times New Roman" w:hAnsi="Times New Roman" w:cs="Times New Roman"/>
+          <w:kern w:val="0"/>
+          <w14:ligatures w14:val="none"/>
+        </w:rPr>
+        <w:t xml:space="preserve">3.1. </w:t>
+      </w:r>
       <w:r>
         <w:rPr>
           <w:rFonts w:ascii="Times New Roman" w:eastAsia="Times New Roman" w:hAnsi="Times New Roman" w:cs="Times New Roman"/>
@@ -359,230 +495,159 @@
           <w:kern w:val="0"/>
           <w14:ligatures w14:val="none"/>
         </w:rPr>
-        <w:t>3. DEFINIÇÕES E REGRAS OPERACIONAIS</w:t>
-      </w:r>
-    </w:p>
-    <w:p>
-      <w:pPr>
-        <w:rPr>
-          <w:rFonts w:ascii="Times New Roman" w:eastAsia="Times New Roman" w:hAnsi="Times New Roman" w:cs="Times New Roman"/>
-          <w:kern w:val="0"/>
-          <w14:ligatures w14:val="none"/>
-        </w:rPr>
-      </w:pPr>
-      <w:r>
-        <w:rPr>
-          <w:rFonts w:ascii="Times New Roman" w:eastAsia="Times New Roman" w:hAnsi="Times New Roman" w:cs="Times New Roman"/>
-          <w:kern w:val="0"/>
-          <w14:ligatures w14:val="none"/>
-        </w:rPr>
-        <w:t>3.1. Créditos de Energia</w:t>
-      </w:r>
-    </w:p>
-    <w:p>
-      <w:pPr>
-        <w:rPr>
-          <w:rFonts w:ascii="Times New Roman" w:eastAsia="Times New Roman" w:hAnsi="Times New Roman" w:cs="Times New Roman"/>
-          <w:kern w:val="0"/>
-          <w14:ligatures w14:val="none"/>
-        </w:rPr>
-      </w:pPr>
-      <w:r>
-        <w:rPr>
-          <w:rFonts w:ascii="Times New Roman" w:eastAsia="Times New Roman" w:hAnsi="Times New Roman" w:cs="Times New Roman"/>
-          <w:kern w:val="0"/>
-          <w14:ligatures w14:val="none"/>
-        </w:rPr>
-        <w:t>- Os créditos de energia gerados pela usina são operados e gerenciados pela CONTRATADA.</w:t>
-      </w:r>
-    </w:p>
-    <w:p>
-      <w:pPr>
-        <w:rPr>
-          <w:rFonts w:ascii="Times New Roman" w:eastAsia="Times New Roman" w:hAnsi="Times New Roman" w:cs="Times New Roman"/>
-          <w:kern w:val="0"/>
-          <w14:ligatures w14:val="none"/>
-        </w:rPr>
-      </w:pPr>
-      <w:r>
-        <w:rPr>
-          <w:rFonts w:ascii="Times New Roman" w:eastAsia="Times New Roman" w:hAnsi="Times New Roman" w:cs="Times New Roman"/>
-          <w:kern w:val="0"/>
-          <w14:ligatures w14:val="none"/>
-        </w:rPr>
-        <w:t>- Enquanto o CONTRATANTE estiver adimplente, os créditos serão utilizados exclusivamente em seu benefício, conforme as regras deste contrato.</w:t>
-      </w:r>
-    </w:p>
-    <w:p>
-      <w:pPr>
-        <w:rPr>
-          <w:rFonts w:ascii="Times New Roman" w:eastAsia="Times New Roman" w:hAnsi="Times New Roman" w:cs="Times New Roman"/>
-          <w:kern w:val="0"/>
-          <w14:ligatures w14:val="none"/>
-        </w:rPr>
-      </w:pPr>
-      <w:r>
-        <w:rPr>
-          <w:rFonts w:ascii="Times New Roman" w:eastAsia="Times New Roman" w:hAnsi="Times New Roman" w:cs="Times New Roman"/>
-          <w:kern w:val="0"/>
-          <w14:ligatures w14:val="none"/>
-        </w:rPr>
-        <w:t>- Em caso de inadimplência, nos termos das Cláusulas 8 e 10 do contrato, os créditos poderão ser retidos, realocados ou redistribuídos pela CONTRATADA, sem compensação retroativa, até a regularização dos débitos.</w:t>
-      </w:r>
-    </w:p>
-    <w:p>
-      <w:pPr>
-        <w:rPr>
-          <w:rFonts w:ascii="Times New Roman" w:eastAsia="Times New Roman" w:hAnsi="Times New Roman" w:cs="Times New Roman"/>
-          <w:kern w:val="0"/>
-          <w14:ligatures w14:val="none"/>
-        </w:rPr>
-      </w:pPr>
-    </w:p>
-    <w:p>
-      <w:pPr>
-        <w:rPr>
-          <w:rFonts w:ascii="Times New Roman" w:eastAsia="Times New Roman" w:hAnsi="Times New Roman" w:cs="Times New Roman"/>
-          <w:kern w:val="0"/>
-          <w14:ligatures w14:val="none"/>
-        </w:rPr>
-      </w:pPr>
-      <w:r>
-        <w:rPr>
-          <w:rFonts w:ascii="Times New Roman" w:eastAsia="Times New Roman" w:hAnsi="Times New Roman" w:cs="Times New Roman"/>
-          <w:kern w:val="0"/>
-          <w14:ligatures w14:val="none"/>
-        </w:rPr>
-        <w:lastRenderedPageBreak/>
-        <w:t>3.2. Encargos (E)</w:t>
-      </w:r>
-    </w:p>
-    <w:p>
-      <w:pPr>
-        <w:rPr>
-          <w:rFonts w:ascii="Times New Roman" w:eastAsia="Times New Roman" w:hAnsi="Times New Roman" w:cs="Times New Roman"/>
-          <w:kern w:val="0"/>
-          <w14:ligatures w14:val="none"/>
-        </w:rPr>
-      </w:pPr>
-      <w:r>
-        <w:rPr>
-          <w:rFonts w:ascii="Times New Roman" w:eastAsia="Times New Roman" w:hAnsi="Times New Roman" w:cs="Times New Roman"/>
-          <w:kern w:val="0"/>
-          <w14:ligatures w14:val="none"/>
-        </w:rPr>
-        <w:t>São considerados encargos não compensáveis os valores cobrados pela distribuidora que não são compensados pelos créditos de energia, incluindo, mas não se limitando a:</w:t>
-      </w:r>
-    </w:p>
-    <w:p>
-      <w:pPr>
-        <w:rPr>
-          <w:rFonts w:ascii="Times New Roman" w:eastAsia="Times New Roman" w:hAnsi="Times New Roman" w:cs="Times New Roman"/>
-          <w:kern w:val="0"/>
-          <w14:ligatures w14:val="none"/>
-        </w:rPr>
-      </w:pPr>
-      <w:r>
-        <w:rPr>
-          <w:rFonts w:ascii="Times New Roman" w:eastAsia="Times New Roman" w:hAnsi="Times New Roman" w:cs="Times New Roman"/>
-          <w:kern w:val="0"/>
-          <w14:ligatures w14:val="none"/>
-        </w:rPr>
-        <w:t>- Bandeiras tarifárias;</w:t>
-      </w:r>
-    </w:p>
-    <w:p>
-      <w:pPr>
-        <w:rPr>
-          <w:rFonts w:ascii="Times New Roman" w:eastAsia="Times New Roman" w:hAnsi="Times New Roman" w:cs="Times New Roman"/>
-          <w:kern w:val="0"/>
-          <w14:ligatures w14:val="none"/>
-        </w:rPr>
-      </w:pPr>
-      <w:r>
-        <w:rPr>
-          <w:rFonts w:ascii="Times New Roman" w:eastAsia="Times New Roman" w:hAnsi="Times New Roman" w:cs="Times New Roman"/>
-          <w:kern w:val="0"/>
-          <w14:ligatures w14:val="none"/>
-        </w:rPr>
-        <w:t>- CIP (Contribuição de Iluminação Pública);</w:t>
-      </w:r>
-    </w:p>
-    <w:p>
-      <w:pPr>
-        <w:rPr>
-          <w:rFonts w:ascii="Times New Roman" w:eastAsia="Times New Roman" w:hAnsi="Times New Roman" w:cs="Times New Roman"/>
-          <w:kern w:val="0"/>
-          <w14:ligatures w14:val="none"/>
-        </w:rPr>
-      </w:pPr>
-      <w:r>
-        <w:rPr>
-          <w:rFonts w:ascii="Times New Roman" w:eastAsia="Times New Roman" w:hAnsi="Times New Roman" w:cs="Times New Roman"/>
-          <w:kern w:val="0"/>
-          <w14:ligatures w14:val="none"/>
-        </w:rPr>
-        <w:t>- TUSD/Fio B;</w:t>
-      </w:r>
-    </w:p>
-    <w:p>
-      <w:pPr>
-        <w:rPr>
-          <w:rFonts w:ascii="Times New Roman" w:eastAsia="Times New Roman" w:hAnsi="Times New Roman" w:cs="Times New Roman"/>
-          <w:kern w:val="0"/>
-          <w14:ligatures w14:val="none"/>
-        </w:rPr>
-      </w:pPr>
-      <w:r>
-        <w:rPr>
-          <w:rFonts w:ascii="Times New Roman" w:eastAsia="Times New Roman" w:hAnsi="Times New Roman" w:cs="Times New Roman"/>
-          <w:kern w:val="0"/>
-          <w14:ligatures w14:val="none"/>
-        </w:rPr>
-        <w:t>- Taxas e encargos setoriais;</w:t>
-      </w:r>
-    </w:p>
-    <w:p>
-      <w:pPr>
-        <w:rPr>
-          <w:rFonts w:ascii="Times New Roman" w:eastAsia="Times New Roman" w:hAnsi="Times New Roman" w:cs="Times New Roman"/>
-          <w:kern w:val="0"/>
-          <w14:ligatures w14:val="none"/>
-        </w:rPr>
-      </w:pPr>
-      <w:r>
-        <w:rPr>
-          <w:rFonts w:ascii="Times New Roman" w:eastAsia="Times New Roman" w:hAnsi="Times New Roman" w:cs="Times New Roman"/>
-          <w:kern w:val="0"/>
-          <w14:ligatures w14:val="none"/>
-        </w:rPr>
-        <w:t>- Refaturamentos e tributos incidentes.</w:t>
-      </w:r>
-    </w:p>
-    <w:p>
-      <w:pPr>
-        <w:rPr>
-          <w:rFonts w:ascii="Times New Roman" w:eastAsia="Times New Roman" w:hAnsi="Times New Roman" w:cs="Times New Roman"/>
-          <w:kern w:val="0"/>
-          <w14:ligatures w14:val="none"/>
-        </w:rPr>
-      </w:pPr>
-    </w:p>
-    <w:p>
-      <w:pPr>
-        <w:rPr>
-          <w:rFonts w:ascii="Times New Roman" w:eastAsia="Times New Roman" w:hAnsi="Times New Roman" w:cs="Times New Roman"/>
-          <w:kern w:val="0"/>
-          <w14:ligatures w14:val="none"/>
-        </w:rPr>
-      </w:pPr>
-      <w:r>
-        <w:rPr>
-          <w:rFonts w:ascii="Times New Roman" w:eastAsia="Times New Roman" w:hAnsi="Times New Roman" w:cs="Times New Roman"/>
-          <w:kern w:val="0"/>
-          <w14:ligatures w14:val="none"/>
-        </w:rPr>
-        <w:t>3.3.</w:t>
+        <w:t>Créditos de Energia</w:t>
+      </w:r>
+    </w:p>
+    <w:p>
+      <w:pPr>
+        <w:pStyle w:val="p1"/>
+      </w:pPr>
+      <w:r>
+        <w:t>Os créditos de energia eventualmente gerados pelo sistema fotovoltaico pertencem ao CONTRATANTE, observadas as regras do Sistema de Compensação de Energia Elétrica estabelecidas pela legislação aplicável e pela regulamentação da ANEEL.</w:t>
+      </w:r>
+    </w:p>
+    <w:p>
+      <w:pPr>
+        <w:pStyle w:val="p2"/>
+      </w:pPr>
+    </w:p>
+    <w:p>
+      <w:pPr>
+        <w:pStyle w:val="p1"/>
+      </w:pPr>
+      <w:r>
+        <w:t xml:space="preserve">A </w:t>
+      </w:r>
+      <w:r>
+        <w:t>SOLARINVEST</w:t>
+      </w:r>
+      <w:r>
+        <w:t xml:space="preserve"> atuará exclusivamente na operação e gestão técnica desses créditos no âmbito do sistema de compensação de energia elétrica, utilizando-os prioritariamente para compensação do consumo da unidade consumidora vinculada ao contrato.</w:t>
+      </w:r>
+    </w:p>
+    <w:p>
+      <w:pPr>
+        <w:pStyle w:val="p1"/>
+      </w:pPr>
+      <w:r>
+        <w:t>Enquanto o CONTRATANTE estiver adimplente, os créditos de energia gerados serão utilizados integralmente em seu benefício, conforme as regras deste contrato e da regulamentação aplicável.</w:t>
+      </w:r>
+    </w:p>
+    <w:p>
+      <w:pPr>
+        <w:pStyle w:val="p1"/>
+      </w:pPr>
+      <w:r>
+        <w:t xml:space="preserve">O CONTRATANTE poderá solicitar à </w:t>
+      </w:r>
+      <w:r>
+        <w:t>SOLARINVEST</w:t>
+      </w:r>
+      <w:r>
+        <w:t xml:space="preserve"> o rateio, realocação ou redistribuição dos créditos de energia entre diferentes unidades consumidoras de sua titularidade, vinculadas ao mesmo CPF ou CNPJ, desde que tais unidades:</w:t>
+      </w:r>
+    </w:p>
+    <w:p>
+      <w:pPr>
+        <w:pStyle w:val="p1"/>
+      </w:pPr>
+      <w:r>
+        <w:t>a) estejam localizadas dentro da mesma área de concessão ou permissão da distribuidora de energia elétrica aplicável;</w:t>
+      </w:r>
+    </w:p>
+    <w:p>
+      <w:pPr>
+        <w:pStyle w:val="p1"/>
+      </w:pPr>
+      <w:r>
+        <w:t>b) estejam devidamente cadastradas no sistema de compensação de energia elétrica da distribuidora;</w:t>
+      </w:r>
+    </w:p>
+    <w:p>
+      <w:pPr>
+        <w:pStyle w:val="p1"/>
+      </w:pPr>
+      <w:r>
+        <w:t>c) atendam às regras regulatórias vigentes estabelecidas pela ANEEL; e</w:t>
+      </w:r>
+    </w:p>
+    <w:p>
+      <w:pPr>
+        <w:pStyle w:val="p1"/>
+      </w:pPr>
+      <w:r>
+        <w:t xml:space="preserve">d) possuam consumo médio consolidado compatível com a energia mensal </w:t>
+      </w:r>
+      <w:r>
+        <w:t>SOLARINVEST</w:t>
+      </w:r>
+      <w:r>
+        <w:t xml:space="preserve"> (Kc) prevista neste contrato.</w:t>
+      </w:r>
+    </w:p>
+    <w:p>
+      <w:pPr>
+        <w:pStyle w:val="p1"/>
+      </w:pPr>
+      <w:r>
+        <w:t xml:space="preserve">A </w:t>
+      </w:r>
+      <w:r>
+        <w:t>SOLARINVEST</w:t>
+      </w:r>
+      <w:r>
+        <w:t xml:space="preserve"> poderá operacionalizar o rateio solicitado pelo CONTRATANTE no âmbito do sistema de compensação de energia elétrica, desde que não haja impedimento técnico, regulatório ou contratual que comprometa o correto funcionamento do sistema, o equilíbrio econômico do contrato ou a conformidade com as regras da distribuidora.</w:t>
+      </w:r>
+    </w:p>
+    <w:p>
+      <w:pPr>
+        <w:pStyle w:val="p1"/>
+      </w:pPr>
+      <w:r>
+        <w:t xml:space="preserve">Em caso de inadimplência, nos termos das Cláusulas </w:t>
+      </w:r>
+      <w:r>
+        <w:t>4</w:t>
+      </w:r>
+      <w:r>
+        <w:t xml:space="preserve"> e 1</w:t>
+      </w:r>
+      <w:r>
+        <w:t>1</w:t>
+      </w:r>
+      <w:r>
+        <w:t xml:space="preserve"> do contrato principal, a </w:t>
+      </w:r>
+      <w:r>
+        <w:t>SOLARINVEST</w:t>
+      </w:r>
+      <w:r>
+        <w:t xml:space="preserve"> poderá reter, bloquear, realocar ou redirecionar créditos de energia eventualmente existentes até a regularização integral dos débitos, sem direito a compensação retroativa.</w:t>
+      </w:r>
+    </w:p>
+    <w:p>
+      <w:pPr>
+        <w:rPr>
+          <w:rFonts w:ascii="Times New Roman" w:eastAsia="Times New Roman" w:hAnsi="Times New Roman" w:cs="Times New Roman"/>
+          <w:kern w:val="0"/>
+          <w14:ligatures w14:val="none"/>
+        </w:rPr>
+      </w:pPr>
+      <w:r>
+        <w:rPr>
+          <w:rFonts w:ascii="Times New Roman" w:eastAsia="Times New Roman" w:hAnsi="Times New Roman" w:cs="Times New Roman"/>
+          <w:kern w:val="0"/>
+          <w14:ligatures w14:val="none"/>
+        </w:rPr>
+        <w:t>3.2</w:t>
+      </w:r>
+      <w:r>
+        <w:rPr>
+          <w:rFonts w:ascii="Times New Roman" w:eastAsia="Times New Roman" w:hAnsi="Times New Roman" w:cs="Times New Roman"/>
+          <w:kern w:val="0"/>
+          <w14:ligatures w14:val="none"/>
+        </w:rPr>
+        <w:t>.</w:t>
       </w:r>
       <w:r>
         <w:rPr>
@@ -593,127 +658,6 @@
         <w:t xml:space="preserve"> </w:t>
       </w:r>
       <w:r>
-        <w:rPr>
-          <w:rFonts w:ascii="Times New Roman" w:eastAsia="Times New Roman" w:hAnsi="Times New Roman" w:cs="Times New Roman"/>
-          <w:kern w:val="0"/>
-          <w14:ligatures w14:val="none"/>
-        </w:rPr>
-        <w:t>Ajuste Automático de Kc</w:t>
-      </w:r>
-    </w:p>
-    <w:p>
-      <w:pPr>
-        <w:rPr>
-          <w:rFonts w:ascii="Times New Roman" w:eastAsia="Times New Roman" w:hAnsi="Times New Roman" w:cs="Times New Roman"/>
-          <w:kern w:val="0"/>
-          <w14:ligatures w14:val="none"/>
-        </w:rPr>
-      </w:pPr>
-      <w:r>
-        <w:rPr>
-          <w:rFonts w:ascii="Times New Roman" w:eastAsia="Times New Roman" w:hAnsi="Times New Roman" w:cs="Times New Roman"/>
-          <w:kern w:val="0"/>
-          <w14:ligatures w14:val="none"/>
-        </w:rPr>
-        <w:t>A CONTRATADA poderá revisar, de forma unilateral e motivada, o valor de Kc, mediante constatação técnica de:</w:t>
-      </w:r>
-    </w:p>
-    <w:p>
-      <w:pPr>
-        <w:rPr>
-          <w:rFonts w:ascii="Times New Roman" w:eastAsia="Times New Roman" w:hAnsi="Times New Roman" w:cs="Times New Roman"/>
-          <w:kern w:val="0"/>
-          <w14:ligatures w14:val="none"/>
-        </w:rPr>
-      </w:pPr>
-      <w:r>
-        <w:rPr>
-          <w:rFonts w:ascii="Times New Roman" w:eastAsia="Times New Roman" w:hAnsi="Times New Roman" w:cs="Times New Roman"/>
-          <w:kern w:val="0"/>
-          <w14:ligatures w14:val="none"/>
-        </w:rPr>
-        <w:t>- Geração permanentemente inferior à estimativa inicial;</w:t>
-      </w:r>
-    </w:p>
-    <w:p>
-      <w:pPr>
-        <w:rPr>
-          <w:rFonts w:ascii="Times New Roman" w:eastAsia="Times New Roman" w:hAnsi="Times New Roman" w:cs="Times New Roman"/>
-          <w:kern w:val="0"/>
-          <w14:ligatures w14:val="none"/>
-        </w:rPr>
-      </w:pPr>
-      <w:r>
-        <w:rPr>
-          <w:rFonts w:ascii="Times New Roman" w:eastAsia="Times New Roman" w:hAnsi="Times New Roman" w:cs="Times New Roman"/>
-          <w:kern w:val="0"/>
-          <w14:ligatures w14:val="none"/>
-        </w:rPr>
-        <w:t>- Limitações estruturais, sombreamento ou fatores externos permanentes;</w:t>
-      </w:r>
-    </w:p>
-    <w:p>
-      <w:pPr>
-        <w:rPr>
-          <w:rFonts w:ascii="Times New Roman" w:eastAsia="Times New Roman" w:hAnsi="Times New Roman" w:cs="Times New Roman"/>
-          <w:kern w:val="0"/>
-          <w14:ligatures w14:val="none"/>
-        </w:rPr>
-      </w:pPr>
-      <w:r>
-        <w:rPr>
-          <w:rFonts w:ascii="Times New Roman" w:eastAsia="Times New Roman" w:hAnsi="Times New Roman" w:cs="Times New Roman"/>
-          <w:kern w:val="0"/>
-          <w14:ligatures w14:val="none"/>
-        </w:rPr>
-        <w:t>- Alterações da concessionária ou mudanças regulatórias;</w:t>
-      </w:r>
-    </w:p>
-    <w:p>
-      <w:pPr>
-        <w:rPr>
-          <w:rFonts w:ascii="Times New Roman" w:eastAsia="Times New Roman" w:hAnsi="Times New Roman" w:cs="Times New Roman"/>
-          <w:kern w:val="0"/>
-          <w14:ligatures w14:val="none"/>
-        </w:rPr>
-      </w:pPr>
-      <w:r>
-        <w:rPr>
-          <w:rFonts w:ascii="Times New Roman" w:eastAsia="Times New Roman" w:hAnsi="Times New Roman" w:cs="Times New Roman"/>
-          <w:kern w:val="0"/>
-          <w14:ligatures w14:val="none"/>
-        </w:rPr>
-        <w:t>- Solicitação do próprio CONTRATANTE.</w:t>
-      </w:r>
-    </w:p>
-    <w:p>
-      <w:pPr>
-        <w:rPr>
-          <w:rFonts w:ascii="Times New Roman" w:eastAsia="Times New Roman" w:hAnsi="Times New Roman" w:cs="Times New Roman"/>
-          <w:kern w:val="0"/>
-          <w14:ligatures w14:val="none"/>
-        </w:rPr>
-      </w:pPr>
-      <w:r>
-        <w:rPr>
-          <w:rFonts w:ascii="Times New Roman" w:eastAsia="Times New Roman" w:hAnsi="Times New Roman" w:cs="Times New Roman"/>
-          <w:kern w:val="0"/>
-          <w14:ligatures w14:val="none"/>
-        </w:rPr>
-        <w:t>O novo valor de Kc passará a ser considerado para cálculo das mensalidades seguintes, sem necessidade de aditivo contratual e sem gerar direito a rescisão, desconto ou compensação.</w:t>
-      </w:r>
-    </w:p>
-    <w:p>
-      <w:pPr>
-        <w:rPr>
-          <w:rFonts w:ascii="Times New Roman" w:eastAsia="Times New Roman" w:hAnsi="Times New Roman" w:cs="Times New Roman"/>
-          <w:kern w:val="0"/>
-          <w14:ligatures w14:val="none"/>
-        </w:rPr>
-      </w:pPr>
-    </w:p>
-    <w:p>
-      <w:pPr>
         <w:rPr>
           <w:rFonts w:ascii="Times New Roman" w:eastAsia="Times New Roman" w:hAnsi="Times New Roman" w:cs="Times New Roman"/>
           <w:b/>
@@ -721,7 +665,119 @@
           <w:kern w:val="0"/>
           <w14:ligatures w14:val="none"/>
         </w:rPr>
-      </w:pPr>
+        <w:t>Encargos (E)</w:t>
+      </w:r>
+    </w:p>
+    <w:p>
+      <w:pPr>
+        <w:rPr>
+          <w:rFonts w:ascii="Times New Roman" w:eastAsia="Times New Roman" w:hAnsi="Times New Roman" w:cs="Times New Roman"/>
+          <w:kern w:val="0"/>
+          <w14:ligatures w14:val="none"/>
+        </w:rPr>
+      </w:pPr>
+      <w:r>
+        <w:rPr>
+          <w:rFonts w:ascii="Times New Roman" w:eastAsia="Times New Roman" w:hAnsi="Times New Roman" w:cs="Times New Roman"/>
+          <w:kern w:val="0"/>
+          <w14:ligatures w14:val="none"/>
+        </w:rPr>
+        <w:t>São considerados encargos não compensáveis os valores cobrados pela distribuidora ou por órgãos públicos que não são compensados pelos créditos de energia gerados pela usina, incluindo, exemplificativamente:</w:t>
+      </w:r>
+    </w:p>
+    <w:p>
+      <w:pPr>
+        <w:rPr>
+          <w:rFonts w:ascii="Times New Roman" w:eastAsia="Times New Roman" w:hAnsi="Times New Roman" w:cs="Times New Roman"/>
+          <w:kern w:val="0"/>
+          <w14:ligatures w14:val="none"/>
+        </w:rPr>
+      </w:pPr>
+      <w:r>
+        <w:rPr>
+          <w:rFonts w:ascii="Times New Roman" w:eastAsia="Times New Roman" w:hAnsi="Times New Roman" w:cs="Times New Roman"/>
+          <w:kern w:val="0"/>
+          <w14:ligatures w14:val="none"/>
+        </w:rPr>
+        <w:t>- Bandeiras tarifárias;</w:t>
+      </w:r>
+    </w:p>
+    <w:p>
+      <w:pPr>
+        <w:rPr>
+          <w:rFonts w:ascii="Times New Roman" w:eastAsia="Times New Roman" w:hAnsi="Times New Roman" w:cs="Times New Roman"/>
+          <w:kern w:val="0"/>
+          <w14:ligatures w14:val="none"/>
+        </w:rPr>
+      </w:pPr>
+      <w:r>
+        <w:rPr>
+          <w:rFonts w:ascii="Times New Roman" w:eastAsia="Times New Roman" w:hAnsi="Times New Roman" w:cs="Times New Roman"/>
+          <w:kern w:val="0"/>
+          <w14:ligatures w14:val="none"/>
+        </w:rPr>
+        <w:t>- Contribuição de Iluminação Pública (CIP);</w:t>
+      </w:r>
+    </w:p>
+    <w:p>
+      <w:pPr>
+        <w:rPr>
+          <w:rFonts w:ascii="Times New Roman" w:eastAsia="Times New Roman" w:hAnsi="Times New Roman" w:cs="Times New Roman"/>
+          <w:kern w:val="0"/>
+          <w14:ligatures w14:val="none"/>
+        </w:rPr>
+      </w:pPr>
+      <w:r>
+        <w:rPr>
+          <w:rFonts w:ascii="Times New Roman" w:eastAsia="Times New Roman" w:hAnsi="Times New Roman" w:cs="Times New Roman"/>
+          <w:kern w:val="0"/>
+          <w14:ligatures w14:val="none"/>
+        </w:rPr>
+        <w:lastRenderedPageBreak/>
+        <w:t>- multas, refaturamentos ou ajustes aplicados pela distribuidora;</w:t>
+      </w:r>
+    </w:p>
+    <w:p>
+      <w:pPr>
+        <w:rPr>
+          <w:rFonts w:ascii="Times New Roman" w:eastAsia="Times New Roman" w:hAnsi="Times New Roman" w:cs="Times New Roman"/>
+          <w:kern w:val="0"/>
+          <w14:ligatures w14:val="none"/>
+        </w:rPr>
+      </w:pPr>
+      <w:r>
+        <w:rPr>
+          <w:rFonts w:ascii="Times New Roman" w:eastAsia="Times New Roman" w:hAnsi="Times New Roman" w:cs="Times New Roman"/>
+          <w:kern w:val="0"/>
+          <w14:ligatures w14:val="none"/>
+        </w:rPr>
+        <w:t>- encargos extraordinários ou valores não compensáveis previstos na regulamentação da ANEEL.</w:t>
+      </w:r>
+    </w:p>
+    <w:p>
+      <w:pPr>
+        <w:rPr>
+          <w:rFonts w:ascii="Times New Roman" w:eastAsia="Times New Roman" w:hAnsi="Times New Roman" w:cs="Times New Roman"/>
+          <w:kern w:val="0"/>
+          <w14:ligatures w14:val="none"/>
+        </w:rPr>
+      </w:pPr>
+      <w:r>
+        <w:rPr>
+          <w:rFonts w:ascii="Times New Roman" w:eastAsia="Times New Roman" w:hAnsi="Times New Roman" w:cs="Times New Roman"/>
+          <w:kern w:val="0"/>
+          <w14:ligatures w14:val="none"/>
+        </w:rPr>
+        <w:t>3.3.</w:t>
+      </w:r>
+      <w:r>
+        <w:rPr>
+          <w:rFonts w:ascii="Times New Roman" w:eastAsia="Times New Roman" w:hAnsi="Times New Roman" w:cs="Times New Roman"/>
+          <w:kern w:val="0"/>
+          <w14:ligatures w14:val="none"/>
+        </w:rPr>
+        <w:t xml:space="preserve"> </w:t>
+      </w:r>
       <w:r>
         <w:rPr>
           <w:rFonts w:ascii="Times New Roman" w:eastAsia="Times New Roman" w:hAnsi="Times New Roman" w:cs="Times New Roman"/>
@@ -730,563 +786,577 @@
           <w:kern w:val="0"/>
           <w14:ligatures w14:val="none"/>
         </w:rPr>
+        <w:t>Ajuste Automático de Kc</w:t>
+      </w:r>
+    </w:p>
+    <w:p>
+      <w:pPr>
+        <w:pStyle w:val="p1"/>
+      </w:pPr>
+      <w:r>
+        <w:t>A SOLARINVEST poderá revisar o valor de Kc mediante constatação técnica de fatores que impactem de forma relevante a geração ou o consumo estimado, incluindo, mas não se limitando a limitações estruturais, sombreamento, condições operacionais, alterações regulatórias ou solicitação do CONTRATANTE.</w:t>
+      </w:r>
+    </w:p>
+    <w:p>
+      <w:pPr>
+        <w:pStyle w:val="p1"/>
+      </w:pPr>
+      <w:r>
+        <w:t>A revisão será formalizada mediante comunicação ao CONTRATANTE, inclusive por meio eletrônico ou registro complementar vinculado ao contrato, não sendo necessária a celebração de aditivo contratual físico, desde que preservado o equilíbrio econômico do contrato.</w:t>
+      </w:r>
+    </w:p>
+    <w:p>
+      <w:pPr>
+        <w:pStyle w:val="p1"/>
+      </w:pPr>
+      <w:r>
+        <w:t>O ajuste não caracteriza falha contratual, exceto nos casos de alteração substancial comprovada que comprometa de forma relevante a base econômica originalmente pactuada.</w:t>
+      </w:r>
+    </w:p>
+    <w:p>
+      <w:pPr>
+        <w:rPr>
+          <w:rFonts w:ascii="Times New Roman" w:eastAsia="Times New Roman" w:hAnsi="Times New Roman" w:cs="Times New Roman"/>
+          <w:b/>
+          <w:bCs/>
+          <w:kern w:val="0"/>
+          <w14:ligatures w14:val="none"/>
+        </w:rPr>
+      </w:pPr>
+      <w:r>
+        <w:rPr>
+          <w:rFonts w:ascii="Times New Roman" w:eastAsia="Times New Roman" w:hAnsi="Times New Roman" w:cs="Times New Roman"/>
+          <w:b/>
+          <w:bCs/>
+          <w:kern w:val="0"/>
+          <w14:ligatures w14:val="none"/>
+        </w:rPr>
         <w:t>4. REAJUSTES</w:t>
       </w:r>
     </w:p>
     <w:p>
       <w:pPr>
-        <w:rPr>
-          <w:rFonts w:ascii="Times New Roman" w:eastAsia="Times New Roman" w:hAnsi="Times New Roman" w:cs="Times New Roman"/>
-          <w:kern w:val="0"/>
-          <w14:ligatures w14:val="none"/>
-        </w:rPr>
-      </w:pPr>
-      <w:r>
-        <w:rPr>
-          <w:rFonts w:ascii="Times New Roman" w:eastAsia="Times New Roman" w:hAnsi="Times New Roman" w:cs="Times New Roman"/>
-          <w:kern w:val="0"/>
-          <w14:ligatures w14:val="none"/>
-        </w:rPr>
-        <w:t>As tarifas públicas de referência (T e Tc) serão atualizadas automaticamente, sempre que houver:</w:t>
-      </w:r>
-    </w:p>
-    <w:p>
-      <w:pPr>
-        <w:rPr>
-          <w:rFonts w:ascii="Times New Roman" w:eastAsia="Times New Roman" w:hAnsi="Times New Roman" w:cs="Times New Roman"/>
-          <w:kern w:val="0"/>
-          <w14:ligatures w14:val="none"/>
-        </w:rPr>
-      </w:pPr>
-      <w:r>
-        <w:rPr>
-          <w:rFonts w:ascii="Times New Roman" w:eastAsia="Times New Roman" w:hAnsi="Times New Roman" w:cs="Times New Roman"/>
-          <w:kern w:val="0"/>
-          <w14:ligatures w14:val="none"/>
-        </w:rPr>
-        <w:t>- Publicação de novos valores homologados pela ANEEL ou distribuidora local;</w:t>
-      </w:r>
-    </w:p>
-    <w:p>
-      <w:pPr>
-        <w:rPr>
-          <w:rFonts w:ascii="Times New Roman" w:eastAsia="Times New Roman" w:hAnsi="Times New Roman" w:cs="Times New Roman"/>
-          <w:kern w:val="0"/>
-          <w14:ligatures w14:val="none"/>
-        </w:rPr>
-      </w:pPr>
-      <w:r>
-        <w:rPr>
-          <w:rFonts w:ascii="Times New Roman" w:eastAsia="Times New Roman" w:hAnsi="Times New Roman" w:cs="Times New Roman"/>
-          <w:kern w:val="0"/>
-          <w14:ligatures w14:val="none"/>
-        </w:rPr>
-        <w:t>- Alterações nos tributos ou encargos que componham a tarifa final.</w:t>
-      </w:r>
-    </w:p>
-    <w:p>
-      <w:pPr>
-        <w:rPr>
-          <w:rFonts w:ascii="Times New Roman" w:eastAsia="Times New Roman" w:hAnsi="Times New Roman" w:cs="Times New Roman"/>
-          <w:kern w:val="0"/>
-          <w14:ligatures w14:val="none"/>
-        </w:rPr>
-      </w:pPr>
-      <w:r>
+        <w:pStyle w:val="p1"/>
+      </w:pPr>
+      <w:r>
+        <w:rPr>
+          <w:b/>
+          <w:bCs/>
+        </w:rPr>
+        <w:t>4.1. Alterações Regulatórias e Atualização da Metodologia</w:t>
+      </w:r>
+    </w:p>
+    <w:p>
+      <w:pPr>
+        <w:pStyle w:val="p3"/>
+      </w:pPr>
+      <w:r>
+        <w:t xml:space="preserve">Caso alterações regulatórias, legais ou tarifárias impactem o Sistema de Compensação de Energia Elétrica, a estrutura tarifária do setor elétrico, ou a forma de cálculo da energia compensada no âmbito da microgeração distribuída, a </w:t>
+      </w:r>
+      <w:r>
+        <w:t>SOLARINVEST</w:t>
+      </w:r>
+      <w:r>
+        <w:t xml:space="preserve"> poderá ajustar a metodologia de cálculo da Mensalidade prevista neste Anexo, exclusivamente na medida necessária para preservar o equilíbrio econômico-financeiro do contrato.</w:t>
+      </w:r>
+    </w:p>
+    <w:p>
+      <w:pPr>
+        <w:pStyle w:val="p3"/>
+      </w:pPr>
+      <w:r>
+        <w:t>Consideram-se, para fins desta cláusula, alterações regulatórias ou tarifárias, entre outras:</w:t>
+      </w:r>
+    </w:p>
+    <w:p>
+      <w:pPr>
+        <w:pStyle w:val="p3"/>
+      </w:pPr>
+      <w:r>
+        <w:t>a) mudanças na legislação aplicável à microgeração ou minigeração distribuída;</w:t>
+      </w:r>
+    </w:p>
+    <w:p>
+      <w:pPr>
+        <w:pStyle w:val="p3"/>
+      </w:pPr>
+      <w:r>
+        <w:t>b) alterações nas resoluções normativas da ANEEL;</w:t>
+      </w:r>
+    </w:p>
+    <w:p>
+      <w:pPr>
+        <w:pStyle w:val="p3"/>
+      </w:pPr>
+      <w:r>
+        <w:t>c) modificações na forma de compensação de créditos de energia;</w:t>
+      </w:r>
+    </w:p>
+    <w:p>
+      <w:pPr>
+        <w:pStyle w:val="p3"/>
+      </w:pPr>
+      <w:r>
+        <w:t>d) alterações na composição tarifária da energia elétrica, incluindo tarifas de energia (TE), tarifas de uso do sistema de distribuição (TUSD), encargos setoriais, tributos ou quaisquer outros componentes que integrem o valor final do kWh cobrado ao consumidor;</w:t>
+      </w:r>
+    </w:p>
+    <w:p>
+      <w:pPr>
+        <w:pStyle w:val="p3"/>
+      </w:pPr>
+      <w:r>
+        <w:t>e) criação, extinção ou modificação de encargos ou mecanismos tarifários aplicáveis à geração distribuída.</w:t>
+      </w:r>
+    </w:p>
+    <w:p>
+      <w:pPr>
+        <w:pStyle w:val="p3"/>
+      </w:pPr>
+      <w:r>
+        <w:t>As tarifas públicas de referência utilizadas no cálculo da Mensalidade (T e Tc) serão atualizadas automaticamente sempre que houver:</w:t>
+      </w:r>
+    </w:p>
+    <w:p>
+      <w:pPr>
+        <w:pStyle w:val="p2"/>
+      </w:pPr>
+    </w:p>
+    <w:p>
+      <w:pPr>
+        <w:pStyle w:val="p3"/>
+      </w:pPr>
+      <w:r>
+        <w:t>I – publicação de novos valores tarifários homologados pela ANEEL ou pela distribuidora local;</w:t>
+      </w:r>
+    </w:p>
+    <w:p>
+      <w:pPr>
+        <w:pStyle w:val="p3"/>
+      </w:pPr>
+      <w:r>
+        <w:t>II – alterações nos tributos, encargos setoriais ou componentes tarifários que integrem o valor final da energia elétrica.</w:t>
+      </w:r>
+    </w:p>
+    <w:p>
+      <w:pPr>
+        <w:pStyle w:val="p3"/>
+      </w:pPr>
+      <w:r>
+        <w:t>Tais atualizações serão aplicadas automaticamente às mensalidades subsequentes, independentemente de aditamento contratual, não configurando alteração unilateral prejudicial ao CONTRATANTE, mas mera atualização decorrente de alterações regulatórias ou tarifárias do setor elétrico.</w:t>
+      </w:r>
+    </w:p>
+    <w:p>
+      <w:pPr>
+        <w:rPr>
+          <w:rFonts w:ascii="Times New Roman" w:eastAsia="Times New Roman" w:hAnsi="Times New Roman" w:cs="Times New Roman"/>
+          <w:b/>
+          <w:bCs/>
+          <w:kern w:val="0"/>
+          <w14:ligatures w14:val="none"/>
+        </w:rPr>
+      </w:pPr>
+    </w:p>
+    <w:p>
+      <w:pPr>
+        <w:rPr>
+          <w:rFonts w:ascii="Times New Roman" w:eastAsia="Times New Roman" w:hAnsi="Times New Roman" w:cs="Times New Roman"/>
+          <w:b/>
+          <w:bCs/>
+          <w:kern w:val="0"/>
+          <w14:ligatures w14:val="none"/>
+        </w:rPr>
+      </w:pPr>
+      <w:r>
+        <w:rPr>
+          <w:rFonts w:ascii="Times New Roman" w:eastAsia="Times New Roman" w:hAnsi="Times New Roman" w:cs="Times New Roman"/>
+          <w:b/>
+          <w:bCs/>
+          <w:kern w:val="0"/>
+          <w14:ligatures w14:val="none"/>
+        </w:rPr>
+        <w:t>5. EXEMPLOS ILUSTRATIVOS</w:t>
+      </w:r>
+    </w:p>
+    <w:p>
+      <w:pPr>
+        <w:rPr>
+          <w:rFonts w:ascii="Times New Roman" w:eastAsia="Times New Roman" w:hAnsi="Times New Roman" w:cs="Times New Roman"/>
+          <w:kern w:val="0"/>
+          <w14:ligatures w14:val="none"/>
+        </w:rPr>
+      </w:pPr>
+      <w:r>
+        <w:rPr>
+          <w:rFonts w:ascii="Times New Roman" w:eastAsia="Times New Roman" w:hAnsi="Times New Roman" w:cs="Times New Roman"/>
+          <w:kern w:val="0"/>
+          <w14:ligatures w14:val="none"/>
+        </w:rPr>
+        <w:t>(Para fins ilustrativos. Os valores não representam garantias ou promessas contratuais.)</w:t>
+      </w:r>
+    </w:p>
+    <w:p>
+      <w:pPr>
+        <w:rPr>
+          <w:rFonts w:ascii="Times New Roman" w:eastAsia="Times New Roman" w:hAnsi="Times New Roman" w:cs="Times New Roman"/>
+          <w:kern w:val="0"/>
+          <w14:ligatures w14:val="none"/>
+        </w:rPr>
+      </w:pPr>
+      <w:r>
+        <w:rPr>
+          <w:rFonts w:ascii="Times New Roman" w:eastAsia="Times New Roman" w:hAnsi="Times New Roman" w:cs="Times New Roman"/>
+          <w:kern w:val="0"/>
+          <w14:ligatures w14:val="none"/>
+        </w:rPr>
+        <w:t>Parâmetros base:</w:t>
+      </w:r>
+    </w:p>
+    <w:p>
+      <w:pPr>
+        <w:rPr>
+          <w:rFonts w:ascii="Times New Roman" w:eastAsia="Times New Roman" w:hAnsi="Times New Roman" w:cs="Times New Roman"/>
+          <w:kern w:val="0"/>
+          <w14:ligatures w14:val="none"/>
+        </w:rPr>
+      </w:pPr>
+      <w:r>
+        <w:rPr>
+          <w:rFonts w:ascii="Times New Roman" w:eastAsia="Times New Roman" w:hAnsi="Times New Roman" w:cs="Times New Roman"/>
+          <w:kern w:val="0"/>
+          <w14:ligatures w14:val="none"/>
+        </w:rPr>
+        <w:t>- Kc = 2000 kWh</w:t>
+      </w:r>
+    </w:p>
+    <w:p>
+      <w:pPr>
+        <w:rPr>
+          <w:rFonts w:ascii="Times New Roman" w:eastAsia="Times New Roman" w:hAnsi="Times New Roman" w:cs="Times New Roman"/>
+          <w:kern w:val="0"/>
+          <w14:ligatures w14:val="none"/>
+        </w:rPr>
+      </w:pPr>
+      <w:r>
+        <w:rPr>
+          <w:rFonts w:ascii="Times New Roman" w:eastAsia="Times New Roman" w:hAnsi="Times New Roman" w:cs="Times New Roman"/>
+          <w:kern w:val="0"/>
+          <w14:ligatures w14:val="none"/>
+        </w:rPr>
+        <w:t>- Tc = R$ 0,88/kWh</w:t>
+      </w:r>
+    </w:p>
+    <w:p>
+      <w:pPr>
+        <w:rPr>
+          <w:rFonts w:ascii="Times New Roman" w:eastAsia="Times New Roman" w:hAnsi="Times New Roman" w:cs="Times New Roman"/>
+          <w:kern w:val="0"/>
+          <w14:ligatures w14:val="none"/>
+        </w:rPr>
+      </w:pPr>
+      <w:r>
+        <w:rPr>
+          <w:rFonts w:ascii="Times New Roman" w:eastAsia="Times New Roman" w:hAnsi="Times New Roman" w:cs="Times New Roman"/>
+          <w:kern w:val="0"/>
+          <w14:ligatures w14:val="none"/>
+        </w:rPr>
+        <w:t>- T = R$ 1,10/kWh</w:t>
+      </w:r>
+    </w:p>
+    <w:p>
+      <w:pPr>
+        <w:rPr>
+          <w:rFonts w:ascii="Times New Roman" w:eastAsia="Times New Roman" w:hAnsi="Times New Roman" w:cs="Times New Roman"/>
+          <w:kern w:val="0"/>
+          <w14:ligatures w14:val="none"/>
+        </w:rPr>
+      </w:pPr>
+      <w:r>
+        <w:rPr>
+          <w:rFonts w:ascii="Times New Roman" w:eastAsia="Times New Roman" w:hAnsi="Times New Roman" w:cs="Times New Roman"/>
+          <w:kern w:val="0"/>
+          <w14:ligatures w14:val="none"/>
+        </w:rPr>
+        <w:t>- E = R$ 45,00</w:t>
+      </w:r>
+    </w:p>
+    <w:p>
+      <w:pPr>
+        <w:rPr>
+          <w:rFonts w:ascii="Times New Roman" w:eastAsia="Times New Roman" w:hAnsi="Times New Roman" w:cs="Times New Roman"/>
+          <w:kern w:val="0"/>
+          <w14:ligatures w14:val="none"/>
+        </w:rPr>
+      </w:pPr>
+    </w:p>
+    <w:p>
+      <w:pPr>
+        <w:rPr>
+          <w:rFonts w:ascii="Times New Roman" w:eastAsia="Times New Roman" w:hAnsi="Times New Roman" w:cs="Times New Roman"/>
+          <w:kern w:val="0"/>
+          <w14:ligatures w14:val="none"/>
+        </w:rPr>
+      </w:pPr>
+      <w:r>
+        <w:rPr>
+          <w:rFonts w:ascii="Times New Roman" w:eastAsia="Times New Roman" w:hAnsi="Times New Roman" w:cs="Times New Roman"/>
+          <w:kern w:val="0"/>
+          <w14:ligatures w14:val="none"/>
+        </w:rPr>
+        <w:t>Exemplo 1 – Consumo abaixo do piso com sobra de crédito:</w:t>
+      </w:r>
+    </w:p>
+    <w:p>
+      <w:pPr>
+        <w:rPr>
+          <w:rFonts w:ascii="Times New Roman" w:eastAsia="Times New Roman" w:hAnsi="Times New Roman" w:cs="Times New Roman"/>
+          <w:kern w:val="0"/>
+          <w14:ligatures w14:val="none"/>
+        </w:rPr>
+      </w:pPr>
+      <w:r>
+        <w:rPr>
+          <w:rFonts w:ascii="Times New Roman" w:eastAsia="Times New Roman" w:hAnsi="Times New Roman" w:cs="Times New Roman"/>
+          <w:kern w:val="0"/>
+          <w14:ligatures w14:val="none"/>
+        </w:rPr>
+        <w:t xml:space="preserve">Kr = 1800 kWh, C = 400 kWh  </w:t>
+      </w:r>
+    </w:p>
+    <w:p>
+      <w:pPr>
+        <w:rPr>
+          <w:rFonts w:ascii="Times New Roman" w:eastAsia="Times New Roman" w:hAnsi="Times New Roman" w:cs="Times New Roman"/>
+          <w:kern w:val="0"/>
+          <w14:ligatures w14:val="none"/>
+        </w:rPr>
+      </w:pPr>
+      <w:r>
+        <w:rPr>
+          <w:rFonts w:ascii="Times New Roman" w:eastAsia="Times New Roman" w:hAnsi="Times New Roman" w:cs="Times New Roman"/>
+          <w:kern w:val="0"/>
+          <w14:ligatures w14:val="none"/>
+        </w:rPr>
+        <w:t>M = 2000 × 0,88 + 0 + 45 = R$ 1.805,00</w:t>
+      </w:r>
+    </w:p>
+    <w:p>
+      <w:pPr>
+        <w:rPr>
+          <w:rFonts w:ascii="Times New Roman" w:eastAsia="Times New Roman" w:hAnsi="Times New Roman" w:cs="Times New Roman"/>
+          <w:kern w:val="0"/>
+          <w14:ligatures w14:val="none"/>
+        </w:rPr>
+      </w:pPr>
+      <w:r>
+        <w:rPr>
+          <w:rFonts w:ascii="Times New Roman" w:eastAsia="Times New Roman" w:hAnsi="Times New Roman" w:cs="Times New Roman"/>
+          <w:kern w:val="0"/>
+          <w14:ligatures w14:val="none"/>
+        </w:rPr>
+        <w:t>Exemplo 2 – Consumo acima do piso com crédito parcial:</w:t>
+      </w:r>
+    </w:p>
+    <w:p>
+      <w:pPr>
+        <w:rPr>
+          <w:rFonts w:ascii="Times New Roman" w:eastAsia="Times New Roman" w:hAnsi="Times New Roman" w:cs="Times New Roman"/>
+          <w:kern w:val="0"/>
+          <w14:ligatures w14:val="none"/>
+        </w:rPr>
+      </w:pPr>
+      <w:r>
+        <w:rPr>
+          <w:rFonts w:ascii="Times New Roman" w:eastAsia="Times New Roman" w:hAnsi="Times New Roman" w:cs="Times New Roman"/>
+          <w:kern w:val="0"/>
+          <w14:ligatures w14:val="none"/>
+        </w:rPr>
+        <w:t xml:space="preserve">Kr = 2300 kWh, C = 200 kWh  </w:t>
+      </w:r>
+    </w:p>
+    <w:p>
+      <w:pPr>
+        <w:rPr>
+          <w:rFonts w:ascii="Times New Roman" w:eastAsia="Times New Roman" w:hAnsi="Times New Roman" w:cs="Times New Roman"/>
+          <w:kern w:val="0"/>
+          <w14:ligatures w14:val="none"/>
+        </w:rPr>
+      </w:pPr>
+      <w:r>
+        <w:rPr>
+          <w:rFonts w:ascii="Times New Roman" w:eastAsia="Times New Roman" w:hAnsi="Times New Roman" w:cs="Times New Roman"/>
+          <w:kern w:val="0"/>
+          <w14:ligatures w14:val="none"/>
+        </w:rPr>
+        <w:t xml:space="preserve">Excedente = 100 kWh  </w:t>
+      </w:r>
+    </w:p>
+    <w:p>
+      <w:pPr>
+        <w:rPr>
+          <w:rFonts w:ascii="Times New Roman" w:eastAsia="Times New Roman" w:hAnsi="Times New Roman" w:cs="Times New Roman"/>
+          <w:kern w:val="0"/>
+          <w14:ligatures w14:val="none"/>
+        </w:rPr>
+      </w:pPr>
+      <w:r>
+        <w:rPr>
+          <w:rFonts w:ascii="Times New Roman" w:eastAsia="Times New Roman" w:hAnsi="Times New Roman" w:cs="Times New Roman"/>
+          <w:kern w:val="0"/>
+          <w14:ligatures w14:val="none"/>
+        </w:rPr>
+        <w:t>M = 2000 × 0,88 + 100 × 1,10 + 45 = R$ 1.915,00</w:t>
+      </w:r>
+    </w:p>
+    <w:p>
+      <w:pPr>
+        <w:rPr>
+          <w:rFonts w:ascii="Times New Roman" w:eastAsia="Times New Roman" w:hAnsi="Times New Roman" w:cs="Times New Roman"/>
+          <w:kern w:val="0"/>
+          <w14:ligatures w14:val="none"/>
+        </w:rPr>
+      </w:pPr>
+    </w:p>
+    <w:p>
+      <w:pPr>
+        <w:rPr>
+          <w:rFonts w:ascii="Times New Roman" w:eastAsia="Times New Roman" w:hAnsi="Times New Roman" w:cs="Times New Roman"/>
+          <w:kern w:val="0"/>
+          <w14:ligatures w14:val="none"/>
+        </w:rPr>
+      </w:pPr>
+      <w:r>
+        <w:rPr>
+          <w:rFonts w:ascii="Times New Roman" w:eastAsia="Times New Roman" w:hAnsi="Times New Roman" w:cs="Times New Roman"/>
+          <w:kern w:val="0"/>
+          <w14:ligatures w14:val="none"/>
+        </w:rPr>
+        <w:t>Exemplo 3 – Consumo nulo (zero):</w:t>
+      </w:r>
+    </w:p>
+    <w:p>
+      <w:pPr>
+        <w:rPr>
+          <w:rFonts w:ascii="Times New Roman" w:eastAsia="Times New Roman" w:hAnsi="Times New Roman" w:cs="Times New Roman"/>
+          <w:kern w:val="0"/>
+          <w14:ligatures w14:val="none"/>
+        </w:rPr>
+      </w:pPr>
+      <w:r>
+        <w:rPr>
+          <w:rFonts w:ascii="Times New Roman" w:eastAsia="Times New Roman" w:hAnsi="Times New Roman" w:cs="Times New Roman"/>
+          <w:kern w:val="0"/>
+          <w14:ligatures w14:val="none"/>
+        </w:rPr>
+        <w:t xml:space="preserve">Kr = 0 kWh, C = 0  </w:t>
+      </w:r>
+    </w:p>
+    <w:p>
+      <w:pPr>
+        <w:rPr>
+          <w:rFonts w:ascii="Times New Roman" w:eastAsia="Times New Roman" w:hAnsi="Times New Roman" w:cs="Times New Roman"/>
+          <w:kern w:val="0"/>
+          <w14:ligatures w14:val="none"/>
+        </w:rPr>
+      </w:pPr>
+      <w:r>
+        <w:rPr>
+          <w:rFonts w:ascii="Times New Roman" w:eastAsia="Times New Roman" w:hAnsi="Times New Roman" w:cs="Times New Roman"/>
+          <w:kern w:val="0"/>
+          <w14:ligatures w14:val="none"/>
+        </w:rPr>
+        <w:lastRenderedPageBreak/>
+        <w:t>M = 2000 × 0,88 + 0 + 45 = R$ 1.805,00</w:t>
+      </w:r>
+    </w:p>
+    <w:p>
+      <w:pPr>
+        <w:rPr>
+          <w:rFonts w:ascii="Times New Roman" w:eastAsia="Times New Roman" w:hAnsi="Times New Roman" w:cs="Times New Roman"/>
+          <w:b/>
+          <w:bCs/>
+          <w:kern w:val="0"/>
+          <w14:ligatures w14:val="none"/>
+        </w:rPr>
+      </w:pPr>
+      <w:r>
+        <w:rPr>
+          <w:rFonts w:ascii="Times New Roman" w:eastAsia="Times New Roman" w:hAnsi="Times New Roman" w:cs="Times New Roman"/>
+          <w:b/>
+          <w:bCs/>
+          <w:kern w:val="0"/>
+          <w14:ligatures w14:val="none"/>
+        </w:rPr>
+        <w:t>6. DISPOSIÇÕES FINAIS</w:t>
+      </w:r>
+    </w:p>
+    <w:p>
+      <w:pPr>
         <w:rPr>
           <w:rFonts w:ascii="Times New Roman" w:hAnsi="Times New Roman" w:cs="Times New Roman"/>
           <w:shd w:val="clear" w:color="auto" w:fill="FAFAFA"/>
         </w:rPr>
-        <w:t>O reajuste será aplicado de forma imediata e proporcional, sem necessidade de notificação individual ou aditamento contratual, sendo considerado para cálculo das mensalidades seguintes, sem gerar direito a rescisão, desconto ou compensação.</w:t>
-      </w:r>
-    </w:p>
-    <w:p>
-      <w:pPr>
-        <w:rPr>
-          <w:rFonts w:ascii="Times New Roman" w:eastAsia="Times New Roman" w:hAnsi="Times New Roman" w:cs="Times New Roman"/>
-          <w:b/>
-          <w:bCs/>
-          <w:kern w:val="0"/>
-          <w14:ligatures w14:val="none"/>
-        </w:rPr>
-      </w:pPr>
-    </w:p>
-    <w:p>
-      <w:pPr>
-        <w:rPr>
-          <w:rFonts w:ascii="Times New Roman" w:eastAsia="Times New Roman" w:hAnsi="Times New Roman" w:cs="Times New Roman"/>
-          <w:b/>
-          <w:bCs/>
-          <w:kern w:val="0"/>
-          <w14:ligatures w14:val="none"/>
-        </w:rPr>
-      </w:pPr>
-    </w:p>
-    <w:p>
-      <w:pPr>
-        <w:rPr>
-          <w:rFonts w:ascii="Times New Roman" w:eastAsia="Times New Roman" w:hAnsi="Times New Roman" w:cs="Times New Roman"/>
-          <w:b/>
-          <w:bCs/>
-          <w:kern w:val="0"/>
-          <w14:ligatures w14:val="none"/>
-        </w:rPr>
-      </w:pPr>
-      <w:r>
-        <w:rPr>
-          <w:rFonts w:ascii="Times New Roman" w:eastAsia="Times New Roman" w:hAnsi="Times New Roman" w:cs="Times New Roman"/>
-          <w:b/>
-          <w:bCs/>
-          <w:kern w:val="0"/>
-          <w14:ligatures w14:val="none"/>
-        </w:rPr>
-        <w:lastRenderedPageBreak/>
-        <w:t>5. EXEMPLOS ILUSTRATIVOS</w:t>
-      </w:r>
-    </w:p>
-    <w:p>
-      <w:pPr>
-        <w:rPr>
-          <w:rFonts w:ascii="Times New Roman" w:eastAsia="Times New Roman" w:hAnsi="Times New Roman" w:cs="Times New Roman"/>
-          <w:kern w:val="0"/>
-          <w14:ligatures w14:val="none"/>
-        </w:rPr>
-      </w:pPr>
-      <w:r>
-        <w:rPr>
-          <w:rFonts w:ascii="Times New Roman" w:eastAsia="Times New Roman" w:hAnsi="Times New Roman" w:cs="Times New Roman"/>
-          <w:kern w:val="0"/>
-          <w14:ligatures w14:val="none"/>
-        </w:rPr>
-        <w:t>(Para fins ilustrativos. Os valores não representam garantias ou promessas contratuais.)</w:t>
-      </w:r>
-    </w:p>
-    <w:p>
-      <w:pPr>
-        <w:rPr>
-          <w:rFonts w:ascii="Times New Roman" w:eastAsia="Times New Roman" w:hAnsi="Times New Roman" w:cs="Times New Roman"/>
-          <w:kern w:val="0"/>
-          <w14:ligatures w14:val="none"/>
-        </w:rPr>
-      </w:pPr>
-      <w:r>
-        <w:rPr>
-          <w:rFonts w:ascii="Times New Roman" w:eastAsia="Times New Roman" w:hAnsi="Times New Roman" w:cs="Times New Roman"/>
-          <w:kern w:val="0"/>
-          <w14:ligatures w14:val="none"/>
-        </w:rPr>
-        <w:t>Parâmetros base:</w:t>
-      </w:r>
-    </w:p>
-    <w:p>
-      <w:pPr>
-        <w:rPr>
-          <w:rFonts w:ascii="Times New Roman" w:eastAsia="Times New Roman" w:hAnsi="Times New Roman" w:cs="Times New Roman"/>
-          <w:kern w:val="0"/>
-          <w14:ligatures w14:val="none"/>
-        </w:rPr>
-      </w:pPr>
-      <w:r>
-        <w:rPr>
-          <w:rFonts w:ascii="Times New Roman" w:eastAsia="Times New Roman" w:hAnsi="Times New Roman" w:cs="Times New Roman"/>
-          <w:kern w:val="0"/>
-          <w14:ligatures w14:val="none"/>
-        </w:rPr>
-        <w:t>- Kc = 2000 kWh</w:t>
-      </w:r>
-    </w:p>
-    <w:p>
-      <w:pPr>
-        <w:rPr>
-          <w:rFonts w:ascii="Times New Roman" w:eastAsia="Times New Roman" w:hAnsi="Times New Roman" w:cs="Times New Roman"/>
-          <w:kern w:val="0"/>
-          <w14:ligatures w14:val="none"/>
-        </w:rPr>
-      </w:pPr>
-      <w:r>
-        <w:rPr>
-          <w:rFonts w:ascii="Times New Roman" w:eastAsia="Times New Roman" w:hAnsi="Times New Roman" w:cs="Times New Roman"/>
-          <w:kern w:val="0"/>
-          <w14:ligatures w14:val="none"/>
-        </w:rPr>
-        <w:t>- Tc = R$ 0,88/kWh</w:t>
-      </w:r>
-    </w:p>
-    <w:p>
-      <w:pPr>
-        <w:rPr>
-          <w:rFonts w:ascii="Times New Roman" w:eastAsia="Times New Roman" w:hAnsi="Times New Roman" w:cs="Times New Roman"/>
-          <w:kern w:val="0"/>
-          <w14:ligatures w14:val="none"/>
-        </w:rPr>
-      </w:pPr>
-      <w:r>
-        <w:rPr>
-          <w:rFonts w:ascii="Times New Roman" w:eastAsia="Times New Roman" w:hAnsi="Times New Roman" w:cs="Times New Roman"/>
-          <w:kern w:val="0"/>
-          <w14:ligatures w14:val="none"/>
-        </w:rPr>
-        <w:t>- T = R$ 1,10/kWh</w:t>
-      </w:r>
-    </w:p>
-    <w:p>
-      <w:pPr>
-        <w:rPr>
-          <w:rFonts w:ascii="Times New Roman" w:eastAsia="Times New Roman" w:hAnsi="Times New Roman" w:cs="Times New Roman"/>
-          <w:kern w:val="0"/>
-          <w14:ligatures w14:val="none"/>
-        </w:rPr>
-      </w:pPr>
-      <w:r>
-        <w:rPr>
-          <w:rFonts w:ascii="Times New Roman" w:eastAsia="Times New Roman" w:hAnsi="Times New Roman" w:cs="Times New Roman"/>
-          <w:kern w:val="0"/>
-          <w14:ligatures w14:val="none"/>
-        </w:rPr>
-        <w:t>- E = R$ 45,00</w:t>
-      </w:r>
-    </w:p>
-    <w:p>
-      <w:pPr>
-        <w:rPr>
-          <w:rFonts w:ascii="Times New Roman" w:eastAsia="Times New Roman" w:hAnsi="Times New Roman" w:cs="Times New Roman"/>
-          <w:kern w:val="0"/>
-          <w14:ligatures w14:val="none"/>
-        </w:rPr>
-      </w:pPr>
-    </w:p>
-    <w:p>
-      <w:pPr>
-        <w:rPr>
-          <w:rFonts w:ascii="Times New Roman" w:eastAsia="Times New Roman" w:hAnsi="Times New Roman" w:cs="Times New Roman"/>
-          <w:kern w:val="0"/>
-          <w14:ligatures w14:val="none"/>
-        </w:rPr>
-      </w:pPr>
-      <w:r>
-        <w:rPr>
-          <w:rFonts w:ascii="Times New Roman" w:eastAsia="Times New Roman" w:hAnsi="Times New Roman" w:cs="Times New Roman"/>
-          <w:kern w:val="0"/>
-          <w14:ligatures w14:val="none"/>
-        </w:rPr>
-        <w:t>Exemplo 1 – Consumo abaixo do piso com sobra de crédito:</w:t>
-      </w:r>
-    </w:p>
-    <w:p>
-      <w:pPr>
-        <w:rPr>
-          <w:rFonts w:ascii="Times New Roman" w:eastAsia="Times New Roman" w:hAnsi="Times New Roman" w:cs="Times New Roman"/>
-          <w:kern w:val="0"/>
-          <w14:ligatures w14:val="none"/>
-        </w:rPr>
-      </w:pPr>
-      <w:r>
-        <w:rPr>
-          <w:rFonts w:ascii="Times New Roman" w:eastAsia="Times New Roman" w:hAnsi="Times New Roman" w:cs="Times New Roman"/>
-          <w:kern w:val="0"/>
-          <w14:ligatures w14:val="none"/>
-        </w:rPr>
-        <w:t xml:space="preserve">Kr = 1800 kWh, C = 400 kWh  </w:t>
-      </w:r>
-    </w:p>
-    <w:p>
-      <w:pPr>
-        <w:rPr>
-          <w:rFonts w:ascii="Times New Roman" w:eastAsia="Times New Roman" w:hAnsi="Times New Roman" w:cs="Times New Roman"/>
-          <w:kern w:val="0"/>
-          <w14:ligatures w14:val="none"/>
-        </w:rPr>
-      </w:pPr>
-      <w:r>
-        <w:rPr>
-          <w:rFonts w:ascii="Times New Roman" w:eastAsia="Times New Roman" w:hAnsi="Times New Roman" w:cs="Times New Roman"/>
-          <w:kern w:val="0"/>
-          <w14:ligatures w14:val="none"/>
-        </w:rPr>
-        <w:t>M = 2000 × 0,88 + 0 + 45 = R$ 1.805,00</w:t>
-      </w:r>
-    </w:p>
-    <w:p>
-      <w:pPr>
-        <w:rPr>
-          <w:rFonts w:ascii="Times New Roman" w:eastAsia="Times New Roman" w:hAnsi="Times New Roman" w:cs="Times New Roman"/>
-          <w:kern w:val="0"/>
-          <w14:ligatures w14:val="none"/>
-        </w:rPr>
-      </w:pPr>
-    </w:p>
-    <w:p>
-      <w:pPr>
-        <w:rPr>
-          <w:rFonts w:ascii="Times New Roman" w:eastAsia="Times New Roman" w:hAnsi="Times New Roman" w:cs="Times New Roman"/>
-          <w:kern w:val="0"/>
-          <w14:ligatures w14:val="none"/>
-        </w:rPr>
-      </w:pPr>
-      <w:r>
-        <w:rPr>
-          <w:rFonts w:ascii="Times New Roman" w:eastAsia="Times New Roman" w:hAnsi="Times New Roman" w:cs="Times New Roman"/>
-          <w:kern w:val="0"/>
-          <w14:ligatures w14:val="none"/>
-        </w:rPr>
-        <w:t>Exemplo 2 – Consumo acima do piso com crédito parcial:</w:t>
-      </w:r>
-    </w:p>
-    <w:p>
-      <w:pPr>
-        <w:rPr>
-          <w:rFonts w:ascii="Times New Roman" w:eastAsia="Times New Roman" w:hAnsi="Times New Roman" w:cs="Times New Roman"/>
-          <w:kern w:val="0"/>
-          <w14:ligatures w14:val="none"/>
-        </w:rPr>
-      </w:pPr>
-      <w:r>
-        <w:rPr>
-          <w:rFonts w:ascii="Times New Roman" w:eastAsia="Times New Roman" w:hAnsi="Times New Roman" w:cs="Times New Roman"/>
-          <w:kern w:val="0"/>
-          <w14:ligatures w14:val="none"/>
-        </w:rPr>
-        <w:t xml:space="preserve">Kr = 2300 kWh, C = 200 kWh  </w:t>
-      </w:r>
-    </w:p>
-    <w:p>
-      <w:pPr>
-        <w:rPr>
-          <w:rFonts w:ascii="Times New Roman" w:eastAsia="Times New Roman" w:hAnsi="Times New Roman" w:cs="Times New Roman"/>
-          <w:kern w:val="0"/>
-          <w14:ligatures w14:val="none"/>
-        </w:rPr>
-      </w:pPr>
-      <w:r>
-        <w:rPr>
-          <w:rFonts w:ascii="Times New Roman" w:eastAsia="Times New Roman" w:hAnsi="Times New Roman" w:cs="Times New Roman"/>
-          <w:kern w:val="0"/>
-          <w14:ligatures w14:val="none"/>
-        </w:rPr>
-        <w:t xml:space="preserve">Excedente = 100 kWh  </w:t>
-      </w:r>
-    </w:p>
-    <w:p>
-      <w:pPr>
-        <w:rPr>
-          <w:rFonts w:ascii="Times New Roman" w:eastAsia="Times New Roman" w:hAnsi="Times New Roman" w:cs="Times New Roman"/>
-          <w:kern w:val="0"/>
-          <w14:ligatures w14:val="none"/>
-        </w:rPr>
-      </w:pPr>
-      <w:r>
-        <w:rPr>
-          <w:rFonts w:ascii="Times New Roman" w:eastAsia="Times New Roman" w:hAnsi="Times New Roman" w:cs="Times New Roman"/>
-          <w:kern w:val="0"/>
-          <w14:ligatures w14:val="none"/>
-        </w:rPr>
-        <w:t>M = 2000 × 0,88 + 100 × 1,10 + 45 = R$ 1.915,00</w:t>
-      </w:r>
-    </w:p>
-    <w:p>
-      <w:pPr>
-        <w:rPr>
-          <w:rFonts w:ascii="Times New Roman" w:eastAsia="Times New Roman" w:hAnsi="Times New Roman" w:cs="Times New Roman"/>
-          <w:kern w:val="0"/>
-          <w14:ligatures w14:val="none"/>
-        </w:rPr>
-      </w:pPr>
-    </w:p>
-    <w:p>
-      <w:pPr>
-        <w:rPr>
-          <w:rFonts w:ascii="Times New Roman" w:eastAsia="Times New Roman" w:hAnsi="Times New Roman" w:cs="Times New Roman"/>
-          <w:kern w:val="0"/>
-          <w14:ligatures w14:val="none"/>
-        </w:rPr>
-      </w:pPr>
-      <w:r>
-        <w:rPr>
-          <w:rFonts w:ascii="Times New Roman" w:eastAsia="Times New Roman" w:hAnsi="Times New Roman" w:cs="Times New Roman"/>
-          <w:kern w:val="0"/>
-          <w14:ligatures w14:val="none"/>
-        </w:rPr>
-        <w:t>Exemplo 3 – Consumo nulo (zero):</w:t>
-      </w:r>
-    </w:p>
-    <w:p>
-      <w:pPr>
-        <w:rPr>
-          <w:rFonts w:ascii="Times New Roman" w:eastAsia="Times New Roman" w:hAnsi="Times New Roman" w:cs="Times New Roman"/>
-          <w:kern w:val="0"/>
-          <w14:ligatures w14:val="none"/>
-        </w:rPr>
-      </w:pPr>
-      <w:r>
-        <w:rPr>
-          <w:rFonts w:ascii="Times New Roman" w:eastAsia="Times New Roman" w:hAnsi="Times New Roman" w:cs="Times New Roman"/>
-          <w:kern w:val="0"/>
-          <w14:ligatures w14:val="none"/>
-        </w:rPr>
-        <w:t xml:space="preserve">Kr = 0 kWh, C = 0  </w:t>
-      </w:r>
-    </w:p>
-    <w:p>
-      <w:pPr>
-        <w:rPr>
-          <w:rFonts w:ascii="Times New Roman" w:eastAsia="Times New Roman" w:hAnsi="Times New Roman" w:cs="Times New Roman"/>
-          <w:kern w:val="0"/>
-          <w14:ligatures w14:val="none"/>
-        </w:rPr>
-      </w:pPr>
-      <w:r>
-        <w:rPr>
-          <w:rFonts w:ascii="Times New Roman" w:eastAsia="Times New Roman" w:hAnsi="Times New Roman" w:cs="Times New Roman"/>
-          <w:kern w:val="0"/>
-          <w14:ligatures w14:val="none"/>
-        </w:rPr>
-        <w:t>M = 2000 × 0,88 + 0 + 45 = R$ 1.805,00</w:t>
-      </w:r>
-    </w:p>
-    <w:p>
-      <w:pPr>
-        <w:rPr>
-          <w:rFonts w:ascii="Times New Roman" w:eastAsia="Times New Roman" w:hAnsi="Times New Roman" w:cs="Times New Roman"/>
-          <w:kern w:val="0"/>
-          <w14:ligatures w14:val="none"/>
-        </w:rPr>
-      </w:pPr>
-    </w:p>
-    <w:p>
-      <w:pPr>
-        <w:rPr>
-          <w:rFonts w:ascii="Times New Roman" w:eastAsia="Times New Roman" w:hAnsi="Times New Roman" w:cs="Times New Roman"/>
-          <w:b/>
-          <w:bCs/>
-          <w:kern w:val="0"/>
-          <w14:ligatures w14:val="none"/>
-        </w:rPr>
-      </w:pPr>
-    </w:p>
-    <w:p>
-      <w:pPr>
-        <w:rPr>
-          <w:rFonts w:ascii="Times New Roman" w:eastAsia="Times New Roman" w:hAnsi="Times New Roman" w:cs="Times New Roman"/>
-          <w:b/>
-          <w:bCs/>
-          <w:kern w:val="0"/>
-          <w14:ligatures w14:val="none"/>
-        </w:rPr>
-      </w:pPr>
-    </w:p>
-    <w:p>
-      <w:pPr>
-        <w:rPr>
-          <w:rFonts w:ascii="Times New Roman" w:eastAsia="Times New Roman" w:hAnsi="Times New Roman" w:cs="Times New Roman"/>
-          <w:b/>
-          <w:bCs/>
-          <w:kern w:val="0"/>
-          <w14:ligatures w14:val="none"/>
-        </w:rPr>
-      </w:pPr>
-    </w:p>
-    <w:p>
-      <w:pPr>
-        <w:rPr>
-          <w:rFonts w:ascii="Times New Roman" w:eastAsia="Times New Roman" w:hAnsi="Times New Roman" w:cs="Times New Roman"/>
-          <w:b/>
-          <w:bCs/>
-          <w:kern w:val="0"/>
-          <w14:ligatures w14:val="none"/>
-        </w:rPr>
-      </w:pPr>
-    </w:p>
-    <w:p>
-      <w:pPr>
-        <w:rPr>
-          <w:rFonts w:ascii="Times New Roman" w:eastAsia="Times New Roman" w:hAnsi="Times New Roman" w:cs="Times New Roman"/>
-          <w:b/>
-          <w:bCs/>
-          <w:kern w:val="0"/>
-          <w14:ligatures w14:val="none"/>
-        </w:rPr>
-      </w:pPr>
-    </w:p>
-    <w:p>
-      <w:pPr>
-        <w:rPr>
-          <w:rFonts w:ascii="Times New Roman" w:eastAsia="Times New Roman" w:hAnsi="Times New Roman" w:cs="Times New Roman"/>
-          <w:b/>
-          <w:bCs/>
-          <w:kern w:val="0"/>
-          <w14:ligatures w14:val="none"/>
-        </w:rPr>
-      </w:pPr>
-      <w:r>
-        <w:rPr>
-          <w:rFonts w:ascii="Times New Roman" w:eastAsia="Times New Roman" w:hAnsi="Times New Roman" w:cs="Times New Roman"/>
-          <w:b/>
-          <w:bCs/>
-          <w:kern w:val="0"/>
-          <w14:ligatures w14:val="none"/>
-        </w:rPr>
-        <w:lastRenderedPageBreak/>
-        <w:t>6. DISPOSIÇÕES FINAIS</w:t>
-      </w:r>
-    </w:p>
-    <w:p>
-      <w:pPr>
+      </w:pPr>
+      <w:r>
+        <w:rPr>
+          <w:rFonts w:ascii="Times New Roman" w:eastAsia="Times New Roman" w:hAnsi="Times New Roman" w:cs="Times New Roman"/>
+          <w:kern w:val="0"/>
+          <w14:ligatures w14:val="none"/>
+        </w:rPr>
+        <w:t xml:space="preserve">6.1. </w:t>
+      </w:r>
+      <w:r>
         <w:rPr>
           <w:rFonts w:ascii="Times New Roman" w:hAnsi="Times New Roman" w:cs="Times New Roman"/>
           <w:shd w:val="clear" w:color="auto" w:fill="FAFAFA"/>
         </w:rPr>
-      </w:pPr>
-      <w:r>
-        <w:rPr>
-          <w:rFonts w:ascii="Times New Roman" w:eastAsia="Times New Roman" w:hAnsi="Times New Roman" w:cs="Times New Roman"/>
-          <w:kern w:val="0"/>
-          <w14:ligatures w14:val="none"/>
-        </w:rPr>
-        <w:t xml:space="preserve">6.1. </w:t>
+        <w:t xml:space="preserve">A energia </w:t>
       </w:r>
       <w:r>
         <w:rPr>
           <w:rFonts w:ascii="Times New Roman" w:hAnsi="Times New Roman" w:cs="Times New Roman"/>
           <w:shd w:val="clear" w:color="auto" w:fill="FAFAFA"/>
         </w:rPr>
-        <w:t>A energia contratada é estimada com base em dados históricos e técnicos médios. A geração efetiva do sistema está sujeita a variações sazonais, climáticas, técnicas e estruturais, não configurando garantia de produção mínima.</w:t>
-      </w:r>
-    </w:p>
-    <w:p>
-      <w:pPr>
-        <w:rPr>
-          <w:rFonts w:ascii="Times New Roman" w:eastAsia="Times New Roman" w:hAnsi="Times New Roman" w:cs="Times New Roman"/>
-          <w:kern w:val="0"/>
-          <w14:ligatures w14:val="none"/>
-        </w:rPr>
-      </w:pPr>
-      <w:r>
-        <w:rPr>
-          <w:rFonts w:ascii="Times New Roman" w:eastAsia="Times New Roman" w:hAnsi="Times New Roman" w:cs="Times New Roman"/>
-          <w:kern w:val="0"/>
-          <w14:ligatures w14:val="none"/>
-        </w:rPr>
-        <w:t>6.2. O início da cobrança da mensalidade ocorrerá nos termos da Cláusula 5 do contrato principal, após a assinatura do Termo de Aceite Técnico (Anexo VII).</w:t>
-      </w:r>
-    </w:p>
-    <w:p>
-      <w:pPr>
+        <w:t>SOLARINVEST</w:t>
+      </w:r>
+      <w:r>
         <w:rPr>
           <w:rFonts w:ascii="Times New Roman" w:hAnsi="Times New Roman" w:cs="Times New Roman"/>
           <w:shd w:val="clear" w:color="auto" w:fill="FAFAFA"/>
         </w:rPr>
-      </w:pPr>
-      <w:r>
-        <w:rPr>
-          <w:rFonts w:ascii="Times New Roman" w:eastAsia="Times New Roman" w:hAnsi="Times New Roman" w:cs="Times New Roman"/>
-          <w:kern w:val="0"/>
-          <w14:ligatures w14:val="none"/>
-        </w:rPr>
+        <w:t xml:space="preserve"> é estimada com base em dados históricos e técnicos médios. A geração efetiva do sistema está sujeita a variações sazonais, climáticas, técnicas e estruturais, não configurando garantia de produção mínima.</w:t>
+      </w:r>
+    </w:p>
+    <w:p>
+      <w:pPr>
+        <w:pStyle w:val="p1"/>
+      </w:pPr>
+      <w:r>
+        <w:t xml:space="preserve">6.2. </w:t>
+      </w:r>
+      <w:r>
+        <w:t>O início da cobrança da mensalidade observará os critérios estabelecidos na CLÁUSULA 13 – INÍCIO DA COBRANÇA do contrato principal, ocorrendo após a ocorrência cumulativa da homologação do sistema pela distribuidora de energia elétrica, do início da efetiva injeção de energia na rede e da conclusão do primeiro ciclo completo de medição da distribuidora, independentemente da quantidade exata de dias decorridos.</w:t>
+      </w:r>
+    </w:p>
+    <w:p>
+      <w:pPr>
+        <w:pStyle w:val="p1"/>
+      </w:pPr>
+      <w:r>
+        <w:t>6.2.1. Na hipótese de atraso no início da operação do sistema por fato imputável ao CONTRATANTE, devidamente comprovado por registro técnico, operacional ou documental, incluindo, mas não se limitando, à ausência de acesso ao imóvel, pendências cadastrais, documentais, estruturais ou quaisquer outras condições sob sua responsabilidade, a SOLARINVEST poderá iniciar a cobrança da mensalidade após 30 (trinta) dias da conclusão da instalação física do sistema, independentemente da ocorrência dos eventos previstos no item 6.2, não caracterizando tal antecipação descumprimento contratual ou cobrança indevida.</w:t>
+      </w:r>
+    </w:p>
+    <w:p>
+      <w:pPr>
+        <w:pStyle w:val="p1"/>
+        <w:rPr>
+          <w:shd w:val="clear" w:color="auto" w:fill="FAFAFA"/>
+        </w:rPr>
+      </w:pPr>
+      <w:r>
         <w:t xml:space="preserve">6.3. </w:t>
       </w:r>
       <w:r>
         <w:rPr>
-          <w:rFonts w:ascii="Times New Roman" w:hAnsi="Times New Roman" w:cs="Times New Roman"/>
           <w:shd w:val="clear" w:color="auto" w:fill="FAFAFA"/>
         </w:rPr>
         <w:t>Em caso de conflito de interpretação entre este Anexo e o contrato principal, prevalecerão as disposições do contrato principal, ressalvadas as disposições específicas deste anexo que o contrato principal expressamente delegue.</w:t>
@@ -1384,36 +1454,35 @@
           <w:kern w:val="0"/>
           <w14:ligatures w14:val="none"/>
         </w:rPr>
-        <w:t xml:space="preserve">Assinatura da CONTRATADA: ____________________________  </w:t>
+        <w:t xml:space="preserve">Assinatura da </w:t>
+      </w:r>
+      <w:r>
+        <w:rPr>
+          <w:rFonts w:ascii="Times New Roman" w:eastAsia="Times New Roman" w:hAnsi="Times New Roman" w:cs="Times New Roman"/>
+          <w:kern w:val="0"/>
+          <w14:ligatures w14:val="none"/>
+        </w:rPr>
+        <w:t>SOLARINVEST</w:t>
+      </w:r>
+      <w:r>
+        <w:rPr>
+          <w:rFonts w:ascii="Times New Roman" w:eastAsia="Times New Roman" w:hAnsi="Times New Roman" w:cs="Times New Roman"/>
+          <w:kern w:val="0"/>
+          <w14:ligatures w14:val="none"/>
+        </w:rPr>
+        <w:t xml:space="preserve">: ____________________________  </w:t>
       </w:r>
     </w:p>
     <w:p>
       <w:pPr>
         <w:pStyle w:val="p1"/>
         <w:spacing w:line="276" w:lineRule="auto"/>
-        <w:rPr>
-          <w:b/>
-          <w:bCs/>
-        </w:rPr>
-      </w:pPr>
-      <w:r>
-        <w:rPr>
-          <w:b/>
-          <w:bCs/>
-        </w:rPr>
-        <w:t>LEANDRO LIMA RIBEIRO FRANCA</w:t>
-      </w:r>
-      <w:r>
-        <w:rPr>
-          <w:b/>
-          <w:bCs/>
-        </w:rPr>
-        <w:t>/</w:t>
-      </w:r>
-      <w:r>
-        <w:rPr>
-          <w:b/>
-          <w:bCs/>
+      </w:pPr>
+      <w:r>
+        <w:t>LEANDRO LIMA RIBEIRO FRANCA/</w:t>
+      </w:r>
+      <w:r>
+        <w:rPr>
           <w:color w:val="000000"/>
         </w:rPr>
         <w:t>60.434.015/0001-90</w:t>
@@ -1741,7 +1810,7 @@
       <w:rPr>
         <w:noProof/>
       </w:rPr>
-      <w:pict w14:anchorId="064ABFBC">
+      <w:pict w14:anchorId="513E9BF7">
         <v:shapetype id="_x0000_t75" coordsize="21600,21600" o:spt="75" o:preferrelative="t" path="m@4@5l@4@11@9@11@9@5xe" filled="f" stroked="f">
           <v:stroke joinstyle="miter"/>
           <v:formulas>
@@ -1898,7 +1967,7 @@
       <w:rPr>
         <w:noProof/>
       </w:rPr>
-      <w:pict w14:anchorId="24B8868F">
+      <w:pict w14:anchorId="29E6C99F">
         <v:shapetype id="_x0000_t75" coordsize="21600,21600" o:spt="75" o:preferrelative="t" path="m@4@5l@4@11@9@11@9@5xe" filled="f" stroked="f">
           <v:stroke joinstyle="miter"/>
           <v:formulas>
@@ -1938,7 +2007,7 @@
       <w:rPr>
         <w:noProof/>
       </w:rPr>
-      <w:pict w14:anchorId="42B80B26">
+      <w:pict w14:anchorId="06803A08">
         <v:shapetype id="_x0000_t75" coordsize="21600,21600" o:spt="75" o:preferrelative="t" path="m@4@5l@4@11@9@11@9@5xe" filled="f" stroked="f">
           <v:stroke joinstyle="miter"/>
           <v:formulas>

--- a/public/templates/contratos/leasing/anexos/ANEXO III - Regras de Cálculo da Mensalidade (todos).docx
+++ b/public/templates/contratos/leasing/anexos/ANEXO III - Regras de Cálculo da Mensalidade (todos).docx
@@ -1342,7 +1342,19 @@
         <w:pStyle w:val="p1"/>
       </w:pPr>
       <w:r>
-        <w:t>6.2.1. Na hipótese de atraso no início da operação do sistema por fato imputável ao CONTRATANTE, devidamente comprovado por registro técnico, operacional ou documental, incluindo, mas não se limitando, à ausência de acesso ao imóvel, pendências cadastrais, documentais, estruturais ou quaisquer outras condições sob sua responsabilidade, a SOLARINVEST poderá iniciar a cobrança da mensalidade após 30 (trinta) dias da conclusão da instalação física do sistema, independentemente da ocorrência dos eventos previstos no item 6.2, não caracterizando tal antecipação descumprimento contratual ou cobrança indevida.</w:t>
+        <w:t xml:space="preserve">6.2.1. Na hipótese de atraso no início da operação do sistema por fato imputável ao CONTRATANTE, devidamente comprovado por registro técnico, operacional ou documental, incluindo, mas não se limitando, à ausência de acesso ao imóvel, pendências cadastrais, documentais, estruturais ou quaisquer outras condições sob sua responsabilidade, a SOLARINVEST poderá iniciar a cobrança da mensalidade após </w:t>
+      </w:r>
+      <w:r>
+        <w:t>45</w:t>
+      </w:r>
+      <w:r>
+        <w:t xml:space="preserve"> (</w:t>
+      </w:r>
+      <w:r>
+        <w:t>quarenta e cinco</w:t>
+      </w:r>
+      <w:r>
+        <w:t>) dias da conclusão da instalação física do sistema, independentemente da ocorrência dos eventos previstos no item 6.2, não caracterizando tal antecipação descumprimento contratual ou cobrança indevida.</w:t>
       </w:r>
     </w:p>
     <w:p>
@@ -1810,7 +1822,7 @@
       <w:rPr>
         <w:noProof/>
       </w:rPr>
-      <w:pict w14:anchorId="513E9BF7">
+      <w:pict w14:anchorId="5019730B">
         <v:shapetype id="_x0000_t75" coordsize="21600,21600" o:spt="75" o:preferrelative="t" path="m@4@5l@4@11@9@11@9@5xe" filled="f" stroked="f">
           <v:stroke joinstyle="miter"/>
           <v:formulas>
@@ -1967,7 +1979,7 @@
       <w:rPr>
         <w:noProof/>
       </w:rPr>
-      <w:pict w14:anchorId="29E6C99F">
+      <w:pict w14:anchorId="3F925A8A">
         <v:shapetype id="_x0000_t75" coordsize="21600,21600" o:spt="75" o:preferrelative="t" path="m@4@5l@4@11@9@11@9@5xe" filled="f" stroked="f">
           <v:stroke joinstyle="miter"/>
           <v:formulas>
@@ -2007,7 +2019,7 @@
       <w:rPr>
         <w:noProof/>
       </w:rPr>
-      <w:pict w14:anchorId="06803A08">
+      <w:pict w14:anchorId="74CAF00E">
         <v:shapetype id="_x0000_t75" coordsize="21600,21600" o:spt="75" o:preferrelative="t" path="m@4@5l@4@11@9@11@9@5xe" filled="f" stroked="f">
           <v:stroke joinstyle="miter"/>
           <v:formulas>
